--- a/06-转换电路/03-电平转换/单向电平转换电路/单向电平转换电路.docx
+++ b/06-转换电路/03-电平转换/单向电平转换电路/单向电平转换电路.docx
@@ -2541,6 +2541,20 @@
     </w:p>
     <w:bookmarkEnd w:id="26"/>
     <w:bookmarkEnd w:id="27"/>
+    <w:p>
+      <w:pPr>
+        <w:spacing w:before="360"/>
+        <w:jc w:val="center"/>
+      </w:pPr>
+      <w:r>
+        <w:rPr>
+          <w:rFonts w:ascii="Times New Roman" w:hAnsi="Times New Roman"/>
+          <w:color w:val="555555"/>
+          <w:sz w:val="21"/>
+        </w:rPr>
+        <w:t>材料收集者：杜文杰</w:t>
+      </w:r>
+    </w:p>
     <w:sectPr>
       <w:headerReference r:id="rId9" w:type="default"/>
       <w:footerReference r:id="rId10" w:type="default"/>

--- a/06-转换电路/03-电平转换/单向电平转换电路/单向电平转换电路.docx
+++ b/06-转换电路/03-电平转换/单向电平转换电路/单向电平转换电路.docx
@@ -1,6 +1,6 @@
 
 <file path=word/document.xml><?xml version="1.0" encoding="utf-8"?>
-<w:document xmlns:w="http://schemas.openxmlformats.org/wordprocessingml/2006/main" xmlns:m="http://schemas.openxmlformats.org/officeDocument/2006/math" xmlns:r="http://schemas.openxmlformats.org/officeDocument/2006/relationships" xmlns:o="urn:schemas-microsoft-com:office:office" xmlns:v="urn:schemas-microsoft-com:vml" xmlns:w10="urn:schemas-microsoft-com:office:word" xmlns:a="http://schemas.openxmlformats.org/drawingml/2006/main" xmlns:pic="http://schemas.openxmlformats.org/drawingml/2006/picture" xmlns:wp="http://schemas.openxmlformats.org/drawingml/2006/wordprocessingDrawing">
+<w:document xmlns:m="http://schemas.openxmlformats.org/officeDocument/2006/math" xmlns:r="http://schemas.openxmlformats.org/officeDocument/2006/relationships" xmlns:w="http://schemas.openxmlformats.org/wordprocessingml/2006/main" xmlns:o="urn:schemas-microsoft-com:office:office" xmlns:v="urn:schemas-microsoft-com:vml" xmlns:w10="urn:schemas-microsoft-com:office:word" xmlns:a="http://schemas.openxmlformats.org/drawingml/2006/main" xmlns:pic="http://schemas.openxmlformats.org/drawingml/2006/picture" xmlns:wp="http://schemas.openxmlformats.org/drawingml/2006/wordprocessingDrawing">
   <w:body>
     <w:bookmarkStart w:id="27" w:name="单向电平转换电路"/>
     <w:p>
@@ -9,7 +9,7 @@
       </w:pPr>
       <w:r>
         <w:rPr>
-          <w:rFonts w:hint="eastAsia"/>
+          <w:rFonts w:hint="eastAsia" w:eastAsia="黑体"/>
         </w:rPr>
         <w:t xml:space="preserve">单向电平转换电路</w:t>
       </w:r>
@@ -21,7 +21,7 @@
       </w:pPr>
       <w:r>
         <w:rPr>
-          <w:rFonts w:hint="eastAsia"/>
+          <w:rFonts w:hint="eastAsia" w:eastAsia="黑体"/>
         </w:rPr>
         <w:t xml:space="preserve">拓扑描述</w:t>
       </w:r>
@@ -32,16 +32,19 @@
       </w:pPr>
       <w:r>
         <w:rPr>
-          <w:rFonts w:hint="eastAsia"/>
+          <w:rFonts w:hint="eastAsia" w:eastAsia="黑体"/>
         </w:rPr>
         <w:t xml:space="preserve">由</w:t>
       </w:r>
       <w:r>
+        <w:rPr>
+          <w:rFonts w:eastAsia="黑体"/>
+        </w:rPr>
         <w:t xml:space="preserve"> </w:t>
       </w:r>
       <w:r>
         <w:rPr>
-          <w:rFonts w:hint="eastAsia"/>
+          <w:rFonts w:hint="eastAsia" w:eastAsia="黑体"/>
           <w:b/>
           <w:bCs/>
         </w:rPr>
@@ -49,6 +52,7 @@
       </w:r>
       <w:r>
         <w:rPr>
+          <w:rFonts w:eastAsia="黑体"/>
           <w:b/>
           <w:bCs/>
         </w:rPr>
@@ -56,40 +60,49 @@
       </w:r>
       <w:r>
         <w:rPr>
-          <w:rFonts w:hint="eastAsia"/>
+          <w:rFonts w:hint="eastAsia" w:eastAsia="黑体"/>
         </w:rPr>
         <w:t xml:space="preserve">（N</w:t>
       </w:r>
       <w:r>
+        <w:rPr>
+          <w:rFonts w:eastAsia="黑体"/>
+        </w:rPr>
         <w:t xml:space="preserve"> </w:t>
       </w:r>
       <w:r>
         <w:rPr>
-          <w:rFonts w:hint="eastAsia"/>
+          <w:rFonts w:hint="eastAsia" w:eastAsia="黑体"/>
         </w:rPr>
         <w:t xml:space="preserve">沟道</w:t>
       </w:r>
       <w:r>
+        <w:rPr>
+          <w:rFonts w:eastAsia="黑体"/>
+        </w:rPr>
         <w:t xml:space="preserve"> MOSFET </w:t>
       </w:r>
       <w:r>
         <w:rPr>
-          <w:rFonts w:hint="eastAsia"/>
+          <w:rFonts w:hint="eastAsia" w:eastAsia="黑体"/>
         </w:rPr>
         <w:t xml:space="preserve">或</w:t>
       </w:r>
       <w:r>
+        <w:rPr>
+          <w:rFonts w:eastAsia="黑体"/>
+        </w:rPr>
         <w:t xml:space="preserve"> NPN </w:t>
       </w:r>
       <w:r>
         <w:rPr>
-          <w:rFonts w:hint="eastAsia"/>
+          <w:rFonts w:hint="eastAsia" w:eastAsia="黑体"/>
         </w:rPr>
         <w:t xml:space="preserve">BJT，低压域供电）、</w:t>
       </w:r>
       <w:r>
         <w:rPr>
-          <w:rFonts w:hint="eastAsia"/>
+          <w:rFonts w:hint="eastAsia" w:eastAsia="黑体"/>
           <w:b/>
           <w:bCs/>
         </w:rPr>
@@ -97,6 +110,7 @@
       </w:r>
       <w:r>
         <w:rPr>
+          <w:rFonts w:eastAsia="黑体"/>
           <w:b/>
           <w:bCs/>
         </w:rPr>
@@ -121,20 +135,26 @@
       </m:oMath>
       <w:r>
         <w:rPr>
-          <w:rFonts w:hint="eastAsia"/>
+          <w:rFonts w:hint="eastAsia" w:eastAsia="黑体"/>
         </w:rPr>
         <w:t xml:space="preserve">（BJT</w:t>
       </w:r>
       <w:r>
+        <w:rPr>
+          <w:rFonts w:eastAsia="黑体"/>
+        </w:rPr>
         <w:t xml:space="preserve"> </w:t>
       </w:r>
       <w:r>
         <w:rPr>
-          <w:rFonts w:hint="eastAsia"/>
+          <w:rFonts w:hint="eastAsia" w:eastAsia="黑体"/>
         </w:rPr>
         <w:t xml:space="preserve">时另加基极限流电阻</w:t>
       </w:r>
       <w:r>
+        <w:rPr>
+          <w:rFonts w:eastAsia="黑体"/>
+        </w:rPr>
         <w:t xml:space="preserve"> </w:t>
       </w:r>
       <m:oMath>
@@ -153,16 +173,19 @@
       </m:oMath>
       <w:r>
         <w:rPr>
-          <w:rFonts w:hint="eastAsia"/>
+          <w:rFonts w:hint="eastAsia" w:eastAsia="黑体"/>
         </w:rPr>
         <w:t xml:space="preserve">）与</w:t>
       </w:r>
       <w:r>
+        <w:rPr>
+          <w:rFonts w:eastAsia="黑体"/>
+        </w:rPr>
         <w:t xml:space="preserve"> </w:t>
       </w:r>
       <w:r>
         <w:rPr>
-          <w:rFonts w:hint="eastAsia"/>
+          <w:rFonts w:hint="eastAsia" w:eastAsia="黑体"/>
           <w:b/>
           <w:bCs/>
         </w:rPr>
@@ -170,6 +193,7 @@
       </w:r>
       <w:r>
         <w:rPr>
+          <w:rFonts w:eastAsia="黑体"/>
           <w:b/>
           <w:bCs/>
         </w:rPr>
@@ -196,26 +220,32 @@
         </m:sSub>
       </m:oMath>
       <w:r>
+        <w:rPr>
+          <w:rFonts w:eastAsia="黑体"/>
+        </w:rPr>
         <w:t xml:space="preserve"> </w:t>
       </w:r>
       <w:r>
         <w:rPr>
-          <w:rFonts w:hint="eastAsia"/>
+          <w:rFonts w:hint="eastAsia" w:eastAsia="黑体"/>
         </w:rPr>
         <w:t xml:space="preserve">组成。电路共有</w:t>
       </w:r>
       <w:r>
+        <w:rPr>
+          <w:rFonts w:eastAsia="黑体"/>
+        </w:rPr>
         <w:t xml:space="preserve"> 5 </w:t>
       </w:r>
       <w:r>
         <w:rPr>
-          <w:rFonts w:hint="eastAsia"/>
+          <w:rFonts w:hint="eastAsia" w:eastAsia="黑体"/>
         </w:rPr>
         <w:t xml:space="preserve">个关键节点：</w:t>
       </w:r>
       <w:r>
         <w:rPr>
-          <w:rFonts w:hint="eastAsia"/>
+          <w:rFonts w:hint="eastAsia" w:eastAsia="黑体"/>
           <w:b/>
           <w:bCs/>
         </w:rPr>
@@ -223,6 +253,7 @@
       </w:r>
       <w:r>
         <w:rPr>
+          <w:rFonts w:eastAsia="黑体"/>
           <w:b/>
           <w:bCs/>
         </w:rPr>
@@ -230,7 +261,7 @@
       </w:r>
       <w:r>
         <w:rPr>
-          <w:rFonts w:hint="eastAsia"/>
+          <w:rFonts w:hint="eastAsia" w:eastAsia="黑体"/>
           <w:b/>
           <w:bCs/>
         </w:rPr>
@@ -238,11 +269,14 @@
       </w:r>
       <w:r>
         <w:rPr>
-          <w:rFonts w:hint="eastAsia"/>
+          <w:rFonts w:hint="eastAsia" w:eastAsia="黑体"/>
         </w:rPr>
         <w:t xml:space="preserve">（低压逻辑输入</w:t>
       </w:r>
       <w:r>
+        <w:rPr>
+          <w:rFonts w:eastAsia="黑体"/>
+        </w:rPr>
         <w:t xml:space="preserve"> </w:t>
       </w:r>
       <m:oMath>
@@ -264,13 +298,13 @@
       </m:oMath>
       <w:r>
         <w:rPr>
-          <w:rFonts w:hint="eastAsia"/>
+          <w:rFonts w:hint="eastAsia" w:eastAsia="黑体"/>
         </w:rPr>
         <w:t xml:space="preserve">）；</w:t>
       </w:r>
       <w:r>
         <w:rPr>
-          <w:rFonts w:hint="eastAsia"/>
+          <w:rFonts w:hint="eastAsia" w:eastAsia="黑体"/>
           <w:b/>
           <w:bCs/>
         </w:rPr>
@@ -278,6 +312,7 @@
       </w:r>
       <w:r>
         <w:rPr>
+          <w:rFonts w:eastAsia="黑体"/>
           <w:b/>
           <w:bCs/>
         </w:rPr>
@@ -285,7 +320,7 @@
       </w:r>
       <w:r>
         <w:rPr>
-          <w:rFonts w:hint="eastAsia"/>
+          <w:rFonts w:hint="eastAsia" w:eastAsia="黑体"/>
           <w:b/>
           <w:bCs/>
         </w:rPr>
@@ -293,38 +328,50 @@
       </w:r>
       <w:r>
         <w:rPr>
-          <w:rFonts w:hint="eastAsia"/>
+          <w:rFonts w:hint="eastAsia" w:eastAsia="黑体"/>
         </w:rPr>
         <w:t xml:space="preserve">（开关管的栅极</w:t>
       </w:r>
       <w:r>
+        <w:rPr>
+          <w:rFonts w:eastAsia="黑体"/>
+        </w:rPr>
         <w:t xml:space="preserve"> G </w:t>
       </w:r>
       <w:r>
         <w:rPr>
-          <w:rFonts w:hint="eastAsia"/>
+          <w:rFonts w:hint="eastAsia" w:eastAsia="黑体"/>
         </w:rPr>
         <w:t xml:space="preserve">或基极</w:t>
       </w:r>
       <w:r>
+        <w:rPr>
+          <w:rFonts w:eastAsia="黑体"/>
+        </w:rPr>
         <w:t xml:space="preserve"> </w:t>
       </w:r>
       <w:r>
         <w:rPr>
-          <w:rFonts w:hint="eastAsia"/>
+          <w:rFonts w:hint="eastAsia" w:eastAsia="黑体"/>
         </w:rPr>
         <w:t xml:space="preserve">B，BJT</w:t>
       </w:r>
       <w:r>
+        <w:rPr>
+          <w:rFonts w:eastAsia="黑体"/>
+        </w:rPr>
         <w:t xml:space="preserve"> </w:t>
       </w:r>
       <w:r>
         <w:rPr>
-          <w:rFonts w:hint="eastAsia"/>
+          <w:rFonts w:hint="eastAsia" w:eastAsia="黑体"/>
         </w:rPr>
         <w:t xml:space="preserve">时经</w:t>
       </w:r>
       <w:r>
+        <w:rPr>
+          <w:rFonts w:eastAsia="黑体"/>
+        </w:rPr>
         <w:t xml:space="preserve"> </w:t>
       </w:r>
       <m:oMath>
@@ -342,17 +389,20 @@
         </m:sSub>
       </m:oMath>
       <w:r>
+        <w:rPr>
+          <w:rFonts w:eastAsia="黑体"/>
+        </w:rPr>
         <w:t xml:space="preserve"> </w:t>
       </w:r>
       <w:r>
         <w:rPr>
-          <w:rFonts w:hint="eastAsia"/>
+          <w:rFonts w:hint="eastAsia" w:eastAsia="黑体"/>
         </w:rPr>
         <w:t xml:space="preserve">接节点①）；</w:t>
       </w:r>
       <w:r>
         <w:rPr>
-          <w:rFonts w:hint="eastAsia"/>
+          <w:rFonts w:hint="eastAsia" w:eastAsia="黑体"/>
           <w:b/>
           <w:bCs/>
         </w:rPr>
@@ -360,6 +410,7 @@
       </w:r>
       <w:r>
         <w:rPr>
+          <w:rFonts w:eastAsia="黑体"/>
           <w:b/>
           <w:bCs/>
         </w:rPr>
@@ -367,7 +418,7 @@
       </w:r>
       <w:r>
         <w:rPr>
-          <w:rFonts w:hint="eastAsia"/>
+          <w:rFonts w:hint="eastAsia" w:eastAsia="黑体"/>
           <w:b/>
           <w:bCs/>
         </w:rPr>
@@ -375,7 +426,7 @@
       </w:r>
       <w:r>
         <w:rPr>
-          <w:rFonts w:hint="eastAsia"/>
+          <w:rFonts w:hint="eastAsia" w:eastAsia="黑体"/>
         </w:rPr>
         <w:t xml:space="preserve">（</w:t>
       </w:r>
@@ -401,11 +452,14 @@
       </m:oMath>
       <w:r>
         <w:rPr>
-          <w:rFonts w:hint="eastAsia"/>
+          <w:rFonts w:hint="eastAsia" w:eastAsia="黑体"/>
         </w:rPr>
         <w:t xml:space="preserve">，接</w:t>
       </w:r>
       <w:r>
+        <w:rPr>
+          <w:rFonts w:eastAsia="黑体"/>
+        </w:rPr>
         <w:t xml:space="preserve"> </w:t>
       </w:r>
       <m:oMath>
@@ -426,17 +480,20 @@
         </m:sSub>
       </m:oMath>
       <w:r>
+        <w:rPr>
+          <w:rFonts w:eastAsia="黑体"/>
+        </w:rPr>
         <w:t xml:space="preserve"> </w:t>
       </w:r>
       <w:r>
         <w:rPr>
-          <w:rFonts w:hint="eastAsia"/>
+          <w:rFonts w:hint="eastAsia" w:eastAsia="黑体"/>
         </w:rPr>
         <w:t xml:space="preserve">上端）；</w:t>
       </w:r>
       <w:r>
         <w:rPr>
-          <w:rFonts w:hint="eastAsia"/>
+          <w:rFonts w:hint="eastAsia" w:eastAsia="黑体"/>
           <w:b/>
           <w:bCs/>
         </w:rPr>
@@ -444,6 +501,7 @@
       </w:r>
       <w:r>
         <w:rPr>
+          <w:rFonts w:eastAsia="黑体"/>
           <w:b/>
           <w:bCs/>
         </w:rPr>
@@ -451,7 +509,7 @@
       </w:r>
       <w:r>
         <w:rPr>
-          <w:rFonts w:hint="eastAsia"/>
+          <w:rFonts w:hint="eastAsia" w:eastAsia="黑体"/>
           <w:b/>
           <w:bCs/>
         </w:rPr>
@@ -459,7 +517,7 @@
       </w:r>
       <w:r>
         <w:rPr>
-          <w:rFonts w:hint="eastAsia"/>
+          <w:rFonts w:hint="eastAsia" w:eastAsia="黑体"/>
         </w:rPr>
         <w:t xml:space="preserve">（</w:t>
       </w:r>
@@ -485,7 +543,7 @@
       </m:oMath>
       <w:r>
         <w:rPr>
-          <w:rFonts w:hint="eastAsia"/>
+          <w:rFonts w:hint="eastAsia" w:eastAsia="黑体"/>
         </w:rPr>
         <w:t xml:space="preserve">，</w:t>
       </w:r>
@@ -507,35 +565,44 @@
         </m:sSub>
       </m:oMath>
       <w:r>
+        <w:rPr>
+          <w:rFonts w:eastAsia="黑体"/>
+        </w:rPr>
         <w:t xml:space="preserve"> </w:t>
       </w:r>
       <w:r>
         <w:rPr>
-          <w:rFonts w:hint="eastAsia"/>
+          <w:rFonts w:hint="eastAsia" w:eastAsia="黑体"/>
         </w:rPr>
         <w:t xml:space="preserve">下端与开关管漏极</w:t>
       </w:r>
       <w:r>
+        <w:rPr>
+          <w:rFonts w:eastAsia="黑体"/>
+        </w:rPr>
         <w:t xml:space="preserve"> D </w:t>
       </w:r>
       <w:r>
         <w:rPr>
-          <w:rFonts w:hint="eastAsia"/>
+          <w:rFonts w:hint="eastAsia" w:eastAsia="黑体"/>
         </w:rPr>
         <w:t xml:space="preserve">或集电极</w:t>
       </w:r>
       <w:r>
+        <w:rPr>
+          <w:rFonts w:eastAsia="黑体"/>
+        </w:rPr>
         <w:t xml:space="preserve"> C </w:t>
       </w:r>
       <w:r>
         <w:rPr>
-          <w:rFonts w:hint="eastAsia"/>
+          <w:rFonts w:hint="eastAsia" w:eastAsia="黑体"/>
         </w:rPr>
         <w:t xml:space="preserve">相连）；</w:t>
       </w:r>
       <w:r>
         <w:rPr>
-          <w:rFonts w:hint="eastAsia"/>
+          <w:rFonts w:hint="eastAsia" w:eastAsia="黑体"/>
           <w:b/>
           <w:bCs/>
         </w:rPr>
@@ -543,6 +610,7 @@
       </w:r>
       <w:r>
         <w:rPr>
+          <w:rFonts w:eastAsia="黑体"/>
           <w:b/>
           <w:bCs/>
         </w:rPr>
@@ -550,7 +618,7 @@
       </w:r>
       <w:r>
         <w:rPr>
-          <w:rFonts w:hint="eastAsia"/>
+          <w:rFonts w:hint="eastAsia" w:eastAsia="黑体"/>
           <w:b/>
           <w:bCs/>
         </w:rPr>
@@ -558,25 +626,31 @@
       </w:r>
       <w:r>
         <w:rPr>
-          <w:rFonts w:hint="eastAsia"/>
+          <w:rFonts w:hint="eastAsia" w:eastAsia="黑体"/>
         </w:rPr>
         <w:t xml:space="preserve">（GND，接开关管源极</w:t>
       </w:r>
       <w:r>
+        <w:rPr>
+          <w:rFonts w:eastAsia="黑体"/>
+        </w:rPr>
         <w:t xml:space="preserve"> S </w:t>
       </w:r>
       <w:r>
         <w:rPr>
-          <w:rFonts w:hint="eastAsia"/>
+          <w:rFonts w:hint="eastAsia" w:eastAsia="黑体"/>
         </w:rPr>
         <w:t xml:space="preserve">或发射极</w:t>
       </w:r>
       <w:r>
+        <w:rPr>
+          <w:rFonts w:eastAsia="黑体"/>
+        </w:rPr>
         <w:t xml:space="preserve"> </w:t>
       </w:r>
       <w:r>
         <w:rPr>
-          <w:rFonts w:hint="eastAsia"/>
+          <w:rFonts w:hint="eastAsia" w:eastAsia="黑体"/>
         </w:rPr>
         <w:t xml:space="preserve">E）。</w:t>
       </w:r>
@@ -585,36 +659,46 @@
       <w:pPr/>
       <w:r>
         <w:rPr>
-          <w:rFonts w:hint="eastAsia"/>
+          <w:rFonts w:hint="eastAsia" w:eastAsia="黑体"/>
         </w:rPr>
         <w:t xml:space="preserve">各管脚连接：</w:t>
       </w:r>
       <w:r>
         <w:rPr>
+          <w:rFonts w:eastAsia="黑体"/>
           <w:b/>
           <w:bCs/>
         </w:rPr>
         <w:t xml:space="preserve">M1</w:t>
       </w:r>
       <w:r>
+        <w:rPr>
+          <w:rFonts w:eastAsia="黑体"/>
+        </w:rPr>
         <w:t xml:space="preserve"> </w:t>
       </w:r>
       <w:r>
         <w:rPr>
-          <w:rFonts w:hint="eastAsia"/>
+          <w:rFonts w:hint="eastAsia" w:eastAsia="黑体"/>
         </w:rPr>
         <w:t xml:space="preserve">的栅极</w:t>
       </w:r>
       <w:r>
+        <w:rPr>
+          <w:rFonts w:eastAsia="黑体"/>
+        </w:rPr>
         <w:t xml:space="preserve"> </w:t>
       </w:r>
       <w:r>
         <w:rPr>
-          <w:rFonts w:hint="eastAsia"/>
+          <w:rFonts w:hint="eastAsia" w:eastAsia="黑体"/>
         </w:rPr>
         <w:t xml:space="preserve">G（或经</w:t>
       </w:r>
       <w:r>
+        <w:rPr>
+          <w:rFonts w:eastAsia="黑体"/>
+        </w:rPr>
         <w:t xml:space="preserve"> </w:t>
       </w:r>
       <m:oMath>
@@ -632,56 +716,74 @@
         </m:sSub>
       </m:oMath>
       <w:r>
+        <w:rPr>
+          <w:rFonts w:eastAsia="黑体"/>
+        </w:rPr>
         <w:t xml:space="preserve"> </w:t>
       </w:r>
       <w:r>
         <w:rPr>
-          <w:rFonts w:hint="eastAsia"/>
+          <w:rFonts w:hint="eastAsia" w:eastAsia="黑体"/>
         </w:rPr>
         <w:t xml:space="preserve">的基极</w:t>
       </w:r>
       <w:r>
+        <w:rPr>
+          <w:rFonts w:eastAsia="黑体"/>
+        </w:rPr>
         <w:t xml:space="preserve"> </w:t>
       </w:r>
       <w:r>
         <w:rPr>
-          <w:rFonts w:hint="eastAsia"/>
+          <w:rFonts w:hint="eastAsia" w:eastAsia="黑体"/>
         </w:rPr>
         <w:t xml:space="preserve">B）接节点②、漏极</w:t>
       </w:r>
       <w:r>
+        <w:rPr>
+          <w:rFonts w:eastAsia="黑体"/>
+        </w:rPr>
         <w:t xml:space="preserve"> </w:t>
       </w:r>
       <w:r>
         <w:rPr>
-          <w:rFonts w:hint="eastAsia"/>
+          <w:rFonts w:hint="eastAsia" w:eastAsia="黑体"/>
         </w:rPr>
         <w:t xml:space="preserve">D（或集电极</w:t>
       </w:r>
       <w:r>
+        <w:rPr>
+          <w:rFonts w:eastAsia="黑体"/>
+        </w:rPr>
         <w:t xml:space="preserve"> </w:t>
       </w:r>
       <w:r>
         <w:rPr>
-          <w:rFonts w:hint="eastAsia"/>
+          <w:rFonts w:hint="eastAsia" w:eastAsia="黑体"/>
         </w:rPr>
         <w:t xml:space="preserve">C）接节点④、源极</w:t>
       </w:r>
       <w:r>
+        <w:rPr>
+          <w:rFonts w:eastAsia="黑体"/>
+        </w:rPr>
         <w:t xml:space="preserve"> </w:t>
       </w:r>
       <w:r>
         <w:rPr>
-          <w:rFonts w:hint="eastAsia"/>
+          <w:rFonts w:hint="eastAsia" w:eastAsia="黑体"/>
         </w:rPr>
         <w:t xml:space="preserve">S（或发射极</w:t>
       </w:r>
       <w:r>
+        <w:rPr>
+          <w:rFonts w:eastAsia="黑体"/>
+        </w:rPr>
         <w:t xml:space="preserve"> </w:t>
       </w:r>
       <w:r>
         <w:rPr>
-          <w:rFonts w:hint="eastAsia"/>
+          <w:rFonts w:hint="eastAsia" w:eastAsia="黑体"/>
         </w:rPr>
         <w:t xml:space="preserve">E）接节点⑤（GND）；</w:t>
       </w:r>
@@ -703,11 +805,14 @@
         </m:sSub>
       </m:oMath>
       <w:r>
+        <w:rPr>
+          <w:rFonts w:eastAsia="黑体"/>
+        </w:rPr>
         <w:t xml:space="preserve"> </w:t>
       </w:r>
       <w:r>
         <w:rPr>
-          <w:rFonts w:hint="eastAsia"/>
+          <w:rFonts w:hint="eastAsia" w:eastAsia="黑体"/>
         </w:rPr>
         <w:t xml:space="preserve">一端接节点③（</w:t>
       </w:r>
@@ -733,20 +838,26 @@
       </m:oMath>
       <w:r>
         <w:rPr>
-          <w:rFonts w:hint="eastAsia"/>
+          <w:rFonts w:hint="eastAsia" w:eastAsia="黑体"/>
         </w:rPr>
         <w:t xml:space="preserve">）、另一端接节点④；BJT</w:t>
       </w:r>
       <w:r>
+        <w:rPr>
+          <w:rFonts w:eastAsia="黑体"/>
+        </w:rPr>
         <w:t xml:space="preserve"> </w:t>
       </w:r>
       <w:r>
         <w:rPr>
-          <w:rFonts w:hint="eastAsia"/>
+          <w:rFonts w:hint="eastAsia" w:eastAsia="黑体"/>
         </w:rPr>
         <w:t xml:space="preserve">时</w:t>
       </w:r>
       <w:r>
+        <w:rPr>
+          <w:rFonts w:eastAsia="黑体"/>
+        </w:rPr>
         <w:t xml:space="preserve"> </w:t>
       </w:r>
       <m:oMath>
@@ -764,11 +875,14 @@
         </m:sSub>
       </m:oMath>
       <w:r>
+        <w:rPr>
+          <w:rFonts w:eastAsia="黑体"/>
+        </w:rPr>
         <w:t xml:space="preserve"> </w:t>
       </w:r>
       <w:r>
         <w:rPr>
-          <w:rFonts w:hint="eastAsia"/>
+          <w:rFonts w:hint="eastAsia" w:eastAsia="黑体"/>
         </w:rPr>
         <w:t xml:space="preserve">一端接节点①（</w:t>
       </w:r>
@@ -791,7 +905,7 @@
       </m:oMath>
       <w:r>
         <w:rPr>
-          <w:rFonts w:hint="eastAsia"/>
+          <w:rFonts w:hint="eastAsia" w:eastAsia="黑体"/>
         </w:rPr>
         <w:t xml:space="preserve">）、另一端接节点②（基极）。</w:t>
       </w:r>
@@ -800,7 +914,7 @@
       <w:pPr/>
       <w:r>
         <w:rPr>
-          <w:rFonts w:hint="eastAsia"/>
+          <w:rFonts w:hint="eastAsia" w:eastAsia="黑体"/>
         </w:rPr>
         <w:t xml:space="preserve">由此构成”低压输入驱动开关管导通/截止、输出经高压侧上拉电阻在高压电源与地之间翻转”的单向（反相）电平转换组态，信号只沿单一方向传递、方向固定，不支持反向。</w:t>
       </w:r>
@@ -813,7 +927,7 @@
       </w:pPr>
       <w:r>
         <w:rPr>
-          <w:rFonts w:hint="eastAsia"/>
+          <w:rFonts w:hint="eastAsia" w:eastAsia="黑体"/>
         </w:rPr>
         <w:t xml:space="preserve">工作原理</w:t>
       </w:r>
@@ -824,7 +938,7 @@
       </w:pPr>
       <w:r>
         <w:rPr>
-          <w:rFonts w:hint="eastAsia"/>
+          <w:rFonts w:hint="eastAsia" w:eastAsia="黑体"/>
         </w:rPr>
         <w:t xml:space="preserve">低压输入驱动开关管导通/截止，输出端经高压侧上拉电阻在高压电源与地之间翻转，从而把低压逻辑摆幅”放大”为高压逻辑摆幅；信号只沿单一方向传递，不支持反向。</w:t>
       </w:r>
@@ -837,7 +951,7 @@
       </w:pPr>
       <w:r>
         <w:rPr>
-          <w:rFonts w:hint="eastAsia"/>
+          <w:rFonts w:hint="eastAsia" w:eastAsia="黑体"/>
         </w:rPr>
         <w:t xml:space="preserve">关键计算公式</w:t>
       </w:r>
@@ -851,7 +965,7 @@
       </w:pPr>
       <w:r>
         <w:rPr>
-          <w:rFonts w:hint="eastAsia"/>
+          <w:rFonts w:hint="eastAsia" w:eastAsia="黑体"/>
         </w:rPr>
         <w:t xml:space="preserve">输出电压高/低电平（反相型）：</w:t>
       </w:r>
@@ -998,7 +1112,7 @@
       </w:pPr>
       <w:r>
         <w:rPr>
-          <w:rFonts w:hint="eastAsia"/>
+          <w:rFonts w:hint="eastAsia" w:eastAsia="黑体"/>
         </w:rPr>
         <w:t xml:space="preserve">上拉电阻选取（兼顾速度与功耗）：</w:t>
       </w:r>
@@ -1148,7 +1262,7 @@
       </w:pPr>
       <w:r>
         <w:rPr>
-          <w:rFonts w:hint="eastAsia"/>
+          <w:rFonts w:hint="eastAsia" w:eastAsia="黑体"/>
         </w:rPr>
         <w:t xml:space="preserve">基极/栅极限流电阻（BJT）：</w:t>
       </w:r>
@@ -1250,7 +1364,7 @@
       </w:pPr>
       <w:r>
         <w:rPr>
-          <w:rFonts w:hint="eastAsia"/>
+          <w:rFonts w:hint="eastAsia" w:eastAsia="黑体"/>
         </w:rPr>
         <w:t xml:space="preserve">开关管饱和条件（BJT）：</w:t>
       </w:r>
@@ -1341,7 +1455,7 @@
             </w:pPr>
             <w:r>
               <w:rPr>
-                <w:rFonts w:hint="eastAsia"/>
+                <w:rFonts w:hint="eastAsia" w:eastAsia="黑体"/>
               </w:rPr>
               <w:t xml:space="preserve">符号</w:t>
             </w:r>
@@ -1355,7 +1469,7 @@
             </w:pPr>
             <w:r>
               <w:rPr>
-                <w:rFonts w:hint="eastAsia"/>
+                <w:rFonts w:hint="eastAsia" w:eastAsia="黑体"/>
               </w:rPr>
               <w:t xml:space="preserve">含义</w:t>
             </w:r>
@@ -1369,7 +1483,7 @@
             </w:pPr>
             <w:r>
               <w:rPr>
-                <w:rFonts w:hint="eastAsia"/>
+                <w:rFonts w:hint="eastAsia" w:eastAsia="黑体"/>
               </w:rPr>
               <w:t xml:space="preserve">单位</w:t>
             </w:r>
@@ -1404,6 +1518,9 @@
               </m:sSub>
             </m:oMath>
             <w:r>
+              <w:rPr>
+                <w:rFonts w:eastAsia="黑体"/>
+              </w:rPr>
               <w:t xml:space="preserve">​</w:t>
             </w:r>
           </w:p>
@@ -1416,7 +1533,7 @@
             </w:pPr>
             <w:r>
               <w:rPr>
-                <w:rFonts w:hint="eastAsia"/>
+                <w:rFonts w:hint="eastAsia" w:eastAsia="黑体"/>
               </w:rPr>
               <w:t xml:space="preserve">高压侧电源</w:t>
             </w:r>
@@ -1429,6 +1546,9 @@
               <w:pStyle w:val="Compact"/>
             </w:pPr>
             <w:r>
+              <w:rPr>
+                <w:rFonts w:eastAsia="黑体"/>
+              </w:rPr>
               <w:t xml:space="preserve">V</w:t>
             </w:r>
           </w:p>
@@ -1462,6 +1582,9 @@
               </m:sSub>
             </m:oMath>
             <w:r>
+              <w:rPr>
+                <w:rFonts w:eastAsia="黑体"/>
+              </w:rPr>
               <w:t xml:space="preserve">​</w:t>
             </w:r>
           </w:p>
@@ -1474,7 +1597,7 @@
             </w:pPr>
             <w:r>
               <w:rPr>
-                <w:rFonts w:hint="eastAsia"/>
+                <w:rFonts w:hint="eastAsia" w:eastAsia="黑体"/>
               </w:rPr>
               <w:t xml:space="preserve">饱和压降</w:t>
             </w:r>
@@ -1487,6 +1610,9 @@
               <w:pStyle w:val="Compact"/>
             </w:pPr>
             <w:r>
+              <w:rPr>
+                <w:rFonts w:eastAsia="黑体"/>
+              </w:rPr>
               <w:t xml:space="preserve">V</w:t>
             </w:r>
           </w:p>
@@ -1517,6 +1643,9 @@
               </m:sSub>
             </m:oMath>
             <w:r>
+              <w:rPr>
+                <w:rFonts w:eastAsia="黑体"/>
+              </w:rPr>
               <w:t xml:space="preserve">​</w:t>
             </w:r>
           </w:p>
@@ -1529,7 +1658,7 @@
             </w:pPr>
             <w:r>
               <w:rPr>
-                <w:rFonts w:hint="eastAsia"/>
+                <w:rFonts w:hint="eastAsia" w:eastAsia="黑体"/>
               </w:rPr>
               <w:t xml:space="preserve">上拉电阻</w:t>
             </w:r>
@@ -1542,6 +1671,9 @@
               <w:pStyle w:val="Compact"/>
             </w:pPr>
             <w:r>
+              <w:rPr>
+                <w:rFonts w:eastAsia="黑体"/>
+              </w:rPr>
               <w:t xml:space="preserve">Ω</w:t>
             </w:r>
           </w:p>
@@ -1578,6 +1710,9 @@
               </m:sSub>
             </m:oMath>
             <w:r>
+              <w:rPr>
+                <w:rFonts w:eastAsia="黑体"/>
+              </w:rPr>
               <w:t xml:space="preserve">​</w:t>
             </w:r>
           </w:p>
@@ -1590,7 +1725,7 @@
             </w:pPr>
             <w:r>
               <w:rPr>
-                <w:rFonts w:hint="eastAsia"/>
+                <w:rFonts w:hint="eastAsia" w:eastAsia="黑体"/>
               </w:rPr>
               <w:t xml:space="preserve">灌电流能力</w:t>
             </w:r>
@@ -1603,6 +1738,9 @@
               <w:pStyle w:val="Compact"/>
             </w:pPr>
             <w:r>
+              <w:rPr>
+                <w:rFonts w:eastAsia="黑体"/>
+              </w:rPr>
               <w:t xml:space="preserve">A</w:t>
             </w:r>
           </w:p>
@@ -1633,6 +1771,9 @@
               </m:sSub>
             </m:oMath>
             <w:r>
+              <w:rPr>
+                <w:rFonts w:eastAsia="黑体"/>
+              </w:rPr>
               <w:t xml:space="preserve">​</w:t>
             </w:r>
           </w:p>
@@ -1645,7 +1786,7 @@
             </w:pPr>
             <w:r>
               <w:rPr>
-                <w:rFonts w:hint="eastAsia"/>
+                <w:rFonts w:hint="eastAsia" w:eastAsia="黑体"/>
               </w:rPr>
               <w:t xml:space="preserve">基极导通压降</w:t>
             </w:r>
@@ -1658,6 +1799,9 @@
               <w:pStyle w:val="Compact"/>
             </w:pPr>
             <w:r>
+              <w:rPr>
+                <w:rFonts w:eastAsia="黑体"/>
+              </w:rPr>
               <w:t xml:space="preserve">V</w:t>
             </w:r>
           </w:p>
@@ -1685,12 +1829,21 @@
               </m:sSub>
             </m:oMath>
             <w:r>
+              <w:rPr>
+                <w:rFonts w:eastAsia="黑体"/>
+              </w:rPr>
               <w:t xml:space="preserve"> </w:t>
             </w:r>
             <w:r>
+              <w:rPr>
+                <w:rFonts w:eastAsia="黑体"/>
+              </w:rPr>
               <w:t xml:space="preserve">/</w:t>
             </w:r>
             <w:r>
+              <w:rPr>
+                <w:rFonts w:eastAsia="黑体"/>
+              </w:rPr>
               <w:t xml:space="preserve"> </w:t>
             </w:r>
             <m:oMath>
@@ -1717,7 +1870,7 @@
             </w:pPr>
             <w:r>
               <w:rPr>
-                <w:rFonts w:hint="eastAsia"/>
+                <w:rFonts w:hint="eastAsia" w:eastAsia="黑体"/>
               </w:rPr>
               <w:t xml:space="preserve">基极/集电极电流</w:t>
             </w:r>
@@ -1730,6 +1883,9 @@
               <w:pStyle w:val="Compact"/>
             </w:pPr>
             <w:r>
+              <w:rPr>
+                <w:rFonts w:eastAsia="黑体"/>
+              </w:rPr>
               <w:t xml:space="preserve">A</w:t>
             </w:r>
           </w:p>
@@ -1748,6 +1904,9 @@
               </m:r>
             </m:oMath>
             <w:r>
+              <w:rPr>
+                <w:rFonts w:eastAsia="黑体"/>
+              </w:rPr>
               <w:t xml:space="preserve">​</w:t>
             </w:r>
           </w:p>
@@ -1760,7 +1919,7 @@
             </w:pPr>
             <w:r>
               <w:rPr>
-                <w:rFonts w:hint="eastAsia"/>
+                <w:rFonts w:hint="eastAsia" w:eastAsia="黑体"/>
               </w:rPr>
               <w:t xml:space="preserve">电流放大倍数</w:t>
             </w:r>
@@ -1773,6 +1932,9 @@
               <w:pStyle w:val="Compact"/>
             </w:pPr>
             <w:r>
+              <w:rPr>
+                <w:rFonts w:eastAsia="黑体"/>
+              </w:rPr>
               <w:t xml:space="preserve">—</w:t>
             </w:r>
           </w:p>
@@ -1787,7 +1949,7 @@
       </w:pPr>
       <w:r>
         <w:rPr>
-          <w:rFonts w:hint="eastAsia"/>
+          <w:rFonts w:hint="eastAsia" w:eastAsia="黑体"/>
         </w:rPr>
         <w:t xml:space="preserve">元件调整影响</w:t>
       </w:r>
@@ -1802,21 +1964,27 @@
       </w:pPr>
       <w:r>
         <w:rPr>
-          <w:rFonts w:hint="eastAsia"/>
+          <w:rFonts w:hint="eastAsia" w:eastAsia="黑体"/>
           <w:b/>
           <w:bCs/>
         </w:rPr>
         <w:t xml:space="preserve">上拉电阻增大</w:t>
       </w:r>
       <w:r>
+        <w:rPr>
+          <w:rFonts w:eastAsia="黑体"/>
+        </w:rPr>
         <w:t xml:space="preserve"> </w:t>
       </w:r>
       <w:r>
+        <w:rPr>
+          <w:rFonts w:eastAsia="黑体"/>
+        </w:rPr>
         <w:t xml:space="preserve">→ </w:t>
       </w:r>
       <w:r>
         <w:rPr>
-          <w:rFonts w:hint="eastAsia"/>
+          <w:rFonts w:hint="eastAsia" w:eastAsia="黑体"/>
         </w:rPr>
         <w:t xml:space="preserve">功耗降低，但高压侧上升沿变慢。</w:t>
       </w:r>
@@ -1831,21 +1999,27 @@
       </w:pPr>
       <w:r>
         <w:rPr>
-          <w:rFonts w:hint="eastAsia"/>
+          <w:rFonts w:hint="eastAsia" w:eastAsia="黑体"/>
           <w:b/>
           <w:bCs/>
         </w:rPr>
         <w:t xml:space="preserve">上拉电阻减小</w:t>
       </w:r>
       <w:r>
+        <w:rPr>
+          <w:rFonts w:eastAsia="黑体"/>
+        </w:rPr>
         <w:t xml:space="preserve"> </w:t>
       </w:r>
       <w:r>
+        <w:rPr>
+          <w:rFonts w:eastAsia="黑体"/>
+        </w:rPr>
         <w:t xml:space="preserve">→ </w:t>
       </w:r>
       <w:r>
         <w:rPr>
-          <w:rFonts w:hint="eastAsia"/>
+          <w:rFonts w:hint="eastAsia" w:eastAsia="黑体"/>
         </w:rPr>
         <w:t xml:space="preserve">上升加快，但灌电流与功耗增大。</w:t>
       </w:r>
@@ -1860,7 +2034,7 @@
       </w:pPr>
       <w:r>
         <w:rPr>
-          <w:rFonts w:hint="eastAsia"/>
+          <w:rFonts w:hint="eastAsia" w:eastAsia="黑体"/>
           <w:b/>
           <w:bCs/>
         </w:rPr>
@@ -1868,6 +2042,7 @@
       </w:r>
       <w:r>
         <w:rPr>
+          <w:rFonts w:eastAsia="黑体"/>
           <w:b/>
           <w:bCs/>
         </w:rPr>
@@ -1889,6 +2064,7 @@
       </m:oMath>
       <w:r>
         <w:rPr>
+          <w:rFonts w:eastAsia="黑体"/>
           <w:b/>
           <w:bCs/>
         </w:rPr>
@@ -1896,21 +2072,27 @@
       </w:r>
       <w:r>
         <w:rPr>
-          <w:rFonts w:hint="eastAsia"/>
+          <w:rFonts w:hint="eastAsia" w:eastAsia="黑体"/>
           <w:b/>
           <w:bCs/>
         </w:rPr>
         <w:t xml:space="preserve">增大</w:t>
       </w:r>
       <w:r>
+        <w:rPr>
+          <w:rFonts w:eastAsia="黑体"/>
+        </w:rPr>
         <w:t xml:space="preserve"> </w:t>
       </w:r>
       <w:r>
+        <w:rPr>
+          <w:rFonts w:eastAsia="黑体"/>
+        </w:rPr>
         <w:t xml:space="preserve">→ </w:t>
       </w:r>
       <w:r>
         <w:rPr>
-          <w:rFonts w:hint="eastAsia"/>
+          <w:rFonts w:hint="eastAsia" w:eastAsia="黑体"/>
         </w:rPr>
         <w:t xml:space="preserve">基极驱动减弱，可能无法饱和、输出低电平抬升。</w:t>
       </w:r>
@@ -1925,21 +2107,27 @@
       </w:pPr>
       <w:r>
         <w:rPr>
-          <w:rFonts w:hint="eastAsia"/>
+          <w:rFonts w:hint="eastAsia" w:eastAsia="黑体"/>
           <w:b/>
           <w:bCs/>
         </w:rPr>
         <w:t xml:space="preserve">负载电容增大</w:t>
       </w:r>
       <w:r>
+        <w:rPr>
+          <w:rFonts w:eastAsia="黑体"/>
+        </w:rPr>
         <w:t xml:space="preserve"> </w:t>
       </w:r>
       <w:r>
+        <w:rPr>
+          <w:rFonts w:eastAsia="黑体"/>
+        </w:rPr>
         <w:t xml:space="preserve">→ </w:t>
       </w:r>
       <w:r>
         <w:rPr>
-          <w:rFonts w:hint="eastAsia"/>
+          <w:rFonts w:hint="eastAsia" w:eastAsia="黑体"/>
         </w:rPr>
         <w:t xml:space="preserve">上升/下降时间变长，速度下降。</w:t>
       </w:r>
@@ -1952,7 +2140,7 @@
       </w:pPr>
       <w:r>
         <w:rPr>
-          <w:rFonts w:hint="eastAsia"/>
+          <w:rFonts w:hint="eastAsia" w:eastAsia="黑体"/>
         </w:rPr>
         <w:t xml:space="preserve">典型参数示例</w:t>
       </w:r>
@@ -1966,15 +2154,21 @@
         </w:numPr>
       </w:pPr>
       <w:r>
+        <w:rPr>
+          <w:rFonts w:eastAsia="黑体"/>
+        </w:rPr>
         <w:t xml:space="preserve">BJT </w:t>
       </w:r>
       <w:r>
         <w:rPr>
-          <w:rFonts w:hint="eastAsia"/>
+          <w:rFonts w:hint="eastAsia" w:eastAsia="黑体"/>
         </w:rPr>
         <w:t xml:space="preserve">方案：取</w:t>
       </w:r>
       <w:r>
+        <w:rPr>
+          <w:rFonts w:eastAsia="黑体"/>
+        </w:rPr>
         <w:t xml:space="preserve"> </w:t>
       </w:r>
       <m:oMath>
@@ -2014,6 +2208,9 @@
         </m:r>
       </m:oMath>
       <w:r>
+        <w:rPr>
+          <w:rFonts w:eastAsia="黑体"/>
+        </w:rPr>
         <w:t xml:space="preserve">、</w:t>
       </w:r>
       <m:oMath>
@@ -2054,11 +2251,14 @@
       </m:oMath>
       <w:r>
         <w:rPr>
-          <w:rFonts w:hint="eastAsia"/>
+          <w:rFonts w:hint="eastAsia" w:eastAsia="黑体"/>
         </w:rPr>
         <w:t xml:space="preserve">、需</w:t>
       </w:r>
       <w:r>
+        <w:rPr>
+          <w:rFonts w:eastAsia="黑体"/>
+        </w:rPr>
         <w:t xml:space="preserve"> </w:t>
       </w:r>
       <m:oMath>
@@ -2096,7 +2296,7 @@
       </m:oMath>
       <w:r>
         <w:rPr>
-          <w:rFonts w:hint="eastAsia"/>
+          <w:rFonts w:hint="eastAsia" w:eastAsia="黑体"/>
         </w:rPr>
         <w:t xml:space="preserve">：</w:t>
       </w:r>
@@ -2189,11 +2389,14 @@
       </m:oMath>
       <w:r>
         <w:rPr>
-          <w:rFonts w:hint="eastAsia"/>
+          <w:rFonts w:hint="eastAsia" w:eastAsia="黑体"/>
         </w:rPr>
         <w:t xml:space="preserve">，实取</w:t>
       </w:r>
       <w:r>
+        <w:rPr>
+          <w:rFonts w:eastAsia="黑体"/>
+        </w:rPr>
         <w:t xml:space="preserve"> </w:t>
       </w:r>
       <m:oMath>
@@ -2212,6 +2415,9 @@
         </m:r>
       </m:oMath>
       <w:r>
+        <w:rPr>
+          <w:rFonts w:eastAsia="黑体"/>
+        </w:rPr>
         <w:t xml:space="preserve">。</w:t>
       </w:r>
     </w:p>
@@ -2225,11 +2431,14 @@
       </w:pPr>
       <w:r>
         <w:rPr>
-          <w:rFonts w:hint="eastAsia"/>
+          <w:rFonts w:hint="eastAsia" w:eastAsia="黑体"/>
         </w:rPr>
         <w:t xml:space="preserve">上拉：取</w:t>
       </w:r>
       <w:r>
+        <w:rPr>
+          <w:rFonts w:eastAsia="黑体"/>
+        </w:rPr>
         <w:t xml:space="preserve"> </w:t>
       </w:r>
       <m:oMath>
@@ -2272,6 +2481,9 @@
         </m:r>
       </m:oMath>
       <w:r>
+        <w:rPr>
+          <w:rFonts w:eastAsia="黑体"/>
+        </w:rPr>
         <w:t xml:space="preserve">、</w:t>
       </w:r>
       <m:oMath>
@@ -2312,11 +2524,14 @@
       </m:oMath>
       <w:r>
         <w:rPr>
-          <w:rFonts w:hint="eastAsia"/>
+          <w:rFonts w:hint="eastAsia" w:eastAsia="黑体"/>
         </w:rPr>
         <w:t xml:space="preserve">，灌电流</w:t>
       </w:r>
       <w:r>
+        <w:rPr>
+          <w:rFonts w:eastAsia="黑体"/>
+        </w:rPr>
         <w:t xml:space="preserve"> </w:t>
       </w:r>
       <m:oMath>
@@ -2344,6 +2559,9 @@
         </m:r>
       </m:oMath>
       <w:r>
+        <w:rPr>
+          <w:rFonts w:eastAsia="黑体"/>
+        </w:rPr>
         <w:t xml:space="preserve">。</w:t>
       </w:r>
     </w:p>
@@ -2355,7 +2573,7 @@
       </w:pPr>
       <w:r>
         <w:rPr>
-          <w:rFonts w:hint="eastAsia"/>
+          <w:rFonts w:hint="eastAsia" w:eastAsia="黑体"/>
         </w:rPr>
         <w:t xml:space="preserve">常见器件型号</w:t>
       </w:r>
@@ -2370,7 +2588,7 @@
       </w:pPr>
       <w:r>
         <w:rPr>
-          <w:rFonts w:hint="eastAsia"/>
+          <w:rFonts w:hint="eastAsia" w:eastAsia="黑体"/>
         </w:rPr>
         <w:t xml:space="preserve">BJT：2N3904、MMBT3904。</w:t>
       </w:r>
@@ -2385,7 +2603,7 @@
       </w:pPr>
       <w:r>
         <w:rPr>
-          <w:rFonts w:hint="eastAsia"/>
+          <w:rFonts w:hint="eastAsia" w:eastAsia="黑体"/>
         </w:rPr>
         <w:t xml:space="preserve">MOSFET：2N7002。</w:t>
       </w:r>
@@ -2400,7 +2618,7 @@
       </w:pPr>
       <w:r>
         <w:rPr>
-          <w:rFonts w:hint="eastAsia"/>
+          <w:rFonts w:hint="eastAsia" w:eastAsia="黑体"/>
         </w:rPr>
         <w:t xml:space="preserve">专用缓冲/电平转换：74LVC1T45、SN74LVC1G17。</w:t>
       </w:r>
@@ -2413,7 +2631,7 @@
       </w:pPr>
       <w:r>
         <w:rPr>
-          <w:rFonts w:hint="eastAsia"/>
+          <w:rFonts w:hint="eastAsia" w:eastAsia="黑体"/>
         </w:rPr>
         <w:t xml:space="preserve">注意事项</w:t>
       </w:r>
@@ -2428,16 +2646,19 @@
       </w:pPr>
       <w:r>
         <w:rPr>
-          <w:rFonts w:hint="eastAsia"/>
+          <w:rFonts w:hint="eastAsia" w:eastAsia="黑体"/>
         </w:rPr>
         <w:t xml:space="preserve">方向固定，需双向时用</w:t>
       </w:r>
       <w:r>
+        <w:rPr>
+          <w:rFonts w:eastAsia="黑体"/>
+        </w:rPr>
         <w:t xml:space="preserve"> MOSFET </w:t>
       </w:r>
       <w:r>
         <w:rPr>
-          <w:rFonts w:hint="eastAsia"/>
+          <w:rFonts w:hint="eastAsia" w:eastAsia="黑体"/>
         </w:rPr>
         <w:t xml:space="preserve">双向电平转换或专用收发器。</w:t>
       </w:r>
@@ -2452,7 +2673,7 @@
       </w:pPr>
       <w:r>
         <w:rPr>
-          <w:rFonts w:hint="eastAsia"/>
+          <w:rFonts w:hint="eastAsia" w:eastAsia="黑体"/>
         </w:rPr>
         <w:t xml:space="preserve">输出逻辑可能反相，需按需选择反相/同相结构。</w:t>
       </w:r>
@@ -2467,16 +2688,19 @@
       </w:pPr>
       <w:r>
         <w:rPr>
-          <w:rFonts w:hint="eastAsia"/>
+          <w:rFonts w:hint="eastAsia" w:eastAsia="黑体"/>
         </w:rPr>
         <w:t xml:space="preserve">高速信号需关注开关速度与负载电容的</w:t>
       </w:r>
       <w:r>
+        <w:rPr>
+          <w:rFonts w:eastAsia="黑体"/>
+        </w:rPr>
         <w:t xml:space="preserve"> RC </w:t>
       </w:r>
       <w:r>
         <w:rPr>
-          <w:rFonts w:hint="eastAsia"/>
+          <w:rFonts w:hint="eastAsia" w:eastAsia="黑体"/>
         </w:rPr>
         <w:t xml:space="preserve">延时。</w:t>
       </w:r>
@@ -2489,7 +2713,7 @@
       </w:pPr>
       <w:r>
         <w:rPr>
-          <w:rFonts w:hint="eastAsia"/>
+          <w:rFonts w:hint="eastAsia" w:eastAsia="黑体"/>
         </w:rPr>
         <w:t xml:space="preserve">参考资料</w:t>
       </w:r>
@@ -2503,11 +2727,14 @@
         </w:numPr>
       </w:pPr>
       <w:r>
+        <w:rPr>
+          <w:rFonts w:eastAsia="黑体"/>
+        </w:rPr>
         <w:t xml:space="preserve">TI </w:t>
       </w:r>
       <w:r>
         <w:rPr>
-          <w:rFonts w:hint="eastAsia"/>
+          <w:rFonts w:hint="eastAsia" w:eastAsia="黑体"/>
         </w:rPr>
         <w:t xml:space="preserve">产品页：SN74LVC1T45。</w:t>
       </w:r>
@@ -2521,6 +2748,9 @@
         </w:numPr>
       </w:pPr>
       <w:r>
+        <w:rPr>
+          <w:rFonts w:eastAsia="黑体"/>
+        </w:rPr>
         <w:t xml:space="preserve">Wikipedia: Logic level。</w:t>
       </w:r>
     </w:p>
@@ -2534,7 +2764,7 @@
       </w:pPr>
       <w:r>
         <w:rPr>
-          <w:rFonts w:hint="eastAsia"/>
+          <w:rFonts w:hint="eastAsia" w:eastAsia="黑体"/>
         </w:rPr>
         <w:t xml:space="preserve">《模拟电子技术基础》（童诗白、华成英）。</w:t>
       </w:r>
@@ -2548,11 +2778,11 @@
       </w:pPr>
       <w:r>
         <w:rPr>
-          <w:rFonts w:ascii="Times New Roman" w:hAnsi="Times New Roman"/>
+          <w:rFonts w:ascii="Times New Roman" w:hAnsi="Times New Roman" w:eastAsia="黑体"/>
           <w:color w:val="555555"/>
           <w:sz w:val="21"/>
         </w:rPr>
-        <w:t>材料收集者：杜文杰</w:t>
+        <w:t>材料收集者：杜文杰，WX手机：19519196569，QQ:3478827729</w:t>
       </w:r>
     </w:p>
     <w:sectPr>
@@ -2572,7 +2802,7 @@
 </file>
 
 <file path=word/footer1.xml><?xml version="1.0" encoding="utf-8"?>
-<w:ftr xmlns:m="http://schemas.openxmlformats.org/officeDocument/2006/math" xmlns:mc="http://schemas.openxmlformats.org/markup-compatibility/2006" xmlns:mo="http://schemas.microsoft.com/office/mac/office/2008/main" xmlns:mv="urn:schemas-microsoft-com:mac:vml" xmlns:o="urn:schemas-microsoft-com:office:office" xmlns:r="http://schemas.openxmlformats.org/officeDocument/2006/relationships" xmlns:v="urn:schemas-microsoft-com:vml" xmlns:w10="urn:schemas-microsoft-com:office:word" xmlns:w14="http://schemas.microsoft.com/office/word/2010/wordml" xmlns:w="http://schemas.openxmlformats.org/wordprocessingml/2006/main" xmlns:wne="http://schemas.microsoft.com/office/word/2006/wordml" xmlns:wp14="http://schemas.microsoft.com/office/word/2010/wordprocessingDrawing" xmlns:wp="http://schemas.openxmlformats.org/drawingml/2006/wordprocessingDrawing" xmlns:wpc="http://schemas.microsoft.com/office/word/2010/wordprocessingCanvas" xmlns:wpg="http://schemas.microsoft.com/office/word/2010/wordprocessingGroup" xmlns:wpi="http://schemas.microsoft.com/office/word/2010/wordprocessingInk" xmlns:wps="http://schemas.microsoft.com/office/word/2010/wordprocessingShape" mc:Ignorable="w14 wp14">
+<w:ftr xmlns:mc="http://schemas.openxmlformats.org/markup-compatibility/2006" xmlns:w="http://schemas.openxmlformats.org/wordprocessingml/2006/main" xmlns:m="http://schemas.openxmlformats.org/officeDocument/2006/math" xmlns:mo="http://schemas.microsoft.com/office/mac/office/2008/main" xmlns:mv="urn:schemas-microsoft-com:mac:vml" xmlns:o="urn:schemas-microsoft-com:office:office" xmlns:r="http://schemas.openxmlformats.org/officeDocument/2006/relationships" xmlns:v="urn:schemas-microsoft-com:vml" xmlns:w10="urn:schemas-microsoft-com:office:word" xmlns:w14="http://schemas.microsoft.com/office/word/2010/wordml" xmlns:wne="http://schemas.microsoft.com/office/word/2006/wordml" xmlns:wp14="http://schemas.microsoft.com/office/word/2010/wordprocessingDrawing" xmlns:wp="http://schemas.openxmlformats.org/drawingml/2006/wordprocessingDrawing" xmlns:wpc="http://schemas.microsoft.com/office/word/2010/wordprocessingCanvas" xmlns:wpg="http://schemas.microsoft.com/office/word/2010/wordprocessingGroup" xmlns:wpi="http://schemas.microsoft.com/office/word/2010/wordprocessingInk" xmlns:wps="http://schemas.microsoft.com/office/word/2010/wordprocessingShape" mc:Ignorable="w14 wp14">
   <w:p>
     <w:pPr>
       <w:pStyle w:val="Footer"/>
@@ -2580,12 +2810,14 @@
     </w:pPr>
     <w:r>
       <w:rPr>
+        <w:rFonts w:eastAsia="黑体"/>
         <w:sz w:val="18"/>
       </w:rPr>
       <w:t xml:space="preserve">第 </w:t>
     </w:r>
     <w:r>
       <w:rPr>
+        <w:rFonts w:eastAsia="黑体"/>
         <w:sz w:val="18"/>
       </w:rPr>
       <w:fldChar w:fldCharType="begin"/>
@@ -2594,6 +2826,7 @@
     </w:r>
     <w:r>
       <w:rPr>
+        <w:rFonts w:eastAsia="黑体"/>
         <w:sz w:val="18"/>
       </w:rPr>
       <w:t xml:space="preserve"> 页</w:t>
@@ -2607,6 +2840,9 @@
   <w:footnote w:type="continuationSeparator" w:id="0">
     <w:p>
       <w:r>
+        <w:rPr>
+          <w:rFonts w:eastAsia="黑体"/>
+        </w:rPr>
         <w:continuationSeparator/>
       </w:r>
     </w:p>
@@ -2614,6 +2850,9 @@
   <w:footnote w:type="separator" w:id="-1">
     <w:p>
       <w:r>
+        <w:rPr>
+          <w:rFonts w:eastAsia="黑体"/>
+        </w:rPr>
         <w:separator/>
       </w:r>
     </w:p>
@@ -2622,7 +2861,7 @@
 </file>
 
 <file path=word/header1.xml><?xml version="1.0" encoding="utf-8"?>
-<w:hdr xmlns:m="http://schemas.openxmlformats.org/officeDocument/2006/math" xmlns:mc="http://schemas.openxmlformats.org/markup-compatibility/2006" xmlns:mo="http://schemas.microsoft.com/office/mac/office/2008/main" xmlns:mv="urn:schemas-microsoft-com:mac:vml" xmlns:o="urn:schemas-microsoft-com:office:office" xmlns:r="http://schemas.openxmlformats.org/officeDocument/2006/relationships" xmlns:v="urn:schemas-microsoft-com:vml" xmlns:w10="urn:schemas-microsoft-com:office:word" xmlns:w14="http://schemas.microsoft.com/office/word/2010/wordml" xmlns:w="http://schemas.openxmlformats.org/wordprocessingml/2006/main" xmlns:wne="http://schemas.microsoft.com/office/word/2006/wordml" xmlns:wp14="http://schemas.microsoft.com/office/word/2010/wordprocessingDrawing" xmlns:wp="http://schemas.openxmlformats.org/drawingml/2006/wordprocessingDrawing" xmlns:wpc="http://schemas.microsoft.com/office/word/2010/wordprocessingCanvas" xmlns:wpg="http://schemas.microsoft.com/office/word/2010/wordprocessingGroup" xmlns:wpi="http://schemas.microsoft.com/office/word/2010/wordprocessingInk" xmlns:wps="http://schemas.microsoft.com/office/word/2010/wordprocessingShape" mc:Ignorable="w14 wp14">
+<w:hdr xmlns:mc="http://schemas.openxmlformats.org/markup-compatibility/2006" xmlns:w="http://schemas.openxmlformats.org/wordprocessingml/2006/main" xmlns:m="http://schemas.openxmlformats.org/officeDocument/2006/math" xmlns:mo="http://schemas.microsoft.com/office/mac/office/2008/main" xmlns:mv="urn:schemas-microsoft-com:mac:vml" xmlns:o="urn:schemas-microsoft-com:office:office" xmlns:r="http://schemas.openxmlformats.org/officeDocument/2006/relationships" xmlns:v="urn:schemas-microsoft-com:vml" xmlns:w10="urn:schemas-microsoft-com:office:word" xmlns:w14="http://schemas.microsoft.com/office/word/2010/wordml" xmlns:wne="http://schemas.microsoft.com/office/word/2006/wordml" xmlns:wp14="http://schemas.microsoft.com/office/word/2010/wordprocessingDrawing" xmlns:wp="http://schemas.openxmlformats.org/drawingml/2006/wordprocessingDrawing" xmlns:wpc="http://schemas.microsoft.com/office/word/2010/wordprocessingCanvas" xmlns:wpg="http://schemas.microsoft.com/office/word/2010/wordprocessingGroup" xmlns:wpi="http://schemas.microsoft.com/office/word/2010/wordprocessingInk" xmlns:wps="http://schemas.microsoft.com/office/word/2010/wordprocessingShape" mc:Ignorable="w14 wp14">
   <w:p>
     <w:pPr>
       <w:pStyle w:val="Header"/>
@@ -2630,7 +2869,7 @@
     </w:pPr>
     <w:r>
       <w:rPr>
-        <w:rFonts w:ascii="Times New Roman" w:hAnsi="Times New Roman"/>
+        <w:rFonts w:ascii="Times New Roman" w:hAnsi="Times New Roman" w:eastAsia="黑体"/>
         <w:sz w:val="18"/>
         <w:rFonts w:eastAsia="黑体"/>
         <w:rFonts w:eastAsia="黑体"/>
@@ -2642,7 +2881,7 @@
 </file>
 
 <file path=word/numbering.xml><?xml version="1.0" encoding="utf-8"?>
-<w:numbering xmlns:m="http://schemas.openxmlformats.org/officeDocument/2006/math" xmlns:mc="http://schemas.openxmlformats.org/markup-compatibility/2006" xmlns:mo="http://schemas.microsoft.com/office/mac/office/2008/main" xmlns:mv="urn:schemas-microsoft-com:mac:vml" xmlns:o="urn:schemas-microsoft-com:office:office" xmlns:r="http://schemas.openxmlformats.org/officeDocument/2006/relationships" xmlns:v="urn:schemas-microsoft-com:vml" xmlns:w="http://schemas.openxmlformats.org/wordprocessingml/2006/main" xmlns:w10="urn:schemas-microsoft-com:office:word" xmlns:w14="http://schemas.microsoft.com/office/word/2010/wordml" xmlns:wne="http://schemas.microsoft.com/office/word/2006/wordml" xmlns:wp="http://schemas.openxmlformats.org/drawingml/2006/wordprocessingDrawing" xmlns:wp14="http://schemas.microsoft.com/office/word/2010/wordprocessingDrawing" xmlns:wpc="http://schemas.microsoft.com/office/word/2010/wordprocessingCanvas" xmlns:wpg="http://schemas.microsoft.com/office/word/2010/wordprocessingGroup" xmlns:wpi="http://schemas.microsoft.com/office/word/2010/wordprocessingInk" xmlns:wps="http://schemas.microsoft.com/office/word/2010/wordprocessingShape" mc:Ignorable="w14 wp14">
+<w:numbering xmlns:mc="http://schemas.openxmlformats.org/markup-compatibility/2006" xmlns:w="http://schemas.openxmlformats.org/wordprocessingml/2006/main" xmlns:m="http://schemas.openxmlformats.org/officeDocument/2006/math" xmlns:mo="http://schemas.microsoft.com/office/mac/office/2008/main" xmlns:mv="urn:schemas-microsoft-com:mac:vml" xmlns:o="urn:schemas-microsoft-com:office:office" xmlns:r="http://schemas.openxmlformats.org/officeDocument/2006/relationships" xmlns:v="urn:schemas-microsoft-com:vml" xmlns:w10="urn:schemas-microsoft-com:office:word" xmlns:w14="http://schemas.microsoft.com/office/word/2010/wordml" xmlns:wne="http://schemas.microsoft.com/office/word/2006/wordml" xmlns:wp="http://schemas.openxmlformats.org/drawingml/2006/wordprocessingDrawing" xmlns:wp14="http://schemas.microsoft.com/office/word/2010/wordprocessingDrawing" xmlns:wpc="http://schemas.microsoft.com/office/word/2010/wordprocessingCanvas" xmlns:wpg="http://schemas.microsoft.com/office/word/2010/wordprocessingGroup" xmlns:wpi="http://schemas.microsoft.com/office/word/2010/wordprocessingInk" xmlns:wps="http://schemas.microsoft.com/office/word/2010/wordprocessingShape" mc:Ignorable="w14 wp14">
   <w:abstractNum w:abstractNumId="0">
     <w:nsid w:val="FFFFFF7C"/>
     <w:multiLevelType w:val="singleLevel"/>
@@ -2729,7 +2968,7 @@
         <w:ind w:hanging="360" w:left="1440"/>
       </w:pPr>
       <w:rPr>
-        <w:rFonts w:ascii="Symbol" w:hAnsi="Symbol" w:hint="default"/>
+        <w:rFonts w:ascii="Symbol" w:hAnsi="Symbol" w:hint="default" w:eastAsia="黑体"/>
       </w:rPr>
     </w:lvl>
   </w:abstractNum>
@@ -2750,7 +2989,7 @@
         <w:ind w:hanging="360" w:left="1080"/>
       </w:pPr>
       <w:rPr>
-        <w:rFonts w:ascii="Symbol" w:hAnsi="Symbol" w:hint="default"/>
+        <w:rFonts w:ascii="Symbol" w:hAnsi="Symbol" w:hint="default" w:eastAsia="黑体"/>
       </w:rPr>
     </w:lvl>
   </w:abstractNum>
@@ -2771,7 +3010,7 @@
         <w:ind w:hanging="360" w:left="720"/>
       </w:pPr>
       <w:rPr>
-        <w:rFonts w:ascii="Symbol" w:hAnsi="Symbol" w:hint="default"/>
+        <w:rFonts w:ascii="Symbol" w:hAnsi="Symbol" w:hint="default" w:eastAsia="黑体"/>
       </w:rPr>
     </w:lvl>
   </w:abstractNum>
@@ -2810,7 +3049,7 @@
         <w:ind w:hanging="360" w:left="360"/>
       </w:pPr>
       <w:rPr>
-        <w:rFonts w:ascii="Symbol" w:hAnsi="Symbol" w:hint="default"/>
+        <w:rFonts w:ascii="Symbol" w:hAnsi="Symbol" w:hint="default" w:eastAsia="黑体"/>
       </w:rPr>
     </w:lvl>
   </w:abstractNum>
@@ -2901,7 +3140,7 @@
         <w:ind w:left="720" w:hanging="360"/>
       </w:pPr>
       <w:rPr>
-        <w:rFonts w:ascii="Symbol" w:hAnsi="Symbol" w:cs="Symbol" w:hint="default"/>
+        <w:rFonts w:ascii="Symbol" w:hAnsi="Symbol" w:cs="Symbol" w:hint="default" w:eastAsia="黑体"/>
       </w:rPr>
     </w:lvl>
     <w:lvl w:ilvl="1">
@@ -2912,7 +3151,7 @@
         <w:ind w:left="1440" w:hanging="360"/>
       </w:pPr>
       <w:rPr>
-        <w:rFonts w:ascii="Courier New" w:hAnsi="Courier New" w:cs="Courier New" w:hint="default"/>
+        <w:rFonts w:ascii="Courier New" w:hAnsi="Courier New" w:cs="Courier New" w:hint="default" w:eastAsia="黑体"/>
       </w:rPr>
     </w:lvl>
     <w:lvl w:ilvl="2">
@@ -2923,7 +3162,7 @@
         <w:ind w:left="2160" w:hanging="360"/>
       </w:pPr>
       <w:rPr>
-        <w:rFonts w:ascii="Wingdings" w:hAnsi="Wingdings" w:cs="Wingdings" w:hint="default"/>
+        <w:rFonts w:ascii="Wingdings" w:hAnsi="Wingdings" w:cs="Wingdings" w:hint="default" w:eastAsia="黑体"/>
       </w:rPr>
     </w:lvl>
     <w:lvl w:ilvl="3">
@@ -2934,7 +3173,7 @@
         <w:ind w:left="2880" w:hanging="360"/>
       </w:pPr>
       <w:rPr>
-        <w:rFonts w:ascii="Symbol" w:hAnsi="Symbol" w:cs="Symbol" w:hint="default"/>
+        <w:rFonts w:ascii="Symbol" w:hAnsi="Symbol" w:cs="Symbol" w:hint="default" w:eastAsia="黑体"/>
       </w:rPr>
     </w:lvl>
     <w:lvl w:ilvl="4">
@@ -2945,7 +3184,7 @@
         <w:ind w:left="3600" w:hanging="360"/>
       </w:pPr>
       <w:rPr>
-        <w:rFonts w:ascii="Courier New" w:hAnsi="Courier New" w:cs="Courier New" w:hint="default"/>
+        <w:rFonts w:ascii="Courier New" w:hAnsi="Courier New" w:cs="Courier New" w:hint="default" w:eastAsia="黑体"/>
       </w:rPr>
     </w:lvl>
     <w:lvl w:ilvl="5">
@@ -2956,7 +3195,7 @@
         <w:ind w:left="4320" w:hanging="360"/>
       </w:pPr>
       <w:rPr>
-        <w:rFonts w:ascii="Wingdings" w:hAnsi="Wingdings" w:cs="Wingdings" w:hint="default"/>
+        <w:rFonts w:ascii="Wingdings" w:hAnsi="Wingdings" w:cs="Wingdings" w:hint="default" w:eastAsia="黑体"/>
       </w:rPr>
     </w:lvl>
     <w:lvl w:ilvl="6">
@@ -2967,7 +3206,7 @@
         <w:ind w:left="5040" w:hanging="360"/>
       </w:pPr>
       <w:rPr>
-        <w:rFonts w:ascii="Symbol" w:hAnsi="Symbol" w:cs="Symbol" w:hint="default"/>
+        <w:rFonts w:ascii="Symbol" w:hAnsi="Symbol" w:cs="Symbol" w:hint="default" w:eastAsia="黑体"/>
       </w:rPr>
     </w:lvl>
     <w:lvl w:ilvl="7">
@@ -2978,7 +3217,7 @@
         <w:ind w:left="5760" w:hanging="360"/>
       </w:pPr>
       <w:rPr>
-        <w:rFonts w:ascii="Courier New" w:hAnsi="Courier New" w:cs="Courier New" w:hint="default"/>
+        <w:rFonts w:ascii="Courier New" w:hAnsi="Courier New" w:cs="Courier New" w:hint="default" w:eastAsia="黑体"/>
       </w:rPr>
     </w:lvl>
     <w:lvl w:ilvl="8">
@@ -2989,7 +3228,7 @@
         <w:ind w:left="6480" w:hanging="360"/>
       </w:pPr>
       <w:rPr>
-        <w:rFonts w:ascii="Wingdings" w:hAnsi="Wingdings" w:cs="Wingdings" w:hint="default"/>
+        <w:rFonts w:ascii="Wingdings" w:hAnsi="Wingdings" w:cs="Wingdings" w:hint="default" w:eastAsia="黑体"/>
       </w:rPr>
     </w:lvl>
   </w:abstractNum>
@@ -3045,11 +3284,11 @@
 </file>
 
 <file path=word/styles.xml><?xml version="1.0" encoding="utf-8"?>
-<w:styles xmlns:mc="http://schemas.openxmlformats.org/markup-compatibility/2006" xmlns:r="http://schemas.openxmlformats.org/officeDocument/2006/relationships" xmlns:w="http://schemas.openxmlformats.org/wordprocessingml/2006/main" xmlns:w14="http://schemas.microsoft.com/office/word/2010/wordml" mc:Ignorable="w14">
+<w:styles xmlns:mc="http://schemas.openxmlformats.org/markup-compatibility/2006" xmlns:w="http://schemas.openxmlformats.org/wordprocessingml/2006/main" xmlns:r="http://schemas.openxmlformats.org/officeDocument/2006/relationships" xmlns:w14="http://schemas.microsoft.com/office/word/2010/wordml" mc:Ignorable="w14">
   <w:docDefaults>
     <w:rPrDefault>
       <w:rPr>
-        <w:rFonts w:asciiTheme="minorHAnsi" w:cstheme="minorBidi" w:eastAsiaTheme="minorEastAsia" w:hAnsiTheme="minorHAnsi"/>
+        <w:rFonts w:asciiTheme="minorHAnsi" w:cstheme="minorBidi" w:hAnsiTheme="minorHAnsi" w:eastAsia="黑体"/>
         <w:sz w:val="22"/>
         <w:szCs w:val="22"/>
         <w:lang w:bidi="ar-SA" w:eastAsia="en-US" w:val="en-US"/>
@@ -3271,7 +3510,7 @@
       <w:outlineLvl w:val="0"/>
     </w:pPr>
     <w:rPr>
-      <w:rFonts w:ascii="Times New Roman" w:asciiTheme="majorHAnsi" w:cstheme="majorBidi" w:eastAsia="黑体" w:eastAsiaTheme="majorEastAsia" w:hAnsi="Times New Roman" w:hAnsiTheme="majorHAnsi"/>
+      <w:rFonts w:ascii="Times New Roman" w:asciiTheme="majorHAnsi" w:cstheme="majorBidi" w:eastAsia="黑体" w:hAnsi="Times New Roman" w:hAnsiTheme="majorHAnsi"/>
       <w:b/>
       <w:bCs/>
       <w:color w:val="1F3864"/>
@@ -3295,7 +3534,7 @@
       <w:outlineLvl w:val="1"/>
     </w:pPr>
     <w:rPr>
-      <w:rFonts w:ascii="Times New Roman" w:asciiTheme="majorHAnsi" w:cstheme="majorBidi" w:eastAsia="黑体" w:eastAsiaTheme="majorEastAsia" w:hAnsi="Times New Roman" w:hAnsiTheme="majorHAnsi"/>
+      <w:rFonts w:ascii="Times New Roman" w:asciiTheme="majorHAnsi" w:cstheme="majorBidi" w:eastAsia="黑体" w:hAnsi="Times New Roman" w:hAnsiTheme="majorHAnsi"/>
       <w:b/>
       <w:bCs/>
       <w:color w:val="2E4E7E"/>
@@ -3319,7 +3558,7 @@
       <w:outlineLvl w:val="2"/>
     </w:pPr>
     <w:rPr>
-      <w:rFonts w:ascii="Times New Roman" w:asciiTheme="majorHAnsi" w:cstheme="majorBidi" w:eastAsia="黑体" w:eastAsiaTheme="majorEastAsia" w:hAnsi="Times New Roman" w:hAnsiTheme="majorHAnsi"/>
+      <w:rFonts w:ascii="Times New Roman" w:asciiTheme="majorHAnsi" w:cstheme="majorBidi" w:eastAsia="黑体" w:hAnsi="Times New Roman" w:hAnsiTheme="majorHAnsi"/>
       <w:b/>
       <w:bCs/>
       <w:color w:val="2E4E7E"/>
@@ -3343,7 +3582,7 @@
       <w:outlineLvl w:val="3"/>
     </w:pPr>
     <w:rPr>
-      <w:rFonts w:ascii="Times New Roman" w:asciiTheme="majorHAnsi" w:cstheme="majorBidi" w:eastAsia="黑体" w:eastAsiaTheme="majorEastAsia" w:hAnsi="Times New Roman" w:hAnsiTheme="majorHAnsi"/>
+      <w:rFonts w:ascii="Times New Roman" w:asciiTheme="majorHAnsi" w:cstheme="majorBidi" w:eastAsia="黑体" w:hAnsi="Times New Roman" w:hAnsiTheme="majorHAnsi"/>
       <w:b/>
       <w:bCs/>
       <w:i/>
@@ -3369,7 +3608,7 @@
       <w:outlineLvl w:val="4"/>
     </w:pPr>
     <w:rPr>
-      <w:rFonts w:ascii="Times New Roman" w:asciiTheme="majorHAnsi" w:cstheme="majorBidi" w:eastAsia="黑体" w:eastAsiaTheme="majorEastAsia" w:hAnsi="Times New Roman" w:hAnsiTheme="majorHAnsi"/>
+      <w:rFonts w:ascii="Times New Roman" w:asciiTheme="majorHAnsi" w:cstheme="majorBidi" w:eastAsia="黑体" w:hAnsi="Times New Roman" w:hAnsiTheme="majorHAnsi"/>
       <w:b/>
       <w:color w:val="333333"/>
       <w:sz w:val="22"/>
@@ -3392,7 +3631,7 @@
       <w:outlineLvl w:val="5"/>
     </w:pPr>
     <w:rPr>
-      <w:rFonts w:asciiTheme="majorHAnsi" w:cstheme="majorBidi" w:eastAsiaTheme="majorEastAsia" w:hAnsiTheme="majorHAnsi"/>
+      <w:rFonts w:asciiTheme="majorHAnsi" w:cstheme="majorBidi" w:hAnsiTheme="majorHAnsi" w:eastAsia="黑体"/>
       <w:i/>
       <w:iCs/>
       <w:color w:themeColor="accent1" w:themeShade="7F" w:val="243F60"/>
@@ -3415,7 +3654,7 @@
       <w:outlineLvl w:val="6"/>
     </w:pPr>
     <w:rPr>
-      <w:rFonts w:asciiTheme="majorHAnsi" w:cstheme="majorBidi" w:eastAsiaTheme="majorEastAsia" w:hAnsiTheme="majorHAnsi"/>
+      <w:rFonts w:asciiTheme="majorHAnsi" w:cstheme="majorBidi" w:hAnsiTheme="majorHAnsi" w:eastAsia="黑体"/>
       <w:i/>
       <w:iCs/>
       <w:color w:themeColor="text1" w:themeTint="BF" w:val="404040"/>
@@ -3438,7 +3677,7 @@
       <w:outlineLvl w:val="7"/>
     </w:pPr>
     <w:rPr>
-      <w:rFonts w:asciiTheme="majorHAnsi" w:cstheme="majorBidi" w:eastAsiaTheme="majorEastAsia" w:hAnsiTheme="majorHAnsi"/>
+      <w:rFonts w:asciiTheme="majorHAnsi" w:cstheme="majorBidi" w:hAnsiTheme="majorHAnsi" w:eastAsia="黑体"/>
       <w:color w:themeColor="accent1" w:val="4F81BD"/>
       <w:sz w:val="20"/>
       <w:szCs w:val="20"/>
@@ -3461,7 +3700,7 @@
       <w:outlineLvl w:val="8"/>
     </w:pPr>
     <w:rPr>
-      <w:rFonts w:asciiTheme="majorHAnsi" w:cstheme="majorBidi" w:eastAsiaTheme="majorEastAsia" w:hAnsiTheme="majorHAnsi"/>
+      <w:rFonts w:asciiTheme="majorHAnsi" w:cstheme="majorBidi" w:hAnsiTheme="majorHAnsi" w:eastAsia="黑体"/>
       <w:i/>
       <w:iCs/>
       <w:color w:themeColor="text1" w:themeTint="BF" w:val="404040"/>
@@ -3512,7 +3751,7 @@
     <w:uiPriority w:val="9"/>
     <w:rsid w:val="00FC693F"/>
     <w:rPr>
-      <w:rFonts w:asciiTheme="majorHAnsi" w:cstheme="majorBidi" w:eastAsiaTheme="majorEastAsia" w:hAnsiTheme="majorHAnsi"/>
+      <w:rFonts w:asciiTheme="majorHAnsi" w:cstheme="majorBidi" w:hAnsiTheme="majorHAnsi" w:eastAsia="黑体"/>
       <w:b/>
       <w:bCs/>
       <w:color w:themeColor="accent1" w:themeShade="BF" w:val="365F91"/>
@@ -3527,7 +3766,7 @@
     <w:uiPriority w:val="9"/>
     <w:rsid w:val="00FC693F"/>
     <w:rPr>
-      <w:rFonts w:asciiTheme="majorHAnsi" w:cstheme="majorBidi" w:eastAsiaTheme="majorEastAsia" w:hAnsiTheme="majorHAnsi"/>
+      <w:rFonts w:asciiTheme="majorHAnsi" w:cstheme="majorBidi" w:hAnsiTheme="majorHAnsi" w:eastAsia="黑体"/>
       <w:b/>
       <w:bCs/>
       <w:color w:themeColor="accent1" w:val="4F81BD"/>
@@ -3542,7 +3781,7 @@
     <w:uiPriority w:val="9"/>
     <w:rsid w:val="00FC693F"/>
     <w:rPr>
-      <w:rFonts w:asciiTheme="majorHAnsi" w:cstheme="majorBidi" w:eastAsiaTheme="majorEastAsia" w:hAnsiTheme="majorHAnsi"/>
+      <w:rFonts w:asciiTheme="majorHAnsi" w:cstheme="majorBidi" w:hAnsiTheme="majorHAnsi" w:eastAsia="黑体"/>
       <w:b/>
       <w:bCs/>
       <w:color w:themeColor="accent1" w:val="4F81BD"/>
@@ -3565,7 +3804,7 @@
       <w:contextualSpacing/>
     </w:pPr>
     <w:rPr>
-      <w:rFonts w:ascii="Times New Roman" w:asciiTheme="majorHAnsi" w:cstheme="majorBidi" w:eastAsia="黑体" w:eastAsiaTheme="majorEastAsia" w:hAnsi="Times New Roman" w:hAnsiTheme="majorHAnsi"/>
+      <w:rFonts w:ascii="Times New Roman" w:asciiTheme="majorHAnsi" w:cstheme="majorBidi" w:eastAsia="黑体" w:hAnsi="Times New Roman" w:hAnsiTheme="majorHAnsi"/>
       <w:b/>
       <w:color w:val="1F3864"/>
       <w:spacing w:val="5"/>
@@ -3581,7 +3820,7 @@
     <w:uiPriority w:val="10"/>
     <w:rsid w:val="00FC693F"/>
     <w:rPr>
-      <w:rFonts w:asciiTheme="majorHAnsi" w:cstheme="majorBidi" w:eastAsiaTheme="majorEastAsia" w:hAnsiTheme="majorHAnsi"/>
+      <w:rFonts w:asciiTheme="majorHAnsi" w:cstheme="majorBidi" w:hAnsiTheme="majorHAnsi" w:eastAsia="黑体"/>
       <w:color w:themeColor="text2" w:themeShade="BF" w:val="17365D"/>
       <w:spacing w:val="5"/>
       <w:kern w:val="28"/>
@@ -3603,7 +3842,7 @@
       </w:numPr>
     </w:pPr>
     <w:rPr>
-      <w:rFonts w:asciiTheme="majorHAnsi" w:cstheme="majorBidi" w:eastAsiaTheme="majorEastAsia" w:hAnsiTheme="majorHAnsi"/>
+      <w:rFonts w:asciiTheme="majorHAnsi" w:cstheme="majorBidi" w:hAnsiTheme="majorHAnsi" w:eastAsia="黑体"/>
       <w:i/>
       <w:iCs/>
       <w:color w:themeColor="accent1" w:val="4F81BD"/>
@@ -3619,7 +3858,7 @@
     <w:uiPriority w:val="11"/>
     <w:rsid w:val="00FC693F"/>
     <w:rPr>
-      <w:rFonts w:asciiTheme="majorHAnsi" w:cstheme="majorBidi" w:eastAsiaTheme="majorEastAsia" w:hAnsiTheme="majorHAnsi"/>
+      <w:rFonts w:asciiTheme="majorHAnsi" w:cstheme="majorBidi" w:hAnsiTheme="majorHAnsi" w:eastAsia="黑体"/>
       <w:i/>
       <w:iCs/>
       <w:color w:themeColor="accent1" w:val="4F81BD"/>
@@ -3686,6 +3925,7 @@
       <w:spacing w:after="120"/>
     </w:pPr>
     <w:rPr>
+      <w:rFonts w:eastAsia="黑体"/>
       <w:sz w:val="16"/>
       <w:szCs w:val="16"/>
     </w:rPr>
@@ -3697,6 +3937,7 @@
     <w:uiPriority w:val="99"/>
     <w:rsid w:val="00AA1D8D"/>
     <w:rPr>
+      <w:rFonts w:eastAsia="黑体"/>
       <w:sz w:val="16"/>
       <w:szCs w:val="16"/>
     </w:rPr>
@@ -3866,7 +4107,7 @@
       </w:tabs>
     </w:pPr>
     <w:rPr>
-      <w:rFonts w:ascii="Courier" w:hAnsi="Courier"/>
+      <w:rFonts w:ascii="Courier" w:hAnsi="Courier" w:eastAsia="黑体"/>
       <w:sz w:val="20"/>
       <w:szCs w:val="20"/>
     </w:rPr>
@@ -3878,7 +4119,7 @@
     <w:uiPriority w:val="99"/>
     <w:rsid w:val="0029639D"/>
     <w:rPr>
-      <w:rFonts w:ascii="Courier" w:hAnsi="Courier"/>
+      <w:rFonts w:ascii="Courier" w:hAnsi="Courier" w:eastAsia="黑体"/>
       <w:sz w:val="20"/>
       <w:szCs w:val="20"/>
     </w:rPr>
@@ -3914,6 +4155,7 @@
     <w:uiPriority w:val="29"/>
     <w:rsid w:val="00FC693F"/>
     <w:rPr>
+      <w:rFonts w:eastAsia="黑体"/>
       <w:i/>
       <w:iCs/>
       <w:color w:themeColor="text1" w:val="000000"/>
@@ -3927,7 +4169,7 @@
     <w:semiHidden/>
     <w:rsid w:val="00FC693F"/>
     <w:rPr>
-      <w:rFonts w:asciiTheme="majorHAnsi" w:cstheme="majorBidi" w:eastAsiaTheme="majorEastAsia" w:hAnsiTheme="majorHAnsi"/>
+      <w:rFonts w:asciiTheme="majorHAnsi" w:cstheme="majorBidi" w:hAnsiTheme="majorHAnsi" w:eastAsia="黑体"/>
       <w:b/>
       <w:bCs/>
       <w:i/>
@@ -3943,7 +4185,7 @@
     <w:semiHidden/>
     <w:rsid w:val="00FC693F"/>
     <w:rPr>
-      <w:rFonts w:asciiTheme="majorHAnsi" w:cstheme="majorBidi" w:eastAsiaTheme="majorEastAsia" w:hAnsiTheme="majorHAnsi"/>
+      <w:rFonts w:asciiTheme="majorHAnsi" w:cstheme="majorBidi" w:hAnsiTheme="majorHAnsi" w:eastAsia="黑体"/>
       <w:color w:themeColor="accent1" w:themeShade="7F" w:val="243F60"/>
     </w:rPr>
   </w:style>
@@ -3955,7 +4197,7 @@
     <w:semiHidden/>
     <w:rsid w:val="00FC693F"/>
     <w:rPr>
-      <w:rFonts w:asciiTheme="majorHAnsi" w:cstheme="majorBidi" w:eastAsiaTheme="majorEastAsia" w:hAnsiTheme="majorHAnsi"/>
+      <w:rFonts w:asciiTheme="majorHAnsi" w:cstheme="majorBidi" w:hAnsiTheme="majorHAnsi" w:eastAsia="黑体"/>
       <w:i/>
       <w:iCs/>
       <w:color w:themeColor="accent1" w:themeShade="7F" w:val="243F60"/>
@@ -3969,7 +4211,7 @@
     <w:semiHidden/>
     <w:rsid w:val="00FC693F"/>
     <w:rPr>
-      <w:rFonts w:asciiTheme="majorHAnsi" w:cstheme="majorBidi" w:eastAsiaTheme="majorEastAsia" w:hAnsiTheme="majorHAnsi"/>
+      <w:rFonts w:asciiTheme="majorHAnsi" w:cstheme="majorBidi" w:hAnsiTheme="majorHAnsi" w:eastAsia="黑体"/>
       <w:i/>
       <w:iCs/>
       <w:color w:themeColor="text1" w:themeTint="BF" w:val="404040"/>
@@ -3983,7 +4225,7 @@
     <w:semiHidden/>
     <w:rsid w:val="00FC693F"/>
     <w:rPr>
-      <w:rFonts w:asciiTheme="majorHAnsi" w:cstheme="majorBidi" w:eastAsiaTheme="majorEastAsia" w:hAnsiTheme="majorHAnsi"/>
+      <w:rFonts w:asciiTheme="majorHAnsi" w:cstheme="majorBidi" w:hAnsiTheme="majorHAnsi" w:eastAsia="黑体"/>
       <w:color w:themeColor="accent1" w:val="4F81BD"/>
       <w:sz w:val="20"/>
       <w:szCs w:val="20"/>
@@ -3997,7 +4239,7 @@
     <w:semiHidden/>
     <w:rsid w:val="00FC693F"/>
     <w:rPr>
-      <w:rFonts w:asciiTheme="majorHAnsi" w:cstheme="majorBidi" w:eastAsiaTheme="majorEastAsia" w:hAnsiTheme="majorHAnsi"/>
+      <w:rFonts w:asciiTheme="majorHAnsi" w:cstheme="majorBidi" w:hAnsiTheme="majorHAnsi" w:eastAsia="黑体"/>
       <w:i/>
       <w:iCs/>
       <w:color w:themeColor="text1" w:themeTint="BF" w:val="404040"/>
@@ -4018,6 +4260,7 @@
       <w:spacing w:line="240" w:lineRule="auto"/>
     </w:pPr>
     <w:rPr>
+      <w:rFonts w:eastAsia="黑体"/>
       <w:b/>
       <w:bCs/>
       <w:color w:themeColor="accent1" w:val="4F81BD"/>
@@ -4032,6 +4275,7 @@
     <w:qFormat/>
     <w:rsid w:val="00FC693F"/>
     <w:rPr>
+      <w:rFonts w:eastAsia="黑体"/>
       <w:b/>
       <w:bCs/>
     </w:rPr>
@@ -4043,6 +4287,7 @@
     <w:qFormat/>
     <w:rsid w:val="00FC693F"/>
     <w:rPr>
+      <w:rFonts w:eastAsia="黑体"/>
       <w:i/>
       <w:iCs/>
     </w:rPr>
@@ -4063,6 +4308,7 @@
       <w:ind w:left="936" w:right="936"/>
     </w:pPr>
     <w:rPr>
+      <w:rFonts w:eastAsia="黑体"/>
       <w:b/>
       <w:bCs/>
       <w:i/>
@@ -4077,6 +4323,7 @@
     <w:uiPriority w:val="30"/>
     <w:rsid w:val="00FC693F"/>
     <w:rPr>
+      <w:rFonts w:eastAsia="黑体"/>
       <w:b/>
       <w:bCs/>
       <w:i/>
@@ -4091,6 +4338,7 @@
     <w:qFormat/>
     <w:rsid w:val="00FC693F"/>
     <w:rPr>
+      <w:rFonts w:eastAsia="黑体"/>
       <w:i/>
       <w:iCs/>
       <w:color w:themeColor="text1" w:themeTint="7F" w:val="808080"/>
@@ -4103,6 +4351,7 @@
     <w:qFormat/>
     <w:rsid w:val="00FC693F"/>
     <w:rPr>
+      <w:rFonts w:eastAsia="黑体"/>
       <w:b/>
       <w:bCs/>
       <w:i/>
@@ -4117,6 +4366,7 @@
     <w:qFormat/>
     <w:rsid w:val="00FC693F"/>
     <w:rPr>
+      <w:rFonts w:eastAsia="黑体"/>
       <w:smallCaps/>
       <w:color w:themeColor="accent2" w:val="C0504D"/>
       <w:u w:val="single"/>
@@ -4129,6 +4379,7 @@
     <w:qFormat/>
     <w:rsid w:val="00FC693F"/>
     <w:rPr>
+      <w:rFonts w:eastAsia="黑体"/>
       <w:b/>
       <w:bCs/>
       <w:smallCaps/>
@@ -4144,6 +4395,7 @@
     <w:qFormat/>
     <w:rsid w:val="00FC693F"/>
     <w:rPr>
+      <w:rFonts w:eastAsia="黑体"/>
       <w:b/>
       <w:bCs/>
       <w:smallCaps/>
@@ -4198,6 +4450,7 @@
       <w:spacing w:after="0" w:line="240" w:lineRule="auto"/>
     </w:pPr>
     <w:rPr>
+      <w:rFonts w:eastAsia="黑体"/>
       <w:color w:themeColor="text1" w:themeShade="BF" w:val="000000"/>
     </w:rPr>
     <w:tblPr>
@@ -4220,6 +4473,7 @@
         <w:spacing w:after="0" w:before="0" w:line="240" w:lineRule="auto"/>
       </w:pPr>
       <w:rPr>
+        <w:rFonts w:eastAsia="黑体"/>
         <w:b/>
         <w:bCs/>
       </w:rPr>
@@ -4240,6 +4494,7 @@
         <w:spacing w:after="0" w:before="0" w:line="240" w:lineRule="auto"/>
       </w:pPr>
       <w:rPr>
+        <w:rFonts w:eastAsia="黑体"/>
         <w:b/>
         <w:bCs/>
       </w:rPr>
@@ -4257,12 +4512,14 @@
     </w:tblStylePr>
     <w:tblStylePr w:type="firstCol">
       <w:rPr>
+        <w:rFonts w:eastAsia="黑体"/>
         <w:b/>
         <w:bCs/>
       </w:rPr>
     </w:tblStylePr>
     <w:tblStylePr w:type="lastCol">
       <w:rPr>
+        <w:rFonts w:eastAsia="黑体"/>
         <w:b/>
         <w:bCs/>
       </w:rPr>
@@ -4301,6 +4558,7 @@
       <w:spacing w:after="0" w:line="240" w:lineRule="auto"/>
     </w:pPr>
     <w:rPr>
+      <w:rFonts w:eastAsia="黑体"/>
       <w:color w:themeColor="accent1" w:themeShade="BF" w:val="365F91"/>
     </w:rPr>
     <w:tblPr>
@@ -4323,6 +4581,7 @@
         <w:spacing w:after="0" w:before="0" w:line="240" w:lineRule="auto"/>
       </w:pPr>
       <w:rPr>
+        <w:rFonts w:eastAsia="黑体"/>
         <w:b/>
         <w:bCs/>
       </w:rPr>
@@ -4343,6 +4602,7 @@
         <w:spacing w:after="0" w:before="0" w:line="240" w:lineRule="auto"/>
       </w:pPr>
       <w:rPr>
+        <w:rFonts w:eastAsia="黑体"/>
         <w:b/>
         <w:bCs/>
       </w:rPr>
@@ -4360,12 +4620,14 @@
     </w:tblStylePr>
     <w:tblStylePr w:type="firstCol">
       <w:rPr>
+        <w:rFonts w:eastAsia="黑体"/>
         <w:b/>
         <w:bCs/>
       </w:rPr>
     </w:tblStylePr>
     <w:tblStylePr w:type="lastCol">
       <w:rPr>
+        <w:rFonts w:eastAsia="黑体"/>
         <w:b/>
         <w:bCs/>
       </w:rPr>
@@ -4404,6 +4666,7 @@
       <w:spacing w:after="0" w:line="240" w:lineRule="auto"/>
     </w:pPr>
     <w:rPr>
+      <w:rFonts w:eastAsia="黑体"/>
       <w:color w:themeColor="accent2" w:themeShade="BF" w:val="943634"/>
     </w:rPr>
     <w:tblPr>
@@ -4426,6 +4689,7 @@
         <w:spacing w:after="0" w:before="0" w:line="240" w:lineRule="auto"/>
       </w:pPr>
       <w:rPr>
+        <w:rFonts w:eastAsia="黑体"/>
         <w:b/>
         <w:bCs/>
       </w:rPr>
@@ -4446,6 +4710,7 @@
         <w:spacing w:after="0" w:before="0" w:line="240" w:lineRule="auto"/>
       </w:pPr>
       <w:rPr>
+        <w:rFonts w:eastAsia="黑体"/>
         <w:b/>
         <w:bCs/>
       </w:rPr>
@@ -4463,12 +4728,14 @@
     </w:tblStylePr>
     <w:tblStylePr w:type="firstCol">
       <w:rPr>
+        <w:rFonts w:eastAsia="黑体"/>
         <w:b/>
         <w:bCs/>
       </w:rPr>
     </w:tblStylePr>
     <w:tblStylePr w:type="lastCol">
       <w:rPr>
+        <w:rFonts w:eastAsia="黑体"/>
         <w:b/>
         <w:bCs/>
       </w:rPr>
@@ -4507,6 +4774,7 @@
       <w:spacing w:after="0" w:line="240" w:lineRule="auto"/>
     </w:pPr>
     <w:rPr>
+      <w:rFonts w:eastAsia="黑体"/>
       <w:color w:themeColor="accent3" w:themeShade="BF" w:val="76923C"/>
     </w:rPr>
     <w:tblPr>
@@ -4529,6 +4797,7 @@
         <w:spacing w:after="0" w:before="0" w:line="240" w:lineRule="auto"/>
       </w:pPr>
       <w:rPr>
+        <w:rFonts w:eastAsia="黑体"/>
         <w:b/>
         <w:bCs/>
       </w:rPr>
@@ -4549,6 +4818,7 @@
         <w:spacing w:after="0" w:before="0" w:line="240" w:lineRule="auto"/>
       </w:pPr>
       <w:rPr>
+        <w:rFonts w:eastAsia="黑体"/>
         <w:b/>
         <w:bCs/>
       </w:rPr>
@@ -4566,12 +4836,14 @@
     </w:tblStylePr>
     <w:tblStylePr w:type="firstCol">
       <w:rPr>
+        <w:rFonts w:eastAsia="黑体"/>
         <w:b/>
         <w:bCs/>
       </w:rPr>
     </w:tblStylePr>
     <w:tblStylePr w:type="lastCol">
       <w:rPr>
+        <w:rFonts w:eastAsia="黑体"/>
         <w:b/>
         <w:bCs/>
       </w:rPr>
@@ -4610,6 +4882,7 @@
       <w:spacing w:after="0" w:line="240" w:lineRule="auto"/>
     </w:pPr>
     <w:rPr>
+      <w:rFonts w:eastAsia="黑体"/>
       <w:color w:themeColor="accent4" w:themeShade="BF" w:val="5F497A"/>
     </w:rPr>
     <w:tblPr>
@@ -4632,6 +4905,7 @@
         <w:spacing w:after="0" w:before="0" w:line="240" w:lineRule="auto"/>
       </w:pPr>
       <w:rPr>
+        <w:rFonts w:eastAsia="黑体"/>
         <w:b/>
         <w:bCs/>
       </w:rPr>
@@ -4652,6 +4926,7 @@
         <w:spacing w:after="0" w:before="0" w:line="240" w:lineRule="auto"/>
       </w:pPr>
       <w:rPr>
+        <w:rFonts w:eastAsia="黑体"/>
         <w:b/>
         <w:bCs/>
       </w:rPr>
@@ -4669,12 +4944,14 @@
     </w:tblStylePr>
     <w:tblStylePr w:type="firstCol">
       <w:rPr>
+        <w:rFonts w:eastAsia="黑体"/>
         <w:b/>
         <w:bCs/>
       </w:rPr>
     </w:tblStylePr>
     <w:tblStylePr w:type="lastCol">
       <w:rPr>
+        <w:rFonts w:eastAsia="黑体"/>
         <w:b/>
         <w:bCs/>
       </w:rPr>
@@ -4713,6 +4990,7 @@
       <w:spacing w:after="0" w:line="240" w:lineRule="auto"/>
     </w:pPr>
     <w:rPr>
+      <w:rFonts w:eastAsia="黑体"/>
       <w:color w:themeColor="accent5" w:themeShade="BF" w:val="31849B"/>
     </w:rPr>
     <w:tblPr>
@@ -4735,6 +5013,7 @@
         <w:spacing w:after="0" w:before="0" w:line="240" w:lineRule="auto"/>
       </w:pPr>
       <w:rPr>
+        <w:rFonts w:eastAsia="黑体"/>
         <w:b/>
         <w:bCs/>
       </w:rPr>
@@ -4755,6 +5034,7 @@
         <w:spacing w:after="0" w:before="0" w:line="240" w:lineRule="auto"/>
       </w:pPr>
       <w:rPr>
+        <w:rFonts w:eastAsia="黑体"/>
         <w:b/>
         <w:bCs/>
       </w:rPr>
@@ -4772,12 +5052,14 @@
     </w:tblStylePr>
     <w:tblStylePr w:type="firstCol">
       <w:rPr>
+        <w:rFonts w:eastAsia="黑体"/>
         <w:b/>
         <w:bCs/>
       </w:rPr>
     </w:tblStylePr>
     <w:tblStylePr w:type="lastCol">
       <w:rPr>
+        <w:rFonts w:eastAsia="黑体"/>
         <w:b/>
         <w:bCs/>
       </w:rPr>
@@ -4816,6 +5098,7 @@
       <w:spacing w:after="0" w:line="240" w:lineRule="auto"/>
     </w:pPr>
     <w:rPr>
+      <w:rFonts w:eastAsia="黑体"/>
       <w:color w:themeColor="accent6" w:themeShade="BF" w:val="E36C0A"/>
     </w:rPr>
     <w:tblPr>
@@ -4838,6 +5121,7 @@
         <w:spacing w:after="0" w:before="0" w:line="240" w:lineRule="auto"/>
       </w:pPr>
       <w:rPr>
+        <w:rFonts w:eastAsia="黑体"/>
         <w:b/>
         <w:bCs/>
       </w:rPr>
@@ -4858,6 +5142,7 @@
         <w:spacing w:after="0" w:before="0" w:line="240" w:lineRule="auto"/>
       </w:pPr>
       <w:rPr>
+        <w:rFonts w:eastAsia="黑体"/>
         <w:b/>
         <w:bCs/>
       </w:rPr>
@@ -4875,12 +5160,14 @@
     </w:tblStylePr>
     <w:tblStylePr w:type="firstCol">
       <w:rPr>
+        <w:rFonts w:eastAsia="黑体"/>
         <w:b/>
         <w:bCs/>
       </w:rPr>
     </w:tblStylePr>
     <w:tblStylePr w:type="lastCol">
       <w:rPr>
+        <w:rFonts w:eastAsia="黑体"/>
         <w:b/>
         <w:bCs/>
       </w:rPr>
@@ -4940,6 +5227,7 @@
         <w:spacing w:after="0" w:before="0" w:line="240" w:lineRule="auto"/>
       </w:pPr>
       <w:rPr>
+        <w:rFonts w:eastAsia="黑体"/>
         <w:b/>
         <w:bCs/>
         <w:color w:themeColor="background1" w:val="FFFFFF"/>
@@ -4954,6 +5242,7 @@
         <w:spacing w:after="0" w:before="0" w:line="240" w:lineRule="auto"/>
       </w:pPr>
       <w:rPr>
+        <w:rFonts w:eastAsia="黑体"/>
         <w:b/>
         <w:bCs/>
       </w:rPr>
@@ -4969,12 +5258,14 @@
     </w:tblStylePr>
     <w:tblStylePr w:type="firstCol">
       <w:rPr>
+        <w:rFonts w:eastAsia="黑体"/>
         <w:b/>
         <w:bCs/>
       </w:rPr>
     </w:tblStylePr>
     <w:tblStylePr w:type="lastCol">
       <w:rPr>
+        <w:rFonts w:eastAsia="黑体"/>
         <w:b/>
         <w:bCs/>
       </w:rPr>
@@ -5032,6 +5323,7 @@
         <w:spacing w:after="0" w:before="0" w:line="240" w:lineRule="auto"/>
       </w:pPr>
       <w:rPr>
+        <w:rFonts w:eastAsia="黑体"/>
         <w:b/>
         <w:bCs/>
         <w:color w:themeColor="background1" w:val="FFFFFF"/>
@@ -5046,6 +5338,7 @@
         <w:spacing w:after="0" w:before="0" w:line="240" w:lineRule="auto"/>
       </w:pPr>
       <w:rPr>
+        <w:rFonts w:eastAsia="黑体"/>
         <w:b/>
         <w:bCs/>
       </w:rPr>
@@ -5061,12 +5354,14 @@
     </w:tblStylePr>
     <w:tblStylePr w:type="firstCol">
       <w:rPr>
+        <w:rFonts w:eastAsia="黑体"/>
         <w:b/>
         <w:bCs/>
       </w:rPr>
     </w:tblStylePr>
     <w:tblStylePr w:type="lastCol">
       <w:rPr>
+        <w:rFonts w:eastAsia="黑体"/>
         <w:b/>
         <w:bCs/>
       </w:rPr>
@@ -5124,6 +5419,7 @@
         <w:spacing w:after="0" w:before="0" w:line="240" w:lineRule="auto"/>
       </w:pPr>
       <w:rPr>
+        <w:rFonts w:eastAsia="黑体"/>
         <w:b/>
         <w:bCs/>
         <w:color w:themeColor="background1" w:val="FFFFFF"/>
@@ -5138,6 +5434,7 @@
         <w:spacing w:after="0" w:before="0" w:line="240" w:lineRule="auto"/>
       </w:pPr>
       <w:rPr>
+        <w:rFonts w:eastAsia="黑体"/>
         <w:b/>
         <w:bCs/>
       </w:rPr>
@@ -5153,12 +5450,14 @@
     </w:tblStylePr>
     <w:tblStylePr w:type="firstCol">
       <w:rPr>
+        <w:rFonts w:eastAsia="黑体"/>
         <w:b/>
         <w:bCs/>
       </w:rPr>
     </w:tblStylePr>
     <w:tblStylePr w:type="lastCol">
       <w:rPr>
+        <w:rFonts w:eastAsia="黑体"/>
         <w:b/>
         <w:bCs/>
       </w:rPr>
@@ -5216,6 +5515,7 @@
         <w:spacing w:after="0" w:before="0" w:line="240" w:lineRule="auto"/>
       </w:pPr>
       <w:rPr>
+        <w:rFonts w:eastAsia="黑体"/>
         <w:b/>
         <w:bCs/>
         <w:color w:themeColor="background1" w:val="FFFFFF"/>
@@ -5230,6 +5530,7 @@
         <w:spacing w:after="0" w:before="0" w:line="240" w:lineRule="auto"/>
       </w:pPr>
       <w:rPr>
+        <w:rFonts w:eastAsia="黑体"/>
         <w:b/>
         <w:bCs/>
       </w:rPr>
@@ -5245,12 +5546,14 @@
     </w:tblStylePr>
     <w:tblStylePr w:type="firstCol">
       <w:rPr>
+        <w:rFonts w:eastAsia="黑体"/>
         <w:b/>
         <w:bCs/>
       </w:rPr>
     </w:tblStylePr>
     <w:tblStylePr w:type="lastCol">
       <w:rPr>
+        <w:rFonts w:eastAsia="黑体"/>
         <w:b/>
         <w:bCs/>
       </w:rPr>
@@ -5308,6 +5611,7 @@
         <w:spacing w:after="0" w:before="0" w:line="240" w:lineRule="auto"/>
       </w:pPr>
       <w:rPr>
+        <w:rFonts w:eastAsia="黑体"/>
         <w:b/>
         <w:bCs/>
         <w:color w:themeColor="background1" w:val="FFFFFF"/>
@@ -5322,6 +5626,7 @@
         <w:spacing w:after="0" w:before="0" w:line="240" w:lineRule="auto"/>
       </w:pPr>
       <w:rPr>
+        <w:rFonts w:eastAsia="黑体"/>
         <w:b/>
         <w:bCs/>
       </w:rPr>
@@ -5337,12 +5642,14 @@
     </w:tblStylePr>
     <w:tblStylePr w:type="firstCol">
       <w:rPr>
+        <w:rFonts w:eastAsia="黑体"/>
         <w:b/>
         <w:bCs/>
       </w:rPr>
     </w:tblStylePr>
     <w:tblStylePr w:type="lastCol">
       <w:rPr>
+        <w:rFonts w:eastAsia="黑体"/>
         <w:b/>
         <w:bCs/>
       </w:rPr>
@@ -5400,6 +5707,7 @@
         <w:spacing w:after="0" w:before="0" w:line="240" w:lineRule="auto"/>
       </w:pPr>
       <w:rPr>
+        <w:rFonts w:eastAsia="黑体"/>
         <w:b/>
         <w:bCs/>
         <w:color w:themeColor="background1" w:val="FFFFFF"/>
@@ -5414,6 +5722,7 @@
         <w:spacing w:after="0" w:before="0" w:line="240" w:lineRule="auto"/>
       </w:pPr>
       <w:rPr>
+        <w:rFonts w:eastAsia="黑体"/>
         <w:b/>
         <w:bCs/>
       </w:rPr>
@@ -5429,12 +5738,14 @@
     </w:tblStylePr>
     <w:tblStylePr w:type="firstCol">
       <w:rPr>
+        <w:rFonts w:eastAsia="黑体"/>
         <w:b/>
         <w:bCs/>
       </w:rPr>
     </w:tblStylePr>
     <w:tblStylePr w:type="lastCol">
       <w:rPr>
+        <w:rFonts w:eastAsia="黑体"/>
         <w:b/>
         <w:bCs/>
       </w:rPr>
@@ -5492,6 +5803,7 @@
         <w:spacing w:after="0" w:before="0" w:line="240" w:lineRule="auto"/>
       </w:pPr>
       <w:rPr>
+        <w:rFonts w:eastAsia="黑体"/>
         <w:b/>
         <w:bCs/>
         <w:color w:themeColor="background1" w:val="FFFFFF"/>
@@ -5506,6 +5818,7 @@
         <w:spacing w:after="0" w:before="0" w:line="240" w:lineRule="auto"/>
       </w:pPr>
       <w:rPr>
+        <w:rFonts w:eastAsia="黑体"/>
         <w:b/>
         <w:bCs/>
       </w:rPr>
@@ -5521,12 +5834,14 @@
     </w:tblStylePr>
     <w:tblStylePr w:type="firstCol">
       <w:rPr>
+        <w:rFonts w:eastAsia="黑体"/>
         <w:b/>
         <w:bCs/>
       </w:rPr>
     </w:tblStylePr>
     <w:tblStylePr w:type="lastCol">
       <w:rPr>
+        <w:rFonts w:eastAsia="黑体"/>
         <w:b/>
         <w:bCs/>
       </w:rPr>
@@ -5586,7 +5901,7 @@
         <w:spacing w:after="0" w:before="0" w:line="240" w:lineRule="auto"/>
       </w:pPr>
       <w:rPr>
-        <w:rFonts w:asciiTheme="majorHAnsi" w:cstheme="majorBidi" w:eastAsiaTheme="majorEastAsia" w:hAnsiTheme="majorHAnsi"/>
+        <w:rFonts w:asciiTheme="majorHAnsi" w:cstheme="majorBidi" w:hAnsiTheme="majorHAnsi" w:eastAsia="黑体"/>
         <w:b/>
         <w:bCs/>
       </w:rPr>
@@ -5607,7 +5922,7 @@
         <w:spacing w:after="0" w:before="0" w:line="240" w:lineRule="auto"/>
       </w:pPr>
       <w:rPr>
-        <w:rFonts w:asciiTheme="majorHAnsi" w:cstheme="majorBidi" w:eastAsiaTheme="majorEastAsia" w:hAnsiTheme="majorHAnsi"/>
+        <w:rFonts w:asciiTheme="majorHAnsi" w:cstheme="majorBidi" w:hAnsiTheme="majorHAnsi" w:eastAsia="黑体"/>
         <w:b/>
         <w:bCs/>
       </w:rPr>
@@ -5625,14 +5940,14 @@
     </w:tblStylePr>
     <w:tblStylePr w:type="firstCol">
       <w:rPr>
-        <w:rFonts w:asciiTheme="majorHAnsi" w:cstheme="majorBidi" w:eastAsiaTheme="majorEastAsia" w:hAnsiTheme="majorHAnsi"/>
+        <w:rFonts w:asciiTheme="majorHAnsi" w:cstheme="majorBidi" w:hAnsiTheme="majorHAnsi" w:eastAsia="黑体"/>
         <w:b/>
         <w:bCs/>
       </w:rPr>
     </w:tblStylePr>
     <w:tblStylePr w:type="lastCol">
       <w:rPr>
-        <w:rFonts w:asciiTheme="majorHAnsi" w:cstheme="majorBidi" w:eastAsiaTheme="majorEastAsia" w:hAnsiTheme="majorHAnsi"/>
+        <w:rFonts w:asciiTheme="majorHAnsi" w:cstheme="majorBidi" w:hAnsiTheme="majorHAnsi" w:eastAsia="黑体"/>
         <w:b/>
         <w:bCs/>
       </w:rPr>
@@ -5716,7 +6031,7 @@
         <w:spacing w:after="0" w:before="0" w:line="240" w:lineRule="auto"/>
       </w:pPr>
       <w:rPr>
-        <w:rFonts w:asciiTheme="majorHAnsi" w:cstheme="majorBidi" w:eastAsiaTheme="majorEastAsia" w:hAnsiTheme="majorHAnsi"/>
+        <w:rFonts w:asciiTheme="majorHAnsi" w:cstheme="majorBidi" w:hAnsiTheme="majorHAnsi" w:eastAsia="黑体"/>
         <w:b/>
         <w:bCs/>
       </w:rPr>
@@ -5737,7 +6052,7 @@
         <w:spacing w:after="0" w:before="0" w:line="240" w:lineRule="auto"/>
       </w:pPr>
       <w:rPr>
-        <w:rFonts w:asciiTheme="majorHAnsi" w:cstheme="majorBidi" w:eastAsiaTheme="majorEastAsia" w:hAnsiTheme="majorHAnsi"/>
+        <w:rFonts w:asciiTheme="majorHAnsi" w:cstheme="majorBidi" w:hAnsiTheme="majorHAnsi" w:eastAsia="黑体"/>
         <w:b/>
         <w:bCs/>
       </w:rPr>
@@ -5755,14 +6070,14 @@
     </w:tblStylePr>
     <w:tblStylePr w:type="firstCol">
       <w:rPr>
-        <w:rFonts w:asciiTheme="majorHAnsi" w:cstheme="majorBidi" w:eastAsiaTheme="majorEastAsia" w:hAnsiTheme="majorHAnsi"/>
+        <w:rFonts w:asciiTheme="majorHAnsi" w:cstheme="majorBidi" w:hAnsiTheme="majorHAnsi" w:eastAsia="黑体"/>
         <w:b/>
         <w:bCs/>
       </w:rPr>
     </w:tblStylePr>
     <w:tblStylePr w:type="lastCol">
       <w:rPr>
-        <w:rFonts w:asciiTheme="majorHAnsi" w:cstheme="majorBidi" w:eastAsiaTheme="majorEastAsia" w:hAnsiTheme="majorHAnsi"/>
+        <w:rFonts w:asciiTheme="majorHAnsi" w:cstheme="majorBidi" w:hAnsiTheme="majorHAnsi" w:eastAsia="黑体"/>
         <w:b/>
         <w:bCs/>
       </w:rPr>
@@ -5846,7 +6161,7 @@
         <w:spacing w:after="0" w:before="0" w:line="240" w:lineRule="auto"/>
       </w:pPr>
       <w:rPr>
-        <w:rFonts w:asciiTheme="majorHAnsi" w:cstheme="majorBidi" w:eastAsiaTheme="majorEastAsia" w:hAnsiTheme="majorHAnsi"/>
+        <w:rFonts w:asciiTheme="majorHAnsi" w:cstheme="majorBidi" w:hAnsiTheme="majorHAnsi" w:eastAsia="黑体"/>
         <w:b/>
         <w:bCs/>
       </w:rPr>
@@ -5867,7 +6182,7 @@
         <w:spacing w:after="0" w:before="0" w:line="240" w:lineRule="auto"/>
       </w:pPr>
       <w:rPr>
-        <w:rFonts w:asciiTheme="majorHAnsi" w:cstheme="majorBidi" w:eastAsiaTheme="majorEastAsia" w:hAnsiTheme="majorHAnsi"/>
+        <w:rFonts w:asciiTheme="majorHAnsi" w:cstheme="majorBidi" w:hAnsiTheme="majorHAnsi" w:eastAsia="黑体"/>
         <w:b/>
         <w:bCs/>
       </w:rPr>
@@ -5885,14 +6200,14 @@
     </w:tblStylePr>
     <w:tblStylePr w:type="firstCol">
       <w:rPr>
-        <w:rFonts w:asciiTheme="majorHAnsi" w:cstheme="majorBidi" w:eastAsiaTheme="majorEastAsia" w:hAnsiTheme="majorHAnsi"/>
+        <w:rFonts w:asciiTheme="majorHAnsi" w:cstheme="majorBidi" w:hAnsiTheme="majorHAnsi" w:eastAsia="黑体"/>
         <w:b/>
         <w:bCs/>
       </w:rPr>
     </w:tblStylePr>
     <w:tblStylePr w:type="lastCol">
       <w:rPr>
-        <w:rFonts w:asciiTheme="majorHAnsi" w:cstheme="majorBidi" w:eastAsiaTheme="majorEastAsia" w:hAnsiTheme="majorHAnsi"/>
+        <w:rFonts w:asciiTheme="majorHAnsi" w:cstheme="majorBidi" w:hAnsiTheme="majorHAnsi" w:eastAsia="黑体"/>
         <w:b/>
         <w:bCs/>
       </w:rPr>
@@ -5976,7 +6291,7 @@
         <w:spacing w:after="0" w:before="0" w:line="240" w:lineRule="auto"/>
       </w:pPr>
       <w:rPr>
-        <w:rFonts w:asciiTheme="majorHAnsi" w:cstheme="majorBidi" w:eastAsiaTheme="majorEastAsia" w:hAnsiTheme="majorHAnsi"/>
+        <w:rFonts w:asciiTheme="majorHAnsi" w:cstheme="majorBidi" w:hAnsiTheme="majorHAnsi" w:eastAsia="黑体"/>
         <w:b/>
         <w:bCs/>
       </w:rPr>
@@ -5997,7 +6312,7 @@
         <w:spacing w:after="0" w:before="0" w:line="240" w:lineRule="auto"/>
       </w:pPr>
       <w:rPr>
-        <w:rFonts w:asciiTheme="majorHAnsi" w:cstheme="majorBidi" w:eastAsiaTheme="majorEastAsia" w:hAnsiTheme="majorHAnsi"/>
+        <w:rFonts w:asciiTheme="majorHAnsi" w:cstheme="majorBidi" w:hAnsiTheme="majorHAnsi" w:eastAsia="黑体"/>
         <w:b/>
         <w:bCs/>
       </w:rPr>
@@ -6015,14 +6330,14 @@
     </w:tblStylePr>
     <w:tblStylePr w:type="firstCol">
       <w:rPr>
-        <w:rFonts w:asciiTheme="majorHAnsi" w:cstheme="majorBidi" w:eastAsiaTheme="majorEastAsia" w:hAnsiTheme="majorHAnsi"/>
+        <w:rFonts w:asciiTheme="majorHAnsi" w:cstheme="majorBidi" w:hAnsiTheme="majorHAnsi" w:eastAsia="黑体"/>
         <w:b/>
         <w:bCs/>
       </w:rPr>
     </w:tblStylePr>
     <w:tblStylePr w:type="lastCol">
       <w:rPr>
-        <w:rFonts w:asciiTheme="majorHAnsi" w:cstheme="majorBidi" w:eastAsiaTheme="majorEastAsia" w:hAnsiTheme="majorHAnsi"/>
+        <w:rFonts w:asciiTheme="majorHAnsi" w:cstheme="majorBidi" w:hAnsiTheme="majorHAnsi" w:eastAsia="黑体"/>
         <w:b/>
         <w:bCs/>
       </w:rPr>
@@ -6106,7 +6421,7 @@
         <w:spacing w:after="0" w:before="0" w:line="240" w:lineRule="auto"/>
       </w:pPr>
       <w:rPr>
-        <w:rFonts w:asciiTheme="majorHAnsi" w:cstheme="majorBidi" w:eastAsiaTheme="majorEastAsia" w:hAnsiTheme="majorHAnsi"/>
+        <w:rFonts w:asciiTheme="majorHAnsi" w:cstheme="majorBidi" w:hAnsiTheme="majorHAnsi" w:eastAsia="黑体"/>
         <w:b/>
         <w:bCs/>
       </w:rPr>
@@ -6127,7 +6442,7 @@
         <w:spacing w:after="0" w:before="0" w:line="240" w:lineRule="auto"/>
       </w:pPr>
       <w:rPr>
-        <w:rFonts w:asciiTheme="majorHAnsi" w:cstheme="majorBidi" w:eastAsiaTheme="majorEastAsia" w:hAnsiTheme="majorHAnsi"/>
+        <w:rFonts w:asciiTheme="majorHAnsi" w:cstheme="majorBidi" w:hAnsiTheme="majorHAnsi" w:eastAsia="黑体"/>
         <w:b/>
         <w:bCs/>
       </w:rPr>
@@ -6145,14 +6460,14 @@
     </w:tblStylePr>
     <w:tblStylePr w:type="firstCol">
       <w:rPr>
-        <w:rFonts w:asciiTheme="majorHAnsi" w:cstheme="majorBidi" w:eastAsiaTheme="majorEastAsia" w:hAnsiTheme="majorHAnsi"/>
+        <w:rFonts w:asciiTheme="majorHAnsi" w:cstheme="majorBidi" w:hAnsiTheme="majorHAnsi" w:eastAsia="黑体"/>
         <w:b/>
         <w:bCs/>
       </w:rPr>
     </w:tblStylePr>
     <w:tblStylePr w:type="lastCol">
       <w:rPr>
-        <w:rFonts w:asciiTheme="majorHAnsi" w:cstheme="majorBidi" w:eastAsiaTheme="majorEastAsia" w:hAnsiTheme="majorHAnsi"/>
+        <w:rFonts w:asciiTheme="majorHAnsi" w:cstheme="majorBidi" w:hAnsiTheme="majorHAnsi" w:eastAsia="黑体"/>
         <w:b/>
         <w:bCs/>
       </w:rPr>
@@ -6236,7 +6551,7 @@
         <w:spacing w:after="0" w:before="0" w:line="240" w:lineRule="auto"/>
       </w:pPr>
       <w:rPr>
-        <w:rFonts w:asciiTheme="majorHAnsi" w:cstheme="majorBidi" w:eastAsiaTheme="majorEastAsia" w:hAnsiTheme="majorHAnsi"/>
+        <w:rFonts w:asciiTheme="majorHAnsi" w:cstheme="majorBidi" w:hAnsiTheme="majorHAnsi" w:eastAsia="黑体"/>
         <w:b/>
         <w:bCs/>
       </w:rPr>
@@ -6257,7 +6572,7 @@
         <w:spacing w:after="0" w:before="0" w:line="240" w:lineRule="auto"/>
       </w:pPr>
       <w:rPr>
-        <w:rFonts w:asciiTheme="majorHAnsi" w:cstheme="majorBidi" w:eastAsiaTheme="majorEastAsia" w:hAnsiTheme="majorHAnsi"/>
+        <w:rFonts w:asciiTheme="majorHAnsi" w:cstheme="majorBidi" w:hAnsiTheme="majorHAnsi" w:eastAsia="黑体"/>
         <w:b/>
         <w:bCs/>
       </w:rPr>
@@ -6275,14 +6590,14 @@
     </w:tblStylePr>
     <w:tblStylePr w:type="firstCol">
       <w:rPr>
-        <w:rFonts w:asciiTheme="majorHAnsi" w:cstheme="majorBidi" w:eastAsiaTheme="majorEastAsia" w:hAnsiTheme="majorHAnsi"/>
+        <w:rFonts w:asciiTheme="majorHAnsi" w:cstheme="majorBidi" w:hAnsiTheme="majorHAnsi" w:eastAsia="黑体"/>
         <w:b/>
         <w:bCs/>
       </w:rPr>
     </w:tblStylePr>
     <w:tblStylePr w:type="lastCol">
       <w:rPr>
-        <w:rFonts w:asciiTheme="majorHAnsi" w:cstheme="majorBidi" w:eastAsiaTheme="majorEastAsia" w:hAnsiTheme="majorHAnsi"/>
+        <w:rFonts w:asciiTheme="majorHAnsi" w:cstheme="majorBidi" w:hAnsiTheme="majorHAnsi" w:eastAsia="黑体"/>
         <w:b/>
         <w:bCs/>
       </w:rPr>
@@ -6366,7 +6681,7 @@
         <w:spacing w:after="0" w:before="0" w:line="240" w:lineRule="auto"/>
       </w:pPr>
       <w:rPr>
-        <w:rFonts w:asciiTheme="majorHAnsi" w:cstheme="majorBidi" w:eastAsiaTheme="majorEastAsia" w:hAnsiTheme="majorHAnsi"/>
+        <w:rFonts w:asciiTheme="majorHAnsi" w:cstheme="majorBidi" w:hAnsiTheme="majorHAnsi" w:eastAsia="黑体"/>
         <w:b/>
         <w:bCs/>
       </w:rPr>
@@ -6387,7 +6702,7 @@
         <w:spacing w:after="0" w:before="0" w:line="240" w:lineRule="auto"/>
       </w:pPr>
       <w:rPr>
-        <w:rFonts w:asciiTheme="majorHAnsi" w:cstheme="majorBidi" w:eastAsiaTheme="majorEastAsia" w:hAnsiTheme="majorHAnsi"/>
+        <w:rFonts w:asciiTheme="majorHAnsi" w:cstheme="majorBidi" w:hAnsiTheme="majorHAnsi" w:eastAsia="黑体"/>
         <w:b/>
         <w:bCs/>
       </w:rPr>
@@ -6405,14 +6720,14 @@
     </w:tblStylePr>
     <w:tblStylePr w:type="firstCol">
       <w:rPr>
-        <w:rFonts w:asciiTheme="majorHAnsi" w:cstheme="majorBidi" w:eastAsiaTheme="majorEastAsia" w:hAnsiTheme="majorHAnsi"/>
+        <w:rFonts w:asciiTheme="majorHAnsi" w:cstheme="majorBidi" w:hAnsiTheme="majorHAnsi" w:eastAsia="黑体"/>
         <w:b/>
         <w:bCs/>
       </w:rPr>
     </w:tblStylePr>
     <w:tblStylePr w:type="lastCol">
       <w:rPr>
-        <w:rFonts w:asciiTheme="majorHAnsi" w:cstheme="majorBidi" w:eastAsiaTheme="majorEastAsia" w:hAnsiTheme="majorHAnsi"/>
+        <w:rFonts w:asciiTheme="majorHAnsi" w:cstheme="majorBidi" w:hAnsiTheme="majorHAnsi" w:eastAsia="黑体"/>
         <w:b/>
         <w:bCs/>
       </w:rPr>
@@ -6495,6 +6810,7 @@
         <w:spacing w:after="0" w:before="0" w:line="240" w:lineRule="auto"/>
       </w:pPr>
       <w:rPr>
+        <w:rFonts w:eastAsia="黑体"/>
         <w:b/>
         <w:bCs/>
         <w:color w:themeColor="background1" w:val="FFFFFF"/>
@@ -6517,6 +6833,7 @@
         <w:spacing w:after="0" w:before="0" w:line="240" w:lineRule="auto"/>
       </w:pPr>
       <w:rPr>
+        <w:rFonts w:eastAsia="黑体"/>
         <w:b/>
         <w:bCs/>
       </w:rPr>
@@ -6534,12 +6851,14 @@
     </w:tblStylePr>
     <w:tblStylePr w:type="firstCol">
       <w:rPr>
+        <w:rFonts w:eastAsia="黑体"/>
         <w:b/>
         <w:bCs/>
       </w:rPr>
     </w:tblStylePr>
     <w:tblStylePr w:type="lastCol">
       <w:rPr>
+        <w:rFonts w:eastAsia="黑体"/>
         <w:b/>
         <w:bCs/>
       </w:rPr>
@@ -6601,6 +6920,7 @@
         <w:spacing w:after="0" w:before="0" w:line="240" w:lineRule="auto"/>
       </w:pPr>
       <w:rPr>
+        <w:rFonts w:eastAsia="黑体"/>
         <w:b/>
         <w:bCs/>
         <w:color w:themeColor="background1" w:val="FFFFFF"/>
@@ -6623,6 +6943,7 @@
         <w:spacing w:after="0" w:before="0" w:line="240" w:lineRule="auto"/>
       </w:pPr>
       <w:rPr>
+        <w:rFonts w:eastAsia="黑体"/>
         <w:b/>
         <w:bCs/>
       </w:rPr>
@@ -6640,12 +6961,14 @@
     </w:tblStylePr>
     <w:tblStylePr w:type="firstCol">
       <w:rPr>
+        <w:rFonts w:eastAsia="黑体"/>
         <w:b/>
         <w:bCs/>
       </w:rPr>
     </w:tblStylePr>
     <w:tblStylePr w:type="lastCol">
       <w:rPr>
+        <w:rFonts w:eastAsia="黑体"/>
         <w:b/>
         <w:bCs/>
       </w:rPr>
@@ -6707,6 +7030,7 @@
         <w:spacing w:after="0" w:before="0" w:line="240" w:lineRule="auto"/>
       </w:pPr>
       <w:rPr>
+        <w:rFonts w:eastAsia="黑体"/>
         <w:b/>
         <w:bCs/>
         <w:color w:themeColor="background1" w:val="FFFFFF"/>
@@ -6729,6 +7053,7 @@
         <w:spacing w:after="0" w:before="0" w:line="240" w:lineRule="auto"/>
       </w:pPr>
       <w:rPr>
+        <w:rFonts w:eastAsia="黑体"/>
         <w:b/>
         <w:bCs/>
       </w:rPr>
@@ -6746,12 +7071,14 @@
     </w:tblStylePr>
     <w:tblStylePr w:type="firstCol">
       <w:rPr>
+        <w:rFonts w:eastAsia="黑体"/>
         <w:b/>
         <w:bCs/>
       </w:rPr>
     </w:tblStylePr>
     <w:tblStylePr w:type="lastCol">
       <w:rPr>
+        <w:rFonts w:eastAsia="黑体"/>
         <w:b/>
         <w:bCs/>
       </w:rPr>
@@ -6813,6 +7140,7 @@
         <w:spacing w:after="0" w:before="0" w:line="240" w:lineRule="auto"/>
       </w:pPr>
       <w:rPr>
+        <w:rFonts w:eastAsia="黑体"/>
         <w:b/>
         <w:bCs/>
         <w:color w:themeColor="background1" w:val="FFFFFF"/>
@@ -6835,6 +7163,7 @@
         <w:spacing w:after="0" w:before="0" w:line="240" w:lineRule="auto"/>
       </w:pPr>
       <w:rPr>
+        <w:rFonts w:eastAsia="黑体"/>
         <w:b/>
         <w:bCs/>
       </w:rPr>
@@ -6852,12 +7181,14 @@
     </w:tblStylePr>
     <w:tblStylePr w:type="firstCol">
       <w:rPr>
+        <w:rFonts w:eastAsia="黑体"/>
         <w:b/>
         <w:bCs/>
       </w:rPr>
     </w:tblStylePr>
     <w:tblStylePr w:type="lastCol">
       <w:rPr>
+        <w:rFonts w:eastAsia="黑体"/>
         <w:b/>
         <w:bCs/>
       </w:rPr>
@@ -6919,6 +7250,7 @@
         <w:spacing w:after="0" w:before="0" w:line="240" w:lineRule="auto"/>
       </w:pPr>
       <w:rPr>
+        <w:rFonts w:eastAsia="黑体"/>
         <w:b/>
         <w:bCs/>
         <w:color w:themeColor="background1" w:val="FFFFFF"/>
@@ -6941,6 +7273,7 @@
         <w:spacing w:after="0" w:before="0" w:line="240" w:lineRule="auto"/>
       </w:pPr>
       <w:rPr>
+        <w:rFonts w:eastAsia="黑体"/>
         <w:b/>
         <w:bCs/>
       </w:rPr>
@@ -6958,12 +7291,14 @@
     </w:tblStylePr>
     <w:tblStylePr w:type="firstCol">
       <w:rPr>
+        <w:rFonts w:eastAsia="黑体"/>
         <w:b/>
         <w:bCs/>
       </w:rPr>
     </w:tblStylePr>
     <w:tblStylePr w:type="lastCol">
       <w:rPr>
+        <w:rFonts w:eastAsia="黑体"/>
         <w:b/>
         <w:bCs/>
       </w:rPr>
@@ -7025,6 +7360,7 @@
         <w:spacing w:after="0" w:before="0" w:line="240" w:lineRule="auto"/>
       </w:pPr>
       <w:rPr>
+        <w:rFonts w:eastAsia="黑体"/>
         <w:b/>
         <w:bCs/>
         <w:color w:themeColor="background1" w:val="FFFFFF"/>
@@ -7047,6 +7383,7 @@
         <w:spacing w:after="0" w:before="0" w:line="240" w:lineRule="auto"/>
       </w:pPr>
       <w:rPr>
+        <w:rFonts w:eastAsia="黑体"/>
         <w:b/>
         <w:bCs/>
       </w:rPr>
@@ -7064,12 +7401,14 @@
     </w:tblStylePr>
     <w:tblStylePr w:type="firstCol">
       <w:rPr>
+        <w:rFonts w:eastAsia="黑体"/>
         <w:b/>
         <w:bCs/>
       </w:rPr>
     </w:tblStylePr>
     <w:tblStylePr w:type="lastCol">
       <w:rPr>
+        <w:rFonts w:eastAsia="黑体"/>
         <w:b/>
         <w:bCs/>
       </w:rPr>
@@ -7131,6 +7470,7 @@
         <w:spacing w:after="0" w:before="0" w:line="240" w:lineRule="auto"/>
       </w:pPr>
       <w:rPr>
+        <w:rFonts w:eastAsia="黑体"/>
         <w:b/>
         <w:bCs/>
         <w:color w:themeColor="background1" w:val="FFFFFF"/>
@@ -7153,6 +7493,7 @@
         <w:spacing w:after="0" w:before="0" w:line="240" w:lineRule="auto"/>
       </w:pPr>
       <w:rPr>
+        <w:rFonts w:eastAsia="黑体"/>
         <w:b/>
         <w:bCs/>
       </w:rPr>
@@ -7170,12 +7511,14 @@
     </w:tblStylePr>
     <w:tblStylePr w:type="firstCol">
       <w:rPr>
+        <w:rFonts w:eastAsia="黑体"/>
         <w:b/>
         <w:bCs/>
       </w:rPr>
     </w:tblStylePr>
     <w:tblStylePr w:type="lastCol">
       <w:rPr>
+        <w:rFonts w:eastAsia="黑体"/>
         <w:b/>
         <w:bCs/>
       </w:rPr>
@@ -7234,6 +7577,7 @@
         <w:spacing w:after="0" w:before="0" w:line="240" w:lineRule="auto"/>
       </w:pPr>
       <w:rPr>
+        <w:rFonts w:eastAsia="黑体"/>
         <w:b/>
         <w:bCs/>
         <w:color w:themeColor="background1" w:val="FFFFFF"/>
@@ -7256,6 +7600,7 @@
         <w:spacing w:after="0" w:before="0" w:line="240" w:lineRule="auto"/>
       </w:pPr>
       <w:rPr>
+        <w:rFonts w:eastAsia="黑体"/>
         <w:color w:val="auto"/>
       </w:rPr>
       <w:tblPr/>
@@ -7273,6 +7618,7 @@
     </w:tblStylePr>
     <w:tblStylePr w:type="firstCol">
       <w:rPr>
+        <w:rFonts w:eastAsia="黑体"/>
         <w:b/>
         <w:bCs/>
         <w:color w:themeColor="background1" w:val="FFFFFF"/>
@@ -7292,6 +7638,7 @@
     </w:tblStylePr>
     <w:tblStylePr w:type="lastCol">
       <w:rPr>
+        <w:rFonts w:eastAsia="黑体"/>
         <w:b/>
         <w:bCs/>
         <w:color w:themeColor="background1" w:val="FFFFFF"/>
@@ -7340,6 +7687,7 @@
     </w:tblStylePr>
     <w:tblStylePr w:type="nwCell">
       <w:rPr>
+        <w:rFonts w:eastAsia="黑体"/>
         <w:color w:themeColor="background1" w:val="FFFFFF"/>
       </w:rPr>
       <w:tblPr/>
@@ -7383,6 +7731,7 @@
         <w:spacing w:after="0" w:before="0" w:line="240" w:lineRule="auto"/>
       </w:pPr>
       <w:rPr>
+        <w:rFonts w:eastAsia="黑体"/>
         <w:b/>
         <w:bCs/>
         <w:color w:themeColor="background1" w:val="FFFFFF"/>
@@ -7405,6 +7754,7 @@
         <w:spacing w:after="0" w:before="0" w:line="240" w:lineRule="auto"/>
       </w:pPr>
       <w:rPr>
+        <w:rFonts w:eastAsia="黑体"/>
         <w:color w:val="auto"/>
       </w:rPr>
       <w:tblPr/>
@@ -7422,6 +7772,7 @@
     </w:tblStylePr>
     <w:tblStylePr w:type="firstCol">
       <w:rPr>
+        <w:rFonts w:eastAsia="黑体"/>
         <w:b/>
         <w:bCs/>
         <w:color w:themeColor="background1" w:val="FFFFFF"/>
@@ -7441,6 +7792,7 @@
     </w:tblStylePr>
     <w:tblStylePr w:type="lastCol">
       <w:rPr>
+        <w:rFonts w:eastAsia="黑体"/>
         <w:b/>
         <w:bCs/>
         <w:color w:themeColor="background1" w:val="FFFFFF"/>
@@ -7489,6 +7841,7 @@
     </w:tblStylePr>
     <w:tblStylePr w:type="nwCell">
       <w:rPr>
+        <w:rFonts w:eastAsia="黑体"/>
         <w:color w:themeColor="background1" w:val="FFFFFF"/>
       </w:rPr>
       <w:tblPr/>
@@ -7532,6 +7885,7 @@
         <w:spacing w:after="0" w:before="0" w:line="240" w:lineRule="auto"/>
       </w:pPr>
       <w:rPr>
+        <w:rFonts w:eastAsia="黑体"/>
         <w:b/>
         <w:bCs/>
         <w:color w:themeColor="background1" w:val="FFFFFF"/>
@@ -7554,6 +7908,7 @@
         <w:spacing w:after="0" w:before="0" w:line="240" w:lineRule="auto"/>
       </w:pPr>
       <w:rPr>
+        <w:rFonts w:eastAsia="黑体"/>
         <w:color w:val="auto"/>
       </w:rPr>
       <w:tblPr/>
@@ -7571,6 +7926,7 @@
     </w:tblStylePr>
     <w:tblStylePr w:type="firstCol">
       <w:rPr>
+        <w:rFonts w:eastAsia="黑体"/>
         <w:b/>
         <w:bCs/>
         <w:color w:themeColor="background1" w:val="FFFFFF"/>
@@ -7590,6 +7946,7 @@
     </w:tblStylePr>
     <w:tblStylePr w:type="lastCol">
       <w:rPr>
+        <w:rFonts w:eastAsia="黑体"/>
         <w:b/>
         <w:bCs/>
         <w:color w:themeColor="background1" w:val="FFFFFF"/>
@@ -7638,6 +7995,7 @@
     </w:tblStylePr>
     <w:tblStylePr w:type="nwCell">
       <w:rPr>
+        <w:rFonts w:eastAsia="黑体"/>
         <w:color w:themeColor="background1" w:val="FFFFFF"/>
       </w:rPr>
       <w:tblPr/>
@@ -7681,6 +8039,7 @@
         <w:spacing w:after="0" w:before="0" w:line="240" w:lineRule="auto"/>
       </w:pPr>
       <w:rPr>
+        <w:rFonts w:eastAsia="黑体"/>
         <w:b/>
         <w:bCs/>
         <w:color w:themeColor="background1" w:val="FFFFFF"/>
@@ -7703,6 +8062,7 @@
         <w:spacing w:after="0" w:before="0" w:line="240" w:lineRule="auto"/>
       </w:pPr>
       <w:rPr>
+        <w:rFonts w:eastAsia="黑体"/>
         <w:color w:val="auto"/>
       </w:rPr>
       <w:tblPr/>
@@ -7720,6 +8080,7 @@
     </w:tblStylePr>
     <w:tblStylePr w:type="firstCol">
       <w:rPr>
+        <w:rFonts w:eastAsia="黑体"/>
         <w:b/>
         <w:bCs/>
         <w:color w:themeColor="background1" w:val="FFFFFF"/>
@@ -7739,6 +8100,7 @@
     </w:tblStylePr>
     <w:tblStylePr w:type="lastCol">
       <w:rPr>
+        <w:rFonts w:eastAsia="黑体"/>
         <w:b/>
         <w:bCs/>
         <w:color w:themeColor="background1" w:val="FFFFFF"/>
@@ -7787,6 +8149,7 @@
     </w:tblStylePr>
     <w:tblStylePr w:type="nwCell">
       <w:rPr>
+        <w:rFonts w:eastAsia="黑体"/>
         <w:color w:themeColor="background1" w:val="FFFFFF"/>
       </w:rPr>
       <w:tblPr/>
@@ -7830,6 +8193,7 @@
         <w:spacing w:after="0" w:before="0" w:line="240" w:lineRule="auto"/>
       </w:pPr>
       <w:rPr>
+        <w:rFonts w:eastAsia="黑体"/>
         <w:b/>
         <w:bCs/>
         <w:color w:themeColor="background1" w:val="FFFFFF"/>
@@ -7852,6 +8216,7 @@
         <w:spacing w:after="0" w:before="0" w:line="240" w:lineRule="auto"/>
       </w:pPr>
       <w:rPr>
+        <w:rFonts w:eastAsia="黑体"/>
         <w:color w:val="auto"/>
       </w:rPr>
       <w:tblPr/>
@@ -7869,6 +8234,7 @@
     </w:tblStylePr>
     <w:tblStylePr w:type="firstCol">
       <w:rPr>
+        <w:rFonts w:eastAsia="黑体"/>
         <w:b/>
         <w:bCs/>
         <w:color w:themeColor="background1" w:val="FFFFFF"/>
@@ -7888,6 +8254,7 @@
     </w:tblStylePr>
     <w:tblStylePr w:type="lastCol">
       <w:rPr>
+        <w:rFonts w:eastAsia="黑体"/>
         <w:b/>
         <w:bCs/>
         <w:color w:themeColor="background1" w:val="FFFFFF"/>
@@ -7936,6 +8303,7 @@
     </w:tblStylePr>
     <w:tblStylePr w:type="nwCell">
       <w:rPr>
+        <w:rFonts w:eastAsia="黑体"/>
         <w:color w:themeColor="background1" w:val="FFFFFF"/>
       </w:rPr>
       <w:tblPr/>
@@ -7979,6 +8347,7 @@
         <w:spacing w:after="0" w:before="0" w:line="240" w:lineRule="auto"/>
       </w:pPr>
       <w:rPr>
+        <w:rFonts w:eastAsia="黑体"/>
         <w:b/>
         <w:bCs/>
         <w:color w:themeColor="background1" w:val="FFFFFF"/>
@@ -8001,6 +8370,7 @@
         <w:spacing w:after="0" w:before="0" w:line="240" w:lineRule="auto"/>
       </w:pPr>
       <w:rPr>
+        <w:rFonts w:eastAsia="黑体"/>
         <w:color w:val="auto"/>
       </w:rPr>
       <w:tblPr/>
@@ -8018,6 +8388,7 @@
     </w:tblStylePr>
     <w:tblStylePr w:type="firstCol">
       <w:rPr>
+        <w:rFonts w:eastAsia="黑体"/>
         <w:b/>
         <w:bCs/>
         <w:color w:themeColor="background1" w:val="FFFFFF"/>
@@ -8037,6 +8408,7 @@
     </w:tblStylePr>
     <w:tblStylePr w:type="lastCol">
       <w:rPr>
+        <w:rFonts w:eastAsia="黑体"/>
         <w:b/>
         <w:bCs/>
         <w:color w:themeColor="background1" w:val="FFFFFF"/>
@@ -8085,6 +8457,7 @@
     </w:tblStylePr>
     <w:tblStylePr w:type="nwCell">
       <w:rPr>
+        <w:rFonts w:eastAsia="黑体"/>
         <w:color w:themeColor="background1" w:val="FFFFFF"/>
       </w:rPr>
       <w:tblPr/>
@@ -8128,6 +8501,7 @@
         <w:spacing w:after="0" w:before="0" w:line="240" w:lineRule="auto"/>
       </w:pPr>
       <w:rPr>
+        <w:rFonts w:eastAsia="黑体"/>
         <w:b/>
         <w:bCs/>
         <w:color w:themeColor="background1" w:val="FFFFFF"/>
@@ -8150,6 +8524,7 @@
         <w:spacing w:after="0" w:before="0" w:line="240" w:lineRule="auto"/>
       </w:pPr>
       <w:rPr>
+        <w:rFonts w:eastAsia="黑体"/>
         <w:color w:val="auto"/>
       </w:rPr>
       <w:tblPr/>
@@ -8167,6 +8542,7 @@
     </w:tblStylePr>
     <w:tblStylePr w:type="firstCol">
       <w:rPr>
+        <w:rFonts w:eastAsia="黑体"/>
         <w:b/>
         <w:bCs/>
         <w:color w:themeColor="background1" w:val="FFFFFF"/>
@@ -8186,6 +8562,7 @@
     </w:tblStylePr>
     <w:tblStylePr w:type="lastCol">
       <w:rPr>
+        <w:rFonts w:eastAsia="黑体"/>
         <w:b/>
         <w:bCs/>
         <w:color w:themeColor="background1" w:val="FFFFFF"/>
@@ -8234,6 +8611,7 @@
     </w:tblStylePr>
     <w:tblStylePr w:type="nwCell">
       <w:rPr>
+        <w:rFonts w:eastAsia="黑体"/>
         <w:color w:themeColor="background1" w:val="FFFFFF"/>
       </w:rPr>
       <w:tblPr/>
@@ -8258,6 +8636,7 @@
       <w:spacing w:after="0" w:line="240" w:lineRule="auto"/>
     </w:pPr>
     <w:rPr>
+      <w:rFonts w:eastAsia="黑体"/>
       <w:color w:themeColor="text1" w:val="000000"/>
     </w:rPr>
     <w:tblPr>
@@ -8277,7 +8656,7 @@
     </w:tblPr>
     <w:tblStylePr w:type="firstRow">
       <w:rPr>
-        <w:rFonts w:asciiTheme="majorHAnsi" w:cstheme="majorBidi" w:eastAsiaTheme="majorEastAsia" w:hAnsiTheme="majorHAnsi"/>
+        <w:rFonts w:asciiTheme="majorHAnsi" w:cstheme="majorBidi" w:hAnsiTheme="majorHAnsi" w:eastAsia="黑体"/>
       </w:rPr>
       <w:tblPr/>
       <w:tcPr>
@@ -8289,6 +8668,7 @@
     </w:tblStylePr>
     <w:tblStylePr w:type="lastRow">
       <w:rPr>
+        <w:rFonts w:eastAsia="黑体"/>
         <w:b/>
         <w:bCs/>
         <w:color w:themeColor="text2" w:val="1F497D"/>
@@ -8303,12 +8683,14 @@
     </w:tblStylePr>
     <w:tblStylePr w:type="firstCol">
       <w:rPr>
+        <w:rFonts w:eastAsia="黑体"/>
         <w:b/>
         <w:bCs/>
       </w:rPr>
     </w:tblStylePr>
     <w:tblStylePr w:type="lastCol">
       <w:rPr>
+        <w:rFonts w:eastAsia="黑体"/>
         <w:b/>
         <w:bCs/>
       </w:rPr>
@@ -8342,6 +8724,7 @@
       <w:spacing w:after="0" w:line="240" w:lineRule="auto"/>
     </w:pPr>
     <w:rPr>
+      <w:rFonts w:eastAsia="黑体"/>
       <w:color w:themeColor="text1" w:val="000000"/>
     </w:rPr>
     <w:tblPr>
@@ -8361,7 +8744,7 @@
     </w:tblPr>
     <w:tblStylePr w:type="firstRow">
       <w:rPr>
-        <w:rFonts w:asciiTheme="majorHAnsi" w:cstheme="majorBidi" w:eastAsiaTheme="majorEastAsia" w:hAnsiTheme="majorHAnsi"/>
+        <w:rFonts w:asciiTheme="majorHAnsi" w:cstheme="majorBidi" w:hAnsiTheme="majorHAnsi" w:eastAsia="黑体"/>
       </w:rPr>
       <w:tblPr/>
       <w:tcPr>
@@ -8373,6 +8756,7 @@
     </w:tblStylePr>
     <w:tblStylePr w:type="lastRow">
       <w:rPr>
+        <w:rFonts w:eastAsia="黑体"/>
         <w:b/>
         <w:bCs/>
         <w:color w:themeColor="text2" w:val="1F497D"/>
@@ -8387,12 +8771,14 @@
     </w:tblStylePr>
     <w:tblStylePr w:type="firstCol">
       <w:rPr>
+        <w:rFonts w:eastAsia="黑体"/>
         <w:b/>
         <w:bCs/>
       </w:rPr>
     </w:tblStylePr>
     <w:tblStylePr w:type="lastCol">
       <w:rPr>
+        <w:rFonts w:eastAsia="黑体"/>
         <w:b/>
         <w:bCs/>
       </w:rPr>
@@ -8426,6 +8812,7 @@
       <w:spacing w:after="0" w:line="240" w:lineRule="auto"/>
     </w:pPr>
     <w:rPr>
+      <w:rFonts w:eastAsia="黑体"/>
       <w:color w:themeColor="text1" w:val="000000"/>
     </w:rPr>
     <w:tblPr>
@@ -8445,7 +8832,7 @@
     </w:tblPr>
     <w:tblStylePr w:type="firstRow">
       <w:rPr>
-        <w:rFonts w:asciiTheme="majorHAnsi" w:cstheme="majorBidi" w:eastAsiaTheme="majorEastAsia" w:hAnsiTheme="majorHAnsi"/>
+        <w:rFonts w:asciiTheme="majorHAnsi" w:cstheme="majorBidi" w:hAnsiTheme="majorHAnsi" w:eastAsia="黑体"/>
       </w:rPr>
       <w:tblPr/>
       <w:tcPr>
@@ -8457,6 +8844,7 @@
     </w:tblStylePr>
     <w:tblStylePr w:type="lastRow">
       <w:rPr>
+        <w:rFonts w:eastAsia="黑体"/>
         <w:b/>
         <w:bCs/>
         <w:color w:themeColor="text2" w:val="1F497D"/>
@@ -8471,12 +8859,14 @@
     </w:tblStylePr>
     <w:tblStylePr w:type="firstCol">
       <w:rPr>
+        <w:rFonts w:eastAsia="黑体"/>
         <w:b/>
         <w:bCs/>
       </w:rPr>
     </w:tblStylePr>
     <w:tblStylePr w:type="lastCol">
       <w:rPr>
+        <w:rFonts w:eastAsia="黑体"/>
         <w:b/>
         <w:bCs/>
       </w:rPr>
@@ -8510,6 +8900,7 @@
       <w:spacing w:after="0" w:line="240" w:lineRule="auto"/>
     </w:pPr>
     <w:rPr>
+      <w:rFonts w:eastAsia="黑体"/>
       <w:color w:themeColor="text1" w:val="000000"/>
     </w:rPr>
     <w:tblPr>
@@ -8529,7 +8920,7 @@
     </w:tblPr>
     <w:tblStylePr w:type="firstRow">
       <w:rPr>
-        <w:rFonts w:asciiTheme="majorHAnsi" w:cstheme="majorBidi" w:eastAsiaTheme="majorEastAsia" w:hAnsiTheme="majorHAnsi"/>
+        <w:rFonts w:asciiTheme="majorHAnsi" w:cstheme="majorBidi" w:hAnsiTheme="majorHAnsi" w:eastAsia="黑体"/>
       </w:rPr>
       <w:tblPr/>
       <w:tcPr>
@@ -8541,6 +8932,7 @@
     </w:tblStylePr>
     <w:tblStylePr w:type="lastRow">
       <w:rPr>
+        <w:rFonts w:eastAsia="黑体"/>
         <w:b/>
         <w:bCs/>
         <w:color w:themeColor="text2" w:val="1F497D"/>
@@ -8555,12 +8947,14 @@
     </w:tblStylePr>
     <w:tblStylePr w:type="firstCol">
       <w:rPr>
+        <w:rFonts w:eastAsia="黑体"/>
         <w:b/>
         <w:bCs/>
       </w:rPr>
     </w:tblStylePr>
     <w:tblStylePr w:type="lastCol">
       <w:rPr>
+        <w:rFonts w:eastAsia="黑体"/>
         <w:b/>
         <w:bCs/>
       </w:rPr>
@@ -8594,6 +8988,7 @@
       <w:spacing w:after="0" w:line="240" w:lineRule="auto"/>
     </w:pPr>
     <w:rPr>
+      <w:rFonts w:eastAsia="黑体"/>
       <w:color w:themeColor="text1" w:val="000000"/>
     </w:rPr>
     <w:tblPr>
@@ -8613,7 +9008,7 @@
     </w:tblPr>
     <w:tblStylePr w:type="firstRow">
       <w:rPr>
-        <w:rFonts w:asciiTheme="majorHAnsi" w:cstheme="majorBidi" w:eastAsiaTheme="majorEastAsia" w:hAnsiTheme="majorHAnsi"/>
+        <w:rFonts w:asciiTheme="majorHAnsi" w:cstheme="majorBidi" w:hAnsiTheme="majorHAnsi" w:eastAsia="黑体"/>
       </w:rPr>
       <w:tblPr/>
       <w:tcPr>
@@ -8625,6 +9020,7 @@
     </w:tblStylePr>
     <w:tblStylePr w:type="lastRow">
       <w:rPr>
+        <w:rFonts w:eastAsia="黑体"/>
         <w:b/>
         <w:bCs/>
         <w:color w:themeColor="text2" w:val="1F497D"/>
@@ -8639,12 +9035,14 @@
     </w:tblStylePr>
     <w:tblStylePr w:type="firstCol">
       <w:rPr>
+        <w:rFonts w:eastAsia="黑体"/>
         <w:b/>
         <w:bCs/>
       </w:rPr>
     </w:tblStylePr>
     <w:tblStylePr w:type="lastCol">
       <w:rPr>
+        <w:rFonts w:eastAsia="黑体"/>
         <w:b/>
         <w:bCs/>
       </w:rPr>
@@ -8678,6 +9076,7 @@
       <w:spacing w:after="0" w:line="240" w:lineRule="auto"/>
     </w:pPr>
     <w:rPr>
+      <w:rFonts w:eastAsia="黑体"/>
       <w:color w:themeColor="text1" w:val="000000"/>
     </w:rPr>
     <w:tblPr>
@@ -8697,7 +9096,7 @@
     </w:tblPr>
     <w:tblStylePr w:type="firstRow">
       <w:rPr>
-        <w:rFonts w:asciiTheme="majorHAnsi" w:cstheme="majorBidi" w:eastAsiaTheme="majorEastAsia" w:hAnsiTheme="majorHAnsi"/>
+        <w:rFonts w:asciiTheme="majorHAnsi" w:cstheme="majorBidi" w:hAnsiTheme="majorHAnsi" w:eastAsia="黑体"/>
       </w:rPr>
       <w:tblPr/>
       <w:tcPr>
@@ -8709,6 +9108,7 @@
     </w:tblStylePr>
     <w:tblStylePr w:type="lastRow">
       <w:rPr>
+        <w:rFonts w:eastAsia="黑体"/>
         <w:b/>
         <w:bCs/>
         <w:color w:themeColor="text2" w:val="1F497D"/>
@@ -8723,12 +9123,14 @@
     </w:tblStylePr>
     <w:tblStylePr w:type="firstCol">
       <w:rPr>
+        <w:rFonts w:eastAsia="黑体"/>
         <w:b/>
         <w:bCs/>
       </w:rPr>
     </w:tblStylePr>
     <w:tblStylePr w:type="lastCol">
       <w:rPr>
+        <w:rFonts w:eastAsia="黑体"/>
         <w:b/>
         <w:bCs/>
       </w:rPr>
@@ -8762,6 +9164,7 @@
       <w:spacing w:after="0" w:line="240" w:lineRule="auto"/>
     </w:pPr>
     <w:rPr>
+      <w:rFonts w:eastAsia="黑体"/>
       <w:color w:themeColor="text1" w:val="000000"/>
     </w:rPr>
     <w:tblPr>
@@ -8781,7 +9184,7 @@
     </w:tblPr>
     <w:tblStylePr w:type="firstRow">
       <w:rPr>
-        <w:rFonts w:asciiTheme="majorHAnsi" w:cstheme="majorBidi" w:eastAsiaTheme="majorEastAsia" w:hAnsiTheme="majorHAnsi"/>
+        <w:rFonts w:asciiTheme="majorHAnsi" w:cstheme="majorBidi" w:hAnsiTheme="majorHAnsi" w:eastAsia="黑体"/>
       </w:rPr>
       <w:tblPr/>
       <w:tcPr>
@@ -8793,6 +9196,7 @@
     </w:tblStylePr>
     <w:tblStylePr w:type="lastRow">
       <w:rPr>
+        <w:rFonts w:eastAsia="黑体"/>
         <w:b/>
         <w:bCs/>
         <w:color w:themeColor="text2" w:val="1F497D"/>
@@ -8807,12 +9211,14 @@
     </w:tblStylePr>
     <w:tblStylePr w:type="firstCol">
       <w:rPr>
+        <w:rFonts w:eastAsia="黑体"/>
         <w:b/>
         <w:bCs/>
       </w:rPr>
     </w:tblStylePr>
     <w:tblStylePr w:type="lastCol">
       <w:rPr>
+        <w:rFonts w:eastAsia="黑体"/>
         <w:b/>
         <w:bCs/>
       </w:rPr>
@@ -8846,7 +9252,7 @@
       <w:spacing w:after="0" w:line="240" w:lineRule="auto"/>
     </w:pPr>
     <w:rPr>
-      <w:rFonts w:asciiTheme="majorHAnsi" w:cstheme="majorBidi" w:eastAsiaTheme="majorEastAsia" w:hAnsiTheme="majorHAnsi"/>
+      <w:rFonts w:asciiTheme="majorHAnsi" w:cstheme="majorBidi" w:hAnsiTheme="majorHAnsi" w:eastAsia="黑体"/>
       <w:color w:themeColor="text1" w:val="000000"/>
     </w:rPr>
     <w:tblPr>
@@ -8868,6 +9274,7 @@
     </w:tblPr>
     <w:tblStylePr w:type="firstRow">
       <w:rPr>
+        <w:rFonts w:eastAsia="黑体"/>
         <w:sz w:val="24"/>
         <w:szCs w:val="24"/>
       </w:rPr>
@@ -8974,7 +9381,7 @@
       <w:spacing w:after="0" w:line="240" w:lineRule="auto"/>
     </w:pPr>
     <w:rPr>
-      <w:rFonts w:asciiTheme="majorHAnsi" w:cstheme="majorBidi" w:eastAsiaTheme="majorEastAsia" w:hAnsiTheme="majorHAnsi"/>
+      <w:rFonts w:asciiTheme="majorHAnsi" w:cstheme="majorBidi" w:hAnsiTheme="majorHAnsi" w:eastAsia="黑体"/>
       <w:color w:themeColor="text1" w:val="000000"/>
     </w:rPr>
     <w:tblPr>
@@ -8996,6 +9403,7 @@
     </w:tblPr>
     <w:tblStylePr w:type="firstRow">
       <w:rPr>
+        <w:rFonts w:eastAsia="黑体"/>
         <w:sz w:val="24"/>
         <w:szCs w:val="24"/>
       </w:rPr>
@@ -9102,7 +9510,7 @@
       <w:spacing w:after="0" w:line="240" w:lineRule="auto"/>
     </w:pPr>
     <w:rPr>
-      <w:rFonts w:asciiTheme="majorHAnsi" w:cstheme="majorBidi" w:eastAsiaTheme="majorEastAsia" w:hAnsiTheme="majorHAnsi"/>
+      <w:rFonts w:asciiTheme="majorHAnsi" w:cstheme="majorBidi" w:hAnsiTheme="majorHAnsi" w:eastAsia="黑体"/>
       <w:color w:themeColor="text1" w:val="000000"/>
     </w:rPr>
     <w:tblPr>
@@ -9124,6 +9532,7 @@
     </w:tblPr>
     <w:tblStylePr w:type="firstRow">
       <w:rPr>
+        <w:rFonts w:eastAsia="黑体"/>
         <w:sz w:val="24"/>
         <w:szCs w:val="24"/>
       </w:rPr>
@@ -9230,7 +9639,7 @@
       <w:spacing w:after="0" w:line="240" w:lineRule="auto"/>
     </w:pPr>
     <w:rPr>
-      <w:rFonts w:asciiTheme="majorHAnsi" w:cstheme="majorBidi" w:eastAsiaTheme="majorEastAsia" w:hAnsiTheme="majorHAnsi"/>
+      <w:rFonts w:asciiTheme="majorHAnsi" w:cstheme="majorBidi" w:hAnsiTheme="majorHAnsi" w:eastAsia="黑体"/>
       <w:color w:themeColor="text1" w:val="000000"/>
     </w:rPr>
     <w:tblPr>
@@ -9252,6 +9661,7 @@
     </w:tblPr>
     <w:tblStylePr w:type="firstRow">
       <w:rPr>
+        <w:rFonts w:eastAsia="黑体"/>
         <w:sz w:val="24"/>
         <w:szCs w:val="24"/>
       </w:rPr>
@@ -9358,7 +9768,7 @@
       <w:spacing w:after="0" w:line="240" w:lineRule="auto"/>
     </w:pPr>
     <w:rPr>
-      <w:rFonts w:asciiTheme="majorHAnsi" w:cstheme="majorBidi" w:eastAsiaTheme="majorEastAsia" w:hAnsiTheme="majorHAnsi"/>
+      <w:rFonts w:asciiTheme="majorHAnsi" w:cstheme="majorBidi" w:hAnsiTheme="majorHAnsi" w:eastAsia="黑体"/>
       <w:color w:themeColor="text1" w:val="000000"/>
     </w:rPr>
     <w:tblPr>
@@ -9380,6 +9790,7 @@
     </w:tblPr>
     <w:tblStylePr w:type="firstRow">
       <w:rPr>
+        <w:rFonts w:eastAsia="黑体"/>
         <w:sz w:val="24"/>
         <w:szCs w:val="24"/>
       </w:rPr>
@@ -9486,7 +9897,7 @@
       <w:spacing w:after="0" w:line="240" w:lineRule="auto"/>
     </w:pPr>
     <w:rPr>
-      <w:rFonts w:asciiTheme="majorHAnsi" w:cstheme="majorBidi" w:eastAsiaTheme="majorEastAsia" w:hAnsiTheme="majorHAnsi"/>
+      <w:rFonts w:asciiTheme="majorHAnsi" w:cstheme="majorBidi" w:hAnsiTheme="majorHAnsi" w:eastAsia="黑体"/>
       <w:color w:themeColor="text1" w:val="000000"/>
     </w:rPr>
     <w:tblPr>
@@ -9508,6 +9919,7 @@
     </w:tblPr>
     <w:tblStylePr w:type="firstRow">
       <w:rPr>
+        <w:rFonts w:eastAsia="黑体"/>
         <w:sz w:val="24"/>
         <w:szCs w:val="24"/>
       </w:rPr>
@@ -9614,7 +10026,7 @@
       <w:spacing w:after="0" w:line="240" w:lineRule="auto"/>
     </w:pPr>
     <w:rPr>
-      <w:rFonts w:asciiTheme="majorHAnsi" w:cstheme="majorBidi" w:eastAsiaTheme="majorEastAsia" w:hAnsiTheme="majorHAnsi"/>
+      <w:rFonts w:asciiTheme="majorHAnsi" w:cstheme="majorBidi" w:hAnsiTheme="majorHAnsi" w:eastAsia="黑体"/>
       <w:color w:themeColor="text1" w:val="000000"/>
     </w:rPr>
     <w:tblPr>
@@ -9636,6 +10048,7 @@
     </w:tblPr>
     <w:tblStylePr w:type="firstRow">
       <w:rPr>
+        <w:rFonts w:eastAsia="黑体"/>
         <w:sz w:val="24"/>
         <w:szCs w:val="24"/>
       </w:rPr>
@@ -9765,12 +10178,14 @@
     </w:tcPr>
     <w:tblStylePr w:type="firstRow">
       <w:rPr>
+        <w:rFonts w:eastAsia="黑体"/>
         <w:b/>
         <w:bCs/>
       </w:rPr>
     </w:tblStylePr>
     <w:tblStylePr w:type="lastRow">
       <w:rPr>
+        <w:rFonts w:eastAsia="黑体"/>
         <w:b/>
         <w:bCs/>
       </w:rPr>
@@ -9783,12 +10198,14 @@
     </w:tblStylePr>
     <w:tblStylePr w:type="firstCol">
       <w:rPr>
+        <w:rFonts w:eastAsia="黑体"/>
         <w:b/>
         <w:bCs/>
       </w:rPr>
     </w:tblStylePr>
     <w:tblStylePr w:type="lastCol">
       <w:rPr>
+        <w:rFonts w:eastAsia="黑体"/>
         <w:b/>
         <w:bCs/>
       </w:rPr>
@@ -9838,12 +10255,14 @@
     </w:tcPr>
     <w:tblStylePr w:type="firstRow">
       <w:rPr>
+        <w:rFonts w:eastAsia="黑体"/>
         <w:b/>
         <w:bCs/>
       </w:rPr>
     </w:tblStylePr>
     <w:tblStylePr w:type="lastRow">
       <w:rPr>
+        <w:rFonts w:eastAsia="黑体"/>
         <w:b/>
         <w:bCs/>
       </w:rPr>
@@ -9856,12 +10275,14 @@
     </w:tblStylePr>
     <w:tblStylePr w:type="firstCol">
       <w:rPr>
+        <w:rFonts w:eastAsia="黑体"/>
         <w:b/>
         <w:bCs/>
       </w:rPr>
     </w:tblStylePr>
     <w:tblStylePr w:type="lastCol">
       <w:rPr>
+        <w:rFonts w:eastAsia="黑体"/>
         <w:b/>
         <w:bCs/>
       </w:rPr>
@@ -9911,12 +10332,14 @@
     </w:tcPr>
     <w:tblStylePr w:type="firstRow">
       <w:rPr>
+        <w:rFonts w:eastAsia="黑体"/>
         <w:b/>
         <w:bCs/>
       </w:rPr>
     </w:tblStylePr>
     <w:tblStylePr w:type="lastRow">
       <w:rPr>
+        <w:rFonts w:eastAsia="黑体"/>
         <w:b/>
         <w:bCs/>
       </w:rPr>
@@ -9929,12 +10352,14 @@
     </w:tblStylePr>
     <w:tblStylePr w:type="firstCol">
       <w:rPr>
+        <w:rFonts w:eastAsia="黑体"/>
         <w:b/>
         <w:bCs/>
       </w:rPr>
     </w:tblStylePr>
     <w:tblStylePr w:type="lastCol">
       <w:rPr>
+        <w:rFonts w:eastAsia="黑体"/>
         <w:b/>
         <w:bCs/>
       </w:rPr>
@@ -9984,12 +10409,14 @@
     </w:tcPr>
     <w:tblStylePr w:type="firstRow">
       <w:rPr>
+        <w:rFonts w:eastAsia="黑体"/>
         <w:b/>
         <w:bCs/>
       </w:rPr>
     </w:tblStylePr>
     <w:tblStylePr w:type="lastRow">
       <w:rPr>
+        <w:rFonts w:eastAsia="黑体"/>
         <w:b/>
         <w:bCs/>
       </w:rPr>
@@ -10002,12 +10429,14 @@
     </w:tblStylePr>
     <w:tblStylePr w:type="firstCol">
       <w:rPr>
+        <w:rFonts w:eastAsia="黑体"/>
         <w:b/>
         <w:bCs/>
       </w:rPr>
     </w:tblStylePr>
     <w:tblStylePr w:type="lastCol">
       <w:rPr>
+        <w:rFonts w:eastAsia="黑体"/>
         <w:b/>
         <w:bCs/>
       </w:rPr>
@@ -10057,12 +10486,14 @@
     </w:tcPr>
     <w:tblStylePr w:type="firstRow">
       <w:rPr>
+        <w:rFonts w:eastAsia="黑体"/>
         <w:b/>
         <w:bCs/>
       </w:rPr>
     </w:tblStylePr>
     <w:tblStylePr w:type="lastRow">
       <w:rPr>
+        <w:rFonts w:eastAsia="黑体"/>
         <w:b/>
         <w:bCs/>
       </w:rPr>
@@ -10075,12 +10506,14 @@
     </w:tblStylePr>
     <w:tblStylePr w:type="firstCol">
       <w:rPr>
+        <w:rFonts w:eastAsia="黑体"/>
         <w:b/>
         <w:bCs/>
       </w:rPr>
     </w:tblStylePr>
     <w:tblStylePr w:type="lastCol">
       <w:rPr>
+        <w:rFonts w:eastAsia="黑体"/>
         <w:b/>
         <w:bCs/>
       </w:rPr>
@@ -10130,12 +10563,14 @@
     </w:tcPr>
     <w:tblStylePr w:type="firstRow">
       <w:rPr>
+        <w:rFonts w:eastAsia="黑体"/>
         <w:b/>
         <w:bCs/>
       </w:rPr>
     </w:tblStylePr>
     <w:tblStylePr w:type="lastRow">
       <w:rPr>
+        <w:rFonts w:eastAsia="黑体"/>
         <w:b/>
         <w:bCs/>
       </w:rPr>
@@ -10148,12 +10583,14 @@
     </w:tblStylePr>
     <w:tblStylePr w:type="firstCol">
       <w:rPr>
+        <w:rFonts w:eastAsia="黑体"/>
         <w:b/>
         <w:bCs/>
       </w:rPr>
     </w:tblStylePr>
     <w:tblStylePr w:type="lastCol">
       <w:rPr>
+        <w:rFonts w:eastAsia="黑体"/>
         <w:b/>
         <w:bCs/>
       </w:rPr>
@@ -10203,12 +10640,14 @@
     </w:tcPr>
     <w:tblStylePr w:type="firstRow">
       <w:rPr>
+        <w:rFonts w:eastAsia="黑体"/>
         <w:b/>
         <w:bCs/>
       </w:rPr>
     </w:tblStylePr>
     <w:tblStylePr w:type="lastRow">
       <w:rPr>
+        <w:rFonts w:eastAsia="黑体"/>
         <w:b/>
         <w:bCs/>
       </w:rPr>
@@ -10221,12 +10660,14 @@
     </w:tblStylePr>
     <w:tblStylePr w:type="firstCol">
       <w:rPr>
+        <w:rFonts w:eastAsia="黑体"/>
         <w:b/>
         <w:bCs/>
       </w:rPr>
     </w:tblStylePr>
     <w:tblStylePr w:type="lastCol">
       <w:rPr>
+        <w:rFonts w:eastAsia="黑体"/>
         <w:b/>
         <w:bCs/>
       </w:rPr>
@@ -10253,7 +10694,7 @@
       <w:spacing w:after="0" w:line="240" w:lineRule="auto"/>
     </w:pPr>
     <w:rPr>
-      <w:rFonts w:asciiTheme="majorHAnsi" w:cstheme="majorBidi" w:eastAsiaTheme="majorEastAsia" w:hAnsiTheme="majorHAnsi"/>
+      <w:rFonts w:asciiTheme="majorHAnsi" w:cstheme="majorBidi" w:hAnsiTheme="majorHAnsi" w:eastAsia="黑体"/>
       <w:color w:themeColor="text1" w:val="000000"/>
     </w:rPr>
     <w:tblPr>
@@ -10280,6 +10721,7 @@
     </w:tcPr>
     <w:tblStylePr w:type="firstRow">
       <w:rPr>
+        <w:rFonts w:eastAsia="黑体"/>
         <w:b/>
         <w:bCs/>
         <w:color w:themeColor="text1" w:val="000000"/>
@@ -10291,6 +10733,7 @@
     </w:tblStylePr>
     <w:tblStylePr w:type="lastRow">
       <w:rPr>
+        <w:rFonts w:eastAsia="黑体"/>
         <w:b/>
         <w:bCs/>
         <w:color w:themeColor="text1" w:val="000000"/>
@@ -10310,6 +10753,7 @@
     </w:tblStylePr>
     <w:tblStylePr w:type="firstCol">
       <w:rPr>
+        <w:rFonts w:eastAsia="黑体"/>
         <w:b/>
         <w:bCs/>
         <w:color w:themeColor="text1" w:val="000000"/>
@@ -10329,6 +10773,7 @@
     </w:tblStylePr>
     <w:tblStylePr w:type="lastCol">
       <w:rPr>
+        <w:rFonts w:eastAsia="黑体"/>
         <w:b w:val="0"/>
         <w:bCs w:val="0"/>
         <w:color w:themeColor="text1" w:val="000000"/>
@@ -10378,7 +10823,7 @@
       <w:spacing w:after="0" w:line="240" w:lineRule="auto"/>
     </w:pPr>
     <w:rPr>
-      <w:rFonts w:asciiTheme="majorHAnsi" w:cstheme="majorBidi" w:eastAsiaTheme="majorEastAsia" w:hAnsiTheme="majorHAnsi"/>
+      <w:rFonts w:asciiTheme="majorHAnsi" w:cstheme="majorBidi" w:hAnsiTheme="majorHAnsi" w:eastAsia="黑体"/>
       <w:color w:themeColor="text1" w:val="000000"/>
     </w:rPr>
     <w:tblPr>
@@ -10405,6 +10850,7 @@
     </w:tcPr>
     <w:tblStylePr w:type="firstRow">
       <w:rPr>
+        <w:rFonts w:eastAsia="黑体"/>
         <w:b/>
         <w:bCs/>
         <w:color w:themeColor="text1" w:val="000000"/>
@@ -10416,6 +10862,7 @@
     </w:tblStylePr>
     <w:tblStylePr w:type="lastRow">
       <w:rPr>
+        <w:rFonts w:eastAsia="黑体"/>
         <w:b/>
         <w:bCs/>
         <w:color w:themeColor="text1" w:val="000000"/>
@@ -10435,6 +10882,7 @@
     </w:tblStylePr>
     <w:tblStylePr w:type="firstCol">
       <w:rPr>
+        <w:rFonts w:eastAsia="黑体"/>
         <w:b/>
         <w:bCs/>
         <w:color w:themeColor="text1" w:val="000000"/>
@@ -10454,6 +10902,7 @@
     </w:tblStylePr>
     <w:tblStylePr w:type="lastCol">
       <w:rPr>
+        <w:rFonts w:eastAsia="黑体"/>
         <w:b w:val="0"/>
         <w:bCs w:val="0"/>
         <w:color w:themeColor="text1" w:val="000000"/>
@@ -10503,7 +10952,7 @@
       <w:spacing w:after="0" w:line="240" w:lineRule="auto"/>
     </w:pPr>
     <w:rPr>
-      <w:rFonts w:asciiTheme="majorHAnsi" w:cstheme="majorBidi" w:eastAsiaTheme="majorEastAsia" w:hAnsiTheme="majorHAnsi"/>
+      <w:rFonts w:asciiTheme="majorHAnsi" w:cstheme="majorBidi" w:hAnsiTheme="majorHAnsi" w:eastAsia="黑体"/>
       <w:color w:themeColor="text1" w:val="000000"/>
     </w:rPr>
     <w:tblPr>
@@ -10530,6 +10979,7 @@
     </w:tcPr>
     <w:tblStylePr w:type="firstRow">
       <w:rPr>
+        <w:rFonts w:eastAsia="黑体"/>
         <w:b/>
         <w:bCs/>
         <w:color w:themeColor="text1" w:val="000000"/>
@@ -10541,6 +10991,7 @@
     </w:tblStylePr>
     <w:tblStylePr w:type="lastRow">
       <w:rPr>
+        <w:rFonts w:eastAsia="黑体"/>
         <w:b/>
         <w:bCs/>
         <w:color w:themeColor="text1" w:val="000000"/>
@@ -10560,6 +11011,7 @@
     </w:tblStylePr>
     <w:tblStylePr w:type="firstCol">
       <w:rPr>
+        <w:rFonts w:eastAsia="黑体"/>
         <w:b/>
         <w:bCs/>
         <w:color w:themeColor="text1" w:val="000000"/>
@@ -10579,6 +11031,7 @@
     </w:tblStylePr>
     <w:tblStylePr w:type="lastCol">
       <w:rPr>
+        <w:rFonts w:eastAsia="黑体"/>
         <w:b w:val="0"/>
         <w:bCs w:val="0"/>
         <w:color w:themeColor="text1" w:val="000000"/>
@@ -10628,7 +11081,7 @@
       <w:spacing w:after="0" w:line="240" w:lineRule="auto"/>
     </w:pPr>
     <w:rPr>
-      <w:rFonts w:asciiTheme="majorHAnsi" w:cstheme="majorBidi" w:eastAsiaTheme="majorEastAsia" w:hAnsiTheme="majorHAnsi"/>
+      <w:rFonts w:asciiTheme="majorHAnsi" w:cstheme="majorBidi" w:hAnsiTheme="majorHAnsi" w:eastAsia="黑体"/>
       <w:color w:themeColor="text1" w:val="000000"/>
     </w:rPr>
     <w:tblPr>
@@ -10655,6 +11108,7 @@
     </w:tcPr>
     <w:tblStylePr w:type="firstRow">
       <w:rPr>
+        <w:rFonts w:eastAsia="黑体"/>
         <w:b/>
         <w:bCs/>
         <w:color w:themeColor="text1" w:val="000000"/>
@@ -10666,6 +11120,7 @@
     </w:tblStylePr>
     <w:tblStylePr w:type="lastRow">
       <w:rPr>
+        <w:rFonts w:eastAsia="黑体"/>
         <w:b/>
         <w:bCs/>
         <w:color w:themeColor="text1" w:val="000000"/>
@@ -10685,6 +11140,7 @@
     </w:tblStylePr>
     <w:tblStylePr w:type="firstCol">
       <w:rPr>
+        <w:rFonts w:eastAsia="黑体"/>
         <w:b/>
         <w:bCs/>
         <w:color w:themeColor="text1" w:val="000000"/>
@@ -10704,6 +11160,7 @@
     </w:tblStylePr>
     <w:tblStylePr w:type="lastCol">
       <w:rPr>
+        <w:rFonts w:eastAsia="黑体"/>
         <w:b w:val="0"/>
         <w:bCs w:val="0"/>
         <w:color w:themeColor="text1" w:val="000000"/>
@@ -10753,7 +11210,7 @@
       <w:spacing w:after="0" w:line="240" w:lineRule="auto"/>
     </w:pPr>
     <w:rPr>
-      <w:rFonts w:asciiTheme="majorHAnsi" w:cstheme="majorBidi" w:eastAsiaTheme="majorEastAsia" w:hAnsiTheme="majorHAnsi"/>
+      <w:rFonts w:asciiTheme="majorHAnsi" w:cstheme="majorBidi" w:hAnsiTheme="majorHAnsi" w:eastAsia="黑体"/>
       <w:color w:themeColor="text1" w:val="000000"/>
     </w:rPr>
     <w:tblPr>
@@ -10780,6 +11237,7 @@
     </w:tcPr>
     <w:tblStylePr w:type="firstRow">
       <w:rPr>
+        <w:rFonts w:eastAsia="黑体"/>
         <w:b/>
         <w:bCs/>
         <w:color w:themeColor="text1" w:val="000000"/>
@@ -10791,6 +11249,7 @@
     </w:tblStylePr>
     <w:tblStylePr w:type="lastRow">
       <w:rPr>
+        <w:rFonts w:eastAsia="黑体"/>
         <w:b/>
         <w:bCs/>
         <w:color w:themeColor="text1" w:val="000000"/>
@@ -10810,6 +11269,7 @@
     </w:tblStylePr>
     <w:tblStylePr w:type="firstCol">
       <w:rPr>
+        <w:rFonts w:eastAsia="黑体"/>
         <w:b/>
         <w:bCs/>
         <w:color w:themeColor="text1" w:val="000000"/>
@@ -10829,6 +11289,7 @@
     </w:tblStylePr>
     <w:tblStylePr w:type="lastCol">
       <w:rPr>
+        <w:rFonts w:eastAsia="黑体"/>
         <w:b w:val="0"/>
         <w:bCs w:val="0"/>
         <w:color w:themeColor="text1" w:val="000000"/>
@@ -10878,7 +11339,7 @@
       <w:spacing w:after="0" w:line="240" w:lineRule="auto"/>
     </w:pPr>
     <w:rPr>
-      <w:rFonts w:asciiTheme="majorHAnsi" w:cstheme="majorBidi" w:eastAsiaTheme="majorEastAsia" w:hAnsiTheme="majorHAnsi"/>
+      <w:rFonts w:asciiTheme="majorHAnsi" w:cstheme="majorBidi" w:hAnsiTheme="majorHAnsi" w:eastAsia="黑体"/>
       <w:color w:themeColor="text1" w:val="000000"/>
     </w:rPr>
     <w:tblPr>
@@ -10905,6 +11366,7 @@
     </w:tcPr>
     <w:tblStylePr w:type="firstRow">
       <w:rPr>
+        <w:rFonts w:eastAsia="黑体"/>
         <w:b/>
         <w:bCs/>
         <w:color w:themeColor="text1" w:val="000000"/>
@@ -10916,6 +11378,7 @@
     </w:tblStylePr>
     <w:tblStylePr w:type="lastRow">
       <w:rPr>
+        <w:rFonts w:eastAsia="黑体"/>
         <w:b/>
         <w:bCs/>
         <w:color w:themeColor="text1" w:val="000000"/>
@@ -10935,6 +11398,7 @@
     </w:tblStylePr>
     <w:tblStylePr w:type="firstCol">
       <w:rPr>
+        <w:rFonts w:eastAsia="黑体"/>
         <w:b/>
         <w:bCs/>
         <w:color w:themeColor="text1" w:val="000000"/>
@@ -10954,6 +11418,7 @@
     </w:tblStylePr>
     <w:tblStylePr w:type="lastCol">
       <w:rPr>
+        <w:rFonts w:eastAsia="黑体"/>
         <w:b w:val="0"/>
         <w:bCs w:val="0"/>
         <w:color w:themeColor="text1" w:val="000000"/>
@@ -11003,7 +11468,7 @@
       <w:spacing w:after="0" w:line="240" w:lineRule="auto"/>
     </w:pPr>
     <w:rPr>
-      <w:rFonts w:asciiTheme="majorHAnsi" w:cstheme="majorBidi" w:eastAsiaTheme="majorEastAsia" w:hAnsiTheme="majorHAnsi"/>
+      <w:rFonts w:asciiTheme="majorHAnsi" w:cstheme="majorBidi" w:hAnsiTheme="majorHAnsi" w:eastAsia="黑体"/>
       <w:color w:themeColor="text1" w:val="000000"/>
     </w:rPr>
     <w:tblPr>
@@ -11030,6 +11495,7 @@
     </w:tcPr>
     <w:tblStylePr w:type="firstRow">
       <w:rPr>
+        <w:rFonts w:eastAsia="黑体"/>
         <w:b/>
         <w:bCs/>
         <w:color w:themeColor="text1" w:val="000000"/>
@@ -11041,6 +11507,7 @@
     </w:tblStylePr>
     <w:tblStylePr w:type="lastRow">
       <w:rPr>
+        <w:rFonts w:eastAsia="黑体"/>
         <w:b/>
         <w:bCs/>
         <w:color w:themeColor="text1" w:val="000000"/>
@@ -11060,6 +11527,7 @@
     </w:tblStylePr>
     <w:tblStylePr w:type="firstCol">
       <w:rPr>
+        <w:rFonts w:eastAsia="黑体"/>
         <w:b/>
         <w:bCs/>
         <w:color w:themeColor="text1" w:val="000000"/>
@@ -11079,6 +11547,7 @@
     </w:tblStylePr>
     <w:tblStylePr w:type="lastCol">
       <w:rPr>
+        <w:rFonts w:eastAsia="黑体"/>
         <w:b w:val="0"/>
         <w:bCs w:val="0"/>
         <w:color w:themeColor="text1" w:val="000000"/>
@@ -11151,6 +11620,7 @@
     </w:tcPr>
     <w:tblStylePr w:type="firstRow">
       <w:rPr>
+        <w:rFonts w:eastAsia="黑体"/>
         <w:b/>
         <w:bCs/>
         <w:i w:val="0"/>
@@ -11172,6 +11642,7 @@
     </w:tblStylePr>
     <w:tblStylePr w:type="lastRow">
       <w:rPr>
+        <w:rFonts w:eastAsia="黑体"/>
         <w:b/>
         <w:bCs/>
         <w:i w:val="0"/>
@@ -11193,6 +11664,7 @@
     </w:tblStylePr>
     <w:tblStylePr w:type="firstCol">
       <w:rPr>
+        <w:rFonts w:eastAsia="黑体"/>
         <w:b/>
         <w:bCs/>
         <w:i w:val="0"/>
@@ -11212,6 +11684,7 @@
     </w:tblStylePr>
     <w:tblStylePr w:type="lastCol">
       <w:rPr>
+        <w:rFonts w:eastAsia="黑体"/>
         <w:b/>
         <w:bCs/>
         <w:i w:val="0"/>
@@ -11292,6 +11765,7 @@
     </w:tcPr>
     <w:tblStylePr w:type="firstRow">
       <w:rPr>
+        <w:rFonts w:eastAsia="黑体"/>
         <w:b/>
         <w:bCs/>
         <w:i w:val="0"/>
@@ -11313,6 +11787,7 @@
     </w:tblStylePr>
     <w:tblStylePr w:type="lastRow">
       <w:rPr>
+        <w:rFonts w:eastAsia="黑体"/>
         <w:b/>
         <w:bCs/>
         <w:i w:val="0"/>
@@ -11334,6 +11809,7 @@
     </w:tblStylePr>
     <w:tblStylePr w:type="firstCol">
       <w:rPr>
+        <w:rFonts w:eastAsia="黑体"/>
         <w:b/>
         <w:bCs/>
         <w:i w:val="0"/>
@@ -11353,6 +11829,7 @@
     </w:tblStylePr>
     <w:tblStylePr w:type="lastCol">
       <w:rPr>
+        <w:rFonts w:eastAsia="黑体"/>
         <w:b/>
         <w:bCs/>
         <w:i w:val="0"/>
@@ -11433,6 +11910,7 @@
     </w:tcPr>
     <w:tblStylePr w:type="firstRow">
       <w:rPr>
+        <w:rFonts w:eastAsia="黑体"/>
         <w:b/>
         <w:bCs/>
         <w:i w:val="0"/>
@@ -11454,6 +11932,7 @@
     </w:tblStylePr>
     <w:tblStylePr w:type="lastRow">
       <w:rPr>
+        <w:rFonts w:eastAsia="黑体"/>
         <w:b/>
         <w:bCs/>
         <w:i w:val="0"/>
@@ -11475,6 +11954,7 @@
     </w:tblStylePr>
     <w:tblStylePr w:type="firstCol">
       <w:rPr>
+        <w:rFonts w:eastAsia="黑体"/>
         <w:b/>
         <w:bCs/>
         <w:i w:val="0"/>
@@ -11494,6 +11974,7 @@
     </w:tblStylePr>
     <w:tblStylePr w:type="lastCol">
       <w:rPr>
+        <w:rFonts w:eastAsia="黑体"/>
         <w:b/>
         <w:bCs/>
         <w:i w:val="0"/>
@@ -11574,6 +12055,7 @@
     </w:tcPr>
     <w:tblStylePr w:type="firstRow">
       <w:rPr>
+        <w:rFonts w:eastAsia="黑体"/>
         <w:b/>
         <w:bCs/>
         <w:i w:val="0"/>
@@ -11595,6 +12077,7 @@
     </w:tblStylePr>
     <w:tblStylePr w:type="lastRow">
       <w:rPr>
+        <w:rFonts w:eastAsia="黑体"/>
         <w:b/>
         <w:bCs/>
         <w:i w:val="0"/>
@@ -11616,6 +12099,7 @@
     </w:tblStylePr>
     <w:tblStylePr w:type="firstCol">
       <w:rPr>
+        <w:rFonts w:eastAsia="黑体"/>
         <w:b/>
         <w:bCs/>
         <w:i w:val="0"/>
@@ -11635,6 +12119,7 @@
     </w:tblStylePr>
     <w:tblStylePr w:type="lastCol">
       <w:rPr>
+        <w:rFonts w:eastAsia="黑体"/>
         <w:b/>
         <w:bCs/>
         <w:i w:val="0"/>
@@ -11715,6 +12200,7 @@
     </w:tcPr>
     <w:tblStylePr w:type="firstRow">
       <w:rPr>
+        <w:rFonts w:eastAsia="黑体"/>
         <w:b/>
         <w:bCs/>
         <w:i w:val="0"/>
@@ -11736,6 +12222,7 @@
     </w:tblStylePr>
     <w:tblStylePr w:type="lastRow">
       <w:rPr>
+        <w:rFonts w:eastAsia="黑体"/>
         <w:b/>
         <w:bCs/>
         <w:i w:val="0"/>
@@ -11757,6 +12244,7 @@
     </w:tblStylePr>
     <w:tblStylePr w:type="firstCol">
       <w:rPr>
+        <w:rFonts w:eastAsia="黑体"/>
         <w:b/>
         <w:bCs/>
         <w:i w:val="0"/>
@@ -11776,6 +12264,7 @@
     </w:tblStylePr>
     <w:tblStylePr w:type="lastCol">
       <w:rPr>
+        <w:rFonts w:eastAsia="黑体"/>
         <w:b/>
         <w:bCs/>
         <w:i w:val="0"/>
@@ -11856,6 +12345,7 @@
     </w:tcPr>
     <w:tblStylePr w:type="firstRow">
       <w:rPr>
+        <w:rFonts w:eastAsia="黑体"/>
         <w:b/>
         <w:bCs/>
         <w:i w:val="0"/>
@@ -11877,6 +12367,7 @@
     </w:tblStylePr>
     <w:tblStylePr w:type="lastRow">
       <w:rPr>
+        <w:rFonts w:eastAsia="黑体"/>
         <w:b/>
         <w:bCs/>
         <w:i w:val="0"/>
@@ -11898,6 +12389,7 @@
     </w:tblStylePr>
     <w:tblStylePr w:type="firstCol">
       <w:rPr>
+        <w:rFonts w:eastAsia="黑体"/>
         <w:b/>
         <w:bCs/>
         <w:i w:val="0"/>
@@ -11917,6 +12409,7 @@
     </w:tblStylePr>
     <w:tblStylePr w:type="lastCol">
       <w:rPr>
+        <w:rFonts w:eastAsia="黑体"/>
         <w:b/>
         <w:bCs/>
         <w:i w:val="0"/>
@@ -11997,6 +12490,7 @@
     </w:tcPr>
     <w:tblStylePr w:type="firstRow">
       <w:rPr>
+        <w:rFonts w:eastAsia="黑体"/>
         <w:b/>
         <w:bCs/>
         <w:i w:val="0"/>
@@ -12018,6 +12512,7 @@
     </w:tblStylePr>
     <w:tblStylePr w:type="lastRow">
       <w:rPr>
+        <w:rFonts w:eastAsia="黑体"/>
         <w:b/>
         <w:bCs/>
         <w:i w:val="0"/>
@@ -12039,6 +12534,7 @@
     </w:tblStylePr>
     <w:tblStylePr w:type="firstCol">
       <w:rPr>
+        <w:rFonts w:eastAsia="黑体"/>
         <w:b/>
         <w:bCs/>
         <w:i w:val="0"/>
@@ -12058,6 +12554,7 @@
     </w:tblStylePr>
     <w:tblStylePr w:type="lastCol">
       <w:rPr>
+        <w:rFonts w:eastAsia="黑体"/>
         <w:b/>
         <w:bCs/>
         <w:i w:val="0"/>
@@ -12115,6 +12612,7 @@
       <w:spacing w:after="0" w:line="240" w:lineRule="auto"/>
     </w:pPr>
     <w:rPr>
+      <w:rFonts w:eastAsia="黑体"/>
       <w:color w:themeColor="background1" w:val="FFFFFF"/>
     </w:rPr>
     <w:tblPr>
@@ -12133,6 +12631,7 @@
     </w:tcPr>
     <w:tblStylePr w:type="firstRow">
       <w:rPr>
+        <w:rFonts w:eastAsia="黑体"/>
         <w:b/>
         <w:bCs/>
       </w:rPr>
@@ -12229,6 +12728,7 @@
       <w:spacing w:after="0" w:line="240" w:lineRule="auto"/>
     </w:pPr>
     <w:rPr>
+      <w:rFonts w:eastAsia="黑体"/>
       <w:color w:themeColor="background1" w:val="FFFFFF"/>
     </w:rPr>
     <w:tblPr>
@@ -12247,6 +12747,7 @@
     </w:tcPr>
     <w:tblStylePr w:type="firstRow">
       <w:rPr>
+        <w:rFonts w:eastAsia="黑体"/>
         <w:b/>
         <w:bCs/>
       </w:rPr>
@@ -12343,6 +12844,7 @@
       <w:spacing w:after="0" w:line="240" w:lineRule="auto"/>
     </w:pPr>
     <w:rPr>
+      <w:rFonts w:eastAsia="黑体"/>
       <w:color w:themeColor="background1" w:val="FFFFFF"/>
     </w:rPr>
     <w:tblPr>
@@ -12361,6 +12863,7 @@
     </w:tcPr>
     <w:tblStylePr w:type="firstRow">
       <w:rPr>
+        <w:rFonts w:eastAsia="黑体"/>
         <w:b/>
         <w:bCs/>
       </w:rPr>
@@ -12457,6 +12960,7 @@
       <w:spacing w:after="0" w:line="240" w:lineRule="auto"/>
     </w:pPr>
     <w:rPr>
+      <w:rFonts w:eastAsia="黑体"/>
       <w:color w:themeColor="background1" w:val="FFFFFF"/>
     </w:rPr>
     <w:tblPr>
@@ -12475,6 +12979,7 @@
     </w:tcPr>
     <w:tblStylePr w:type="firstRow">
       <w:rPr>
+        <w:rFonts w:eastAsia="黑体"/>
         <w:b/>
         <w:bCs/>
       </w:rPr>
@@ -12571,6 +13076,7 @@
       <w:spacing w:after="0" w:line="240" w:lineRule="auto"/>
     </w:pPr>
     <w:rPr>
+      <w:rFonts w:eastAsia="黑体"/>
       <w:color w:themeColor="background1" w:val="FFFFFF"/>
     </w:rPr>
     <w:tblPr>
@@ -12589,6 +13095,7 @@
     </w:tcPr>
     <w:tblStylePr w:type="firstRow">
       <w:rPr>
+        <w:rFonts w:eastAsia="黑体"/>
         <w:b/>
         <w:bCs/>
       </w:rPr>
@@ -12685,6 +13192,7 @@
       <w:spacing w:after="0" w:line="240" w:lineRule="auto"/>
     </w:pPr>
     <w:rPr>
+      <w:rFonts w:eastAsia="黑体"/>
       <w:color w:themeColor="background1" w:val="FFFFFF"/>
     </w:rPr>
     <w:tblPr>
@@ -12703,6 +13211,7 @@
     </w:tcPr>
     <w:tblStylePr w:type="firstRow">
       <w:rPr>
+        <w:rFonts w:eastAsia="黑体"/>
         <w:b/>
         <w:bCs/>
       </w:rPr>
@@ -12799,6 +13308,7 @@
       <w:spacing w:after="0" w:line="240" w:lineRule="auto"/>
     </w:pPr>
     <w:rPr>
+      <w:rFonts w:eastAsia="黑体"/>
       <w:color w:themeColor="background1" w:val="FFFFFF"/>
     </w:rPr>
     <w:tblPr>
@@ -12817,6 +13327,7 @@
     </w:tcPr>
     <w:tblStylePr w:type="firstRow">
       <w:rPr>
+        <w:rFonts w:eastAsia="黑体"/>
         <w:b/>
         <w:bCs/>
       </w:rPr>
@@ -12913,6 +13424,7 @@
       <w:spacing w:after="0" w:line="240" w:lineRule="auto"/>
     </w:pPr>
     <w:rPr>
+      <w:rFonts w:eastAsia="黑体"/>
       <w:color w:themeColor="text1" w:val="000000"/>
     </w:rPr>
     <w:tblPr>
@@ -12939,6 +13451,7 @@
     </w:tcPr>
     <w:tblStylePr w:type="firstRow">
       <w:rPr>
+        <w:rFonts w:eastAsia="黑体"/>
         <w:b/>
         <w:bCs/>
       </w:rPr>
@@ -12957,6 +13470,7 @@
     </w:tblStylePr>
     <w:tblStylePr w:type="lastRow">
       <w:rPr>
+        <w:rFonts w:eastAsia="黑体"/>
         <w:b/>
         <w:bCs/>
         <w:color w:themeColor="background1" w:val="FFFFFF"/>
@@ -12971,6 +13485,7 @@
     </w:tblStylePr>
     <w:tblStylePr w:type="firstCol">
       <w:rPr>
+        <w:rFonts w:eastAsia="黑体"/>
         <w:color w:themeColor="background1" w:val="FFFFFF"/>
       </w:rPr>
       <w:tblPr/>
@@ -12988,6 +13503,7 @@
     </w:tblStylePr>
     <w:tblStylePr w:type="lastCol">
       <w:rPr>
+        <w:rFonts w:eastAsia="黑体"/>
         <w:color w:themeColor="background1" w:val="FFFFFF"/>
       </w:rPr>
       <w:tblPr/>
@@ -13017,11 +13533,13 @@
     </w:tblStylePr>
     <w:tblStylePr w:type="neCell">
       <w:rPr>
+        <w:rFonts w:eastAsia="黑体"/>
         <w:color w:themeColor="text1" w:val="000000"/>
       </w:rPr>
     </w:tblStylePr>
     <w:tblStylePr w:type="nwCell">
       <w:rPr>
+        <w:rFonts w:eastAsia="黑体"/>
         <w:color w:themeColor="text1" w:val="000000"/>
       </w:rPr>
     </w:tblStylePr>
@@ -13035,6 +13553,7 @@
       <w:spacing w:after="0" w:line="240" w:lineRule="auto"/>
     </w:pPr>
     <w:rPr>
+      <w:rFonts w:eastAsia="黑体"/>
       <w:color w:themeColor="text1" w:val="000000"/>
     </w:rPr>
     <w:tblPr>
@@ -13061,6 +13580,7 @@
     </w:tcPr>
     <w:tblStylePr w:type="firstRow">
       <w:rPr>
+        <w:rFonts w:eastAsia="黑体"/>
         <w:b/>
         <w:bCs/>
       </w:rPr>
@@ -13079,6 +13599,7 @@
     </w:tblStylePr>
     <w:tblStylePr w:type="lastRow">
       <w:rPr>
+        <w:rFonts w:eastAsia="黑体"/>
         <w:b/>
         <w:bCs/>
         <w:color w:themeColor="background1" w:val="FFFFFF"/>
@@ -13093,6 +13614,7 @@
     </w:tblStylePr>
     <w:tblStylePr w:type="firstCol">
       <w:rPr>
+        <w:rFonts w:eastAsia="黑体"/>
         <w:color w:themeColor="background1" w:val="FFFFFF"/>
       </w:rPr>
       <w:tblPr/>
@@ -13110,6 +13632,7 @@
     </w:tblStylePr>
     <w:tblStylePr w:type="lastCol">
       <w:rPr>
+        <w:rFonts w:eastAsia="黑体"/>
         <w:color w:themeColor="background1" w:val="FFFFFF"/>
       </w:rPr>
       <w:tblPr/>
@@ -13139,11 +13662,13 @@
     </w:tblStylePr>
     <w:tblStylePr w:type="neCell">
       <w:rPr>
+        <w:rFonts w:eastAsia="黑体"/>
         <w:color w:themeColor="text1" w:val="000000"/>
       </w:rPr>
     </w:tblStylePr>
     <w:tblStylePr w:type="nwCell">
       <w:rPr>
+        <w:rFonts w:eastAsia="黑体"/>
         <w:color w:themeColor="text1" w:val="000000"/>
       </w:rPr>
     </w:tblStylePr>
@@ -13157,6 +13682,7 @@
       <w:spacing w:after="0" w:line="240" w:lineRule="auto"/>
     </w:pPr>
     <w:rPr>
+      <w:rFonts w:eastAsia="黑体"/>
       <w:color w:themeColor="text1" w:val="000000"/>
     </w:rPr>
     <w:tblPr>
@@ -13183,6 +13709,7 @@
     </w:tcPr>
     <w:tblStylePr w:type="firstRow">
       <w:rPr>
+        <w:rFonts w:eastAsia="黑体"/>
         <w:b/>
         <w:bCs/>
       </w:rPr>
@@ -13201,6 +13728,7 @@
     </w:tblStylePr>
     <w:tblStylePr w:type="lastRow">
       <w:rPr>
+        <w:rFonts w:eastAsia="黑体"/>
         <w:b/>
         <w:bCs/>
         <w:color w:themeColor="background1" w:val="FFFFFF"/>
@@ -13215,6 +13743,7 @@
     </w:tblStylePr>
     <w:tblStylePr w:type="firstCol">
       <w:rPr>
+        <w:rFonts w:eastAsia="黑体"/>
         <w:color w:themeColor="background1" w:val="FFFFFF"/>
       </w:rPr>
       <w:tblPr/>
@@ -13232,6 +13761,7 @@
     </w:tblStylePr>
     <w:tblStylePr w:type="lastCol">
       <w:rPr>
+        <w:rFonts w:eastAsia="黑体"/>
         <w:color w:themeColor="background1" w:val="FFFFFF"/>
       </w:rPr>
       <w:tblPr/>
@@ -13261,11 +13791,13 @@
     </w:tblStylePr>
     <w:tblStylePr w:type="neCell">
       <w:rPr>
+        <w:rFonts w:eastAsia="黑体"/>
         <w:color w:themeColor="text1" w:val="000000"/>
       </w:rPr>
     </w:tblStylePr>
     <w:tblStylePr w:type="nwCell">
       <w:rPr>
+        <w:rFonts w:eastAsia="黑体"/>
         <w:color w:themeColor="text1" w:val="000000"/>
       </w:rPr>
     </w:tblStylePr>
@@ -13279,6 +13811,7 @@
       <w:spacing w:after="0" w:line="240" w:lineRule="auto"/>
     </w:pPr>
     <w:rPr>
+      <w:rFonts w:eastAsia="黑体"/>
       <w:color w:themeColor="text1" w:val="000000"/>
     </w:rPr>
     <w:tblPr>
@@ -13305,6 +13838,7 @@
     </w:tcPr>
     <w:tblStylePr w:type="firstRow">
       <w:rPr>
+        <w:rFonts w:eastAsia="黑体"/>
         <w:b/>
         <w:bCs/>
       </w:rPr>
@@ -13323,6 +13857,7 @@
     </w:tblStylePr>
     <w:tblStylePr w:type="lastRow">
       <w:rPr>
+        <w:rFonts w:eastAsia="黑体"/>
         <w:b/>
         <w:bCs/>
         <w:color w:themeColor="background1" w:val="FFFFFF"/>
@@ -13337,6 +13872,7 @@
     </w:tblStylePr>
     <w:tblStylePr w:type="firstCol">
       <w:rPr>
+        <w:rFonts w:eastAsia="黑体"/>
         <w:color w:themeColor="background1" w:val="FFFFFF"/>
       </w:rPr>
       <w:tblPr/>
@@ -13354,6 +13890,7 @@
     </w:tblStylePr>
     <w:tblStylePr w:type="lastCol">
       <w:rPr>
+        <w:rFonts w:eastAsia="黑体"/>
         <w:color w:themeColor="background1" w:val="FFFFFF"/>
       </w:rPr>
       <w:tblPr/>
@@ -13391,6 +13928,7 @@
       <w:spacing w:after="0" w:line="240" w:lineRule="auto"/>
     </w:pPr>
     <w:rPr>
+      <w:rFonts w:eastAsia="黑体"/>
       <w:color w:themeColor="text1" w:val="000000"/>
     </w:rPr>
     <w:tblPr>
@@ -13417,6 +13955,7 @@
     </w:tcPr>
     <w:tblStylePr w:type="firstRow">
       <w:rPr>
+        <w:rFonts w:eastAsia="黑体"/>
         <w:b/>
         <w:bCs/>
       </w:rPr>
@@ -13435,6 +13974,7 @@
     </w:tblStylePr>
     <w:tblStylePr w:type="lastRow">
       <w:rPr>
+        <w:rFonts w:eastAsia="黑体"/>
         <w:b/>
         <w:bCs/>
         <w:color w:themeColor="background1" w:val="FFFFFF"/>
@@ -13449,6 +13989,7 @@
     </w:tblStylePr>
     <w:tblStylePr w:type="firstCol">
       <w:rPr>
+        <w:rFonts w:eastAsia="黑体"/>
         <w:color w:themeColor="background1" w:val="FFFFFF"/>
       </w:rPr>
       <w:tblPr/>
@@ -13466,6 +14007,7 @@
     </w:tblStylePr>
     <w:tblStylePr w:type="lastCol">
       <w:rPr>
+        <w:rFonts w:eastAsia="黑体"/>
         <w:color w:themeColor="background1" w:val="FFFFFF"/>
       </w:rPr>
       <w:tblPr/>
@@ -13495,11 +14037,13 @@
     </w:tblStylePr>
     <w:tblStylePr w:type="neCell">
       <w:rPr>
+        <w:rFonts w:eastAsia="黑体"/>
         <w:color w:themeColor="text1" w:val="000000"/>
       </w:rPr>
     </w:tblStylePr>
     <w:tblStylePr w:type="nwCell">
       <w:rPr>
+        <w:rFonts w:eastAsia="黑体"/>
         <w:color w:themeColor="text1" w:val="000000"/>
       </w:rPr>
     </w:tblStylePr>
@@ -13513,6 +14057,7 @@
       <w:spacing w:after="0" w:line="240" w:lineRule="auto"/>
     </w:pPr>
     <w:rPr>
+      <w:rFonts w:eastAsia="黑体"/>
       <w:color w:themeColor="text1" w:val="000000"/>
     </w:rPr>
     <w:tblPr>
@@ -13539,6 +14084,7 @@
     </w:tcPr>
     <w:tblStylePr w:type="firstRow">
       <w:rPr>
+        <w:rFonts w:eastAsia="黑体"/>
         <w:b/>
         <w:bCs/>
       </w:rPr>
@@ -13557,6 +14103,7 @@
     </w:tblStylePr>
     <w:tblStylePr w:type="lastRow">
       <w:rPr>
+        <w:rFonts w:eastAsia="黑体"/>
         <w:b/>
         <w:bCs/>
         <w:color w:themeColor="background1" w:val="FFFFFF"/>
@@ -13571,6 +14118,7 @@
     </w:tblStylePr>
     <w:tblStylePr w:type="firstCol">
       <w:rPr>
+        <w:rFonts w:eastAsia="黑体"/>
         <w:color w:themeColor="background1" w:val="FFFFFF"/>
       </w:rPr>
       <w:tblPr/>
@@ -13588,6 +14136,7 @@
     </w:tblStylePr>
     <w:tblStylePr w:type="lastCol">
       <w:rPr>
+        <w:rFonts w:eastAsia="黑体"/>
         <w:color w:themeColor="background1" w:val="FFFFFF"/>
       </w:rPr>
       <w:tblPr/>
@@ -13617,11 +14166,13 @@
     </w:tblStylePr>
     <w:tblStylePr w:type="neCell">
       <w:rPr>
+        <w:rFonts w:eastAsia="黑体"/>
         <w:color w:themeColor="text1" w:val="000000"/>
       </w:rPr>
     </w:tblStylePr>
     <w:tblStylePr w:type="nwCell">
       <w:rPr>
+        <w:rFonts w:eastAsia="黑体"/>
         <w:color w:themeColor="text1" w:val="000000"/>
       </w:rPr>
     </w:tblStylePr>
@@ -13635,6 +14186,7 @@
       <w:spacing w:after="0" w:line="240" w:lineRule="auto"/>
     </w:pPr>
     <w:rPr>
+      <w:rFonts w:eastAsia="黑体"/>
       <w:color w:themeColor="text1" w:val="000000"/>
     </w:rPr>
     <w:tblPr>
@@ -13661,6 +14213,7 @@
     </w:tcPr>
     <w:tblStylePr w:type="firstRow">
       <w:rPr>
+        <w:rFonts w:eastAsia="黑体"/>
         <w:b/>
         <w:bCs/>
       </w:rPr>
@@ -13679,6 +14232,7 @@
     </w:tblStylePr>
     <w:tblStylePr w:type="lastRow">
       <w:rPr>
+        <w:rFonts w:eastAsia="黑体"/>
         <w:b/>
         <w:bCs/>
         <w:color w:themeColor="background1" w:val="FFFFFF"/>
@@ -13693,6 +14247,7 @@
     </w:tblStylePr>
     <w:tblStylePr w:type="firstCol">
       <w:rPr>
+        <w:rFonts w:eastAsia="黑体"/>
         <w:color w:themeColor="background1" w:val="FFFFFF"/>
       </w:rPr>
       <w:tblPr/>
@@ -13710,6 +14265,7 @@
     </w:tblStylePr>
     <w:tblStylePr w:type="lastCol">
       <w:rPr>
+        <w:rFonts w:eastAsia="黑体"/>
         <w:color w:themeColor="background1" w:val="FFFFFF"/>
       </w:rPr>
       <w:tblPr/>
@@ -13739,11 +14295,13 @@
     </w:tblStylePr>
     <w:tblStylePr w:type="neCell">
       <w:rPr>
+        <w:rFonts w:eastAsia="黑体"/>
         <w:color w:themeColor="text1" w:val="000000"/>
       </w:rPr>
     </w:tblStylePr>
     <w:tblStylePr w:type="nwCell">
       <w:rPr>
+        <w:rFonts w:eastAsia="黑体"/>
         <w:color w:themeColor="text1" w:val="000000"/>
       </w:rPr>
     </w:tblStylePr>
@@ -13757,6 +14315,7 @@
       <w:spacing w:after="0" w:line="240" w:lineRule="auto"/>
     </w:pPr>
     <w:rPr>
+      <w:rFonts w:eastAsia="黑体"/>
       <w:color w:themeColor="text1" w:val="000000"/>
     </w:rPr>
     <w:tblPr>
@@ -13775,6 +14334,7 @@
     </w:tcPr>
     <w:tblStylePr w:type="firstRow">
       <w:rPr>
+        <w:rFonts w:eastAsia="黑体"/>
         <w:b/>
         <w:bCs/>
         <w:color w:themeColor="background1" w:val="FFFFFF"/>
@@ -13789,6 +14349,7 @@
     </w:tblStylePr>
     <w:tblStylePr w:type="lastRow">
       <w:rPr>
+        <w:rFonts w:eastAsia="黑体"/>
         <w:b/>
         <w:bCs/>
         <w:color w:themeColor="accent2" w:themeShade="CC" w:val="9E3A38"/>
@@ -13803,12 +14364,14 @@
     </w:tblStylePr>
     <w:tblStylePr w:type="firstCol">
       <w:rPr>
+        <w:rFonts w:eastAsia="黑体"/>
         <w:b/>
         <w:bCs/>
       </w:rPr>
     </w:tblStylePr>
     <w:tblStylePr w:type="lastCol">
       <w:rPr>
+        <w:rFonts w:eastAsia="黑体"/>
         <w:b/>
         <w:bCs/>
       </w:rPr>
@@ -13843,6 +14406,7 @@
       <w:spacing w:after="0" w:line="240" w:lineRule="auto"/>
     </w:pPr>
     <w:rPr>
+      <w:rFonts w:eastAsia="黑体"/>
       <w:color w:themeColor="text1" w:val="000000"/>
     </w:rPr>
     <w:tblPr>
@@ -13861,6 +14425,7 @@
     </w:tcPr>
     <w:tblStylePr w:type="firstRow">
       <w:rPr>
+        <w:rFonts w:eastAsia="黑体"/>
         <w:b/>
         <w:bCs/>
         <w:color w:themeColor="background1" w:val="FFFFFF"/>
@@ -13875,6 +14440,7 @@
     </w:tblStylePr>
     <w:tblStylePr w:type="lastRow">
       <w:rPr>
+        <w:rFonts w:eastAsia="黑体"/>
         <w:b/>
         <w:bCs/>
         <w:color w:themeColor="accent2" w:themeShade="CC" w:val="9E3A38"/>
@@ -13889,12 +14455,14 @@
     </w:tblStylePr>
     <w:tblStylePr w:type="firstCol">
       <w:rPr>
+        <w:rFonts w:eastAsia="黑体"/>
         <w:b/>
         <w:bCs/>
       </w:rPr>
     </w:tblStylePr>
     <w:tblStylePr w:type="lastCol">
       <w:rPr>
+        <w:rFonts w:eastAsia="黑体"/>
         <w:b/>
         <w:bCs/>
       </w:rPr>
@@ -13929,6 +14497,7 @@
       <w:spacing w:after="0" w:line="240" w:lineRule="auto"/>
     </w:pPr>
     <w:rPr>
+      <w:rFonts w:eastAsia="黑体"/>
       <w:color w:themeColor="text1" w:val="000000"/>
     </w:rPr>
     <w:tblPr>
@@ -13947,6 +14516,7 @@
     </w:tcPr>
     <w:tblStylePr w:type="firstRow">
       <w:rPr>
+        <w:rFonts w:eastAsia="黑体"/>
         <w:b/>
         <w:bCs/>
         <w:color w:themeColor="background1" w:val="FFFFFF"/>
@@ -13961,6 +14531,7 @@
     </w:tblStylePr>
     <w:tblStylePr w:type="lastRow">
       <w:rPr>
+        <w:rFonts w:eastAsia="黑体"/>
         <w:b/>
         <w:bCs/>
         <w:color w:themeColor="accent2" w:themeShade="CC" w:val="9E3A38"/>
@@ -13975,12 +14546,14 @@
     </w:tblStylePr>
     <w:tblStylePr w:type="firstCol">
       <w:rPr>
+        <w:rFonts w:eastAsia="黑体"/>
         <w:b/>
         <w:bCs/>
       </w:rPr>
     </w:tblStylePr>
     <w:tblStylePr w:type="lastCol">
       <w:rPr>
+        <w:rFonts w:eastAsia="黑体"/>
         <w:b/>
         <w:bCs/>
       </w:rPr>
@@ -14015,6 +14588,7 @@
       <w:spacing w:after="0" w:line="240" w:lineRule="auto"/>
     </w:pPr>
     <w:rPr>
+      <w:rFonts w:eastAsia="黑体"/>
       <w:color w:themeColor="text1" w:val="000000"/>
     </w:rPr>
     <w:tblPr>
@@ -14033,6 +14607,7 @@
     </w:tcPr>
     <w:tblStylePr w:type="firstRow">
       <w:rPr>
+        <w:rFonts w:eastAsia="黑体"/>
         <w:b/>
         <w:bCs/>
         <w:color w:themeColor="background1" w:val="FFFFFF"/>
@@ -14047,6 +14622,7 @@
     </w:tblStylePr>
     <w:tblStylePr w:type="lastRow">
       <w:rPr>
+        <w:rFonts w:eastAsia="黑体"/>
         <w:b/>
         <w:bCs/>
         <w:color w:themeColor="accent4" w:themeShade="CC" w:val="664E82"/>
@@ -14061,12 +14637,14 @@
     </w:tblStylePr>
     <w:tblStylePr w:type="firstCol">
       <w:rPr>
+        <w:rFonts w:eastAsia="黑体"/>
         <w:b/>
         <w:bCs/>
       </w:rPr>
     </w:tblStylePr>
     <w:tblStylePr w:type="lastCol">
       <w:rPr>
+        <w:rFonts w:eastAsia="黑体"/>
         <w:b/>
         <w:bCs/>
       </w:rPr>
@@ -14101,6 +14679,7 @@
       <w:spacing w:after="0" w:line="240" w:lineRule="auto"/>
     </w:pPr>
     <w:rPr>
+      <w:rFonts w:eastAsia="黑体"/>
       <w:color w:themeColor="text1" w:val="000000"/>
     </w:rPr>
     <w:tblPr>
@@ -14119,6 +14698,7 @@
     </w:tcPr>
     <w:tblStylePr w:type="firstRow">
       <w:rPr>
+        <w:rFonts w:eastAsia="黑体"/>
         <w:b/>
         <w:bCs/>
         <w:color w:themeColor="background1" w:val="FFFFFF"/>
@@ -14133,6 +14713,7 @@
     </w:tblStylePr>
     <w:tblStylePr w:type="lastRow">
       <w:rPr>
+        <w:rFonts w:eastAsia="黑体"/>
         <w:b/>
         <w:bCs/>
         <w:color w:themeColor="accent3" w:themeShade="CC" w:val="7E9C40"/>
@@ -14147,12 +14728,14 @@
     </w:tblStylePr>
     <w:tblStylePr w:type="firstCol">
       <w:rPr>
+        <w:rFonts w:eastAsia="黑体"/>
         <w:b/>
         <w:bCs/>
       </w:rPr>
     </w:tblStylePr>
     <w:tblStylePr w:type="lastCol">
       <w:rPr>
+        <w:rFonts w:eastAsia="黑体"/>
         <w:b/>
         <w:bCs/>
       </w:rPr>
@@ -14187,6 +14770,7 @@
       <w:spacing w:after="0" w:line="240" w:lineRule="auto"/>
     </w:pPr>
     <w:rPr>
+      <w:rFonts w:eastAsia="黑体"/>
       <w:color w:themeColor="text1" w:val="000000"/>
     </w:rPr>
     <w:tblPr>
@@ -14205,6 +14789,7 @@
     </w:tcPr>
     <w:tblStylePr w:type="firstRow">
       <w:rPr>
+        <w:rFonts w:eastAsia="黑体"/>
         <w:b/>
         <w:bCs/>
         <w:color w:themeColor="background1" w:val="FFFFFF"/>
@@ -14219,6 +14804,7 @@
     </w:tblStylePr>
     <w:tblStylePr w:type="lastRow">
       <w:rPr>
+        <w:rFonts w:eastAsia="黑体"/>
         <w:b/>
         <w:bCs/>
         <w:color w:themeColor="accent6" w:themeShade="CC" w:val="F2730A"/>
@@ -14233,12 +14819,14 @@
     </w:tblStylePr>
     <w:tblStylePr w:type="firstCol">
       <w:rPr>
+        <w:rFonts w:eastAsia="黑体"/>
         <w:b/>
         <w:bCs/>
       </w:rPr>
     </w:tblStylePr>
     <w:tblStylePr w:type="lastCol">
       <w:rPr>
+        <w:rFonts w:eastAsia="黑体"/>
         <w:b/>
         <w:bCs/>
       </w:rPr>
@@ -14273,6 +14861,7 @@
       <w:spacing w:after="0" w:line="240" w:lineRule="auto"/>
     </w:pPr>
     <w:rPr>
+      <w:rFonts w:eastAsia="黑体"/>
       <w:color w:themeColor="text1" w:val="000000"/>
     </w:rPr>
     <w:tblPr>
@@ -14291,6 +14880,7 @@
     </w:tcPr>
     <w:tblStylePr w:type="firstRow">
       <w:rPr>
+        <w:rFonts w:eastAsia="黑体"/>
         <w:b/>
         <w:bCs/>
         <w:color w:themeColor="background1" w:val="FFFFFF"/>
@@ -14305,6 +14895,7 @@
     </w:tblStylePr>
     <w:tblStylePr w:type="lastRow">
       <w:rPr>
+        <w:rFonts w:eastAsia="黑体"/>
         <w:b/>
         <w:bCs/>
         <w:color w:themeColor="accent5" w:themeShade="CC" w:val="348DA5"/>
@@ -14319,12 +14910,14 @@
     </w:tblStylePr>
     <w:tblStylePr w:type="firstCol">
       <w:rPr>
+        <w:rFonts w:eastAsia="黑体"/>
         <w:b/>
         <w:bCs/>
       </w:rPr>
     </w:tblStylePr>
     <w:tblStylePr w:type="lastCol">
       <w:rPr>
+        <w:rFonts w:eastAsia="黑体"/>
         <w:b/>
         <w:bCs/>
       </w:rPr>
@@ -14359,6 +14952,7 @@
       <w:spacing w:after="0" w:line="240" w:lineRule="auto"/>
     </w:pPr>
     <w:rPr>
+      <w:rFonts w:eastAsia="黑体"/>
       <w:color w:themeColor="text1" w:val="000000"/>
     </w:rPr>
     <w:tblPr>
@@ -14380,6 +14974,7 @@
     </w:tcPr>
     <w:tblStylePr w:type="firstRow">
       <w:rPr>
+        <w:rFonts w:eastAsia="黑体"/>
         <w:b/>
         <w:bCs/>
       </w:rPr>
@@ -14390,6 +14985,7 @@
     </w:tblStylePr>
     <w:tblStylePr w:type="lastRow">
       <w:rPr>
+        <w:rFonts w:eastAsia="黑体"/>
         <w:b/>
         <w:bCs/>
         <w:color w:themeColor="text1" w:val="000000"/>
@@ -14401,6 +14997,7 @@
     </w:tblStylePr>
     <w:tblStylePr w:type="firstCol">
       <w:rPr>
+        <w:rFonts w:eastAsia="黑体"/>
         <w:color w:themeColor="background1" w:val="FFFFFF"/>
       </w:rPr>
       <w:tblPr/>
@@ -14410,6 +15007,7 @@
     </w:tblStylePr>
     <w:tblStylePr w:type="lastCol">
       <w:rPr>
+        <w:rFonts w:eastAsia="黑体"/>
         <w:color w:themeColor="background1" w:val="FFFFFF"/>
       </w:rPr>
       <w:tblPr/>
@@ -14439,6 +15037,7 @@
       <w:spacing w:after="0" w:line="240" w:lineRule="auto"/>
     </w:pPr>
     <w:rPr>
+      <w:rFonts w:eastAsia="黑体"/>
       <w:color w:themeColor="text1" w:val="000000"/>
     </w:rPr>
     <w:tblPr>
@@ -14460,6 +15059,7 @@
     </w:tcPr>
     <w:tblStylePr w:type="firstRow">
       <w:rPr>
+        <w:rFonts w:eastAsia="黑体"/>
         <w:b/>
         <w:bCs/>
       </w:rPr>
@@ -14470,6 +15070,7 @@
     </w:tblStylePr>
     <w:tblStylePr w:type="lastRow">
       <w:rPr>
+        <w:rFonts w:eastAsia="黑体"/>
         <w:b/>
         <w:bCs/>
         <w:color w:themeColor="text1" w:val="000000"/>
@@ -14481,6 +15082,7 @@
     </w:tblStylePr>
     <w:tblStylePr w:type="firstCol">
       <w:rPr>
+        <w:rFonts w:eastAsia="黑体"/>
         <w:color w:themeColor="background1" w:val="FFFFFF"/>
       </w:rPr>
       <w:tblPr/>
@@ -14490,6 +15092,7 @@
     </w:tblStylePr>
     <w:tblStylePr w:type="lastCol">
       <w:rPr>
+        <w:rFonts w:eastAsia="黑体"/>
         <w:color w:themeColor="background1" w:val="FFFFFF"/>
       </w:rPr>
       <w:tblPr/>
@@ -14519,6 +15122,7 @@
       <w:spacing w:after="0" w:line="240" w:lineRule="auto"/>
     </w:pPr>
     <w:rPr>
+      <w:rFonts w:eastAsia="黑体"/>
       <w:color w:themeColor="text1" w:val="000000"/>
     </w:rPr>
     <w:tblPr>
@@ -14540,6 +15144,7 @@
     </w:tcPr>
     <w:tblStylePr w:type="firstRow">
       <w:rPr>
+        <w:rFonts w:eastAsia="黑体"/>
         <w:b/>
         <w:bCs/>
       </w:rPr>
@@ -14550,6 +15155,7 @@
     </w:tblStylePr>
     <w:tblStylePr w:type="lastRow">
       <w:rPr>
+        <w:rFonts w:eastAsia="黑体"/>
         <w:b/>
         <w:bCs/>
         <w:color w:themeColor="text1" w:val="000000"/>
@@ -14561,6 +15167,7 @@
     </w:tblStylePr>
     <w:tblStylePr w:type="firstCol">
       <w:rPr>
+        <w:rFonts w:eastAsia="黑体"/>
         <w:color w:themeColor="background1" w:val="FFFFFF"/>
       </w:rPr>
       <w:tblPr/>
@@ -14570,6 +15177,7 @@
     </w:tblStylePr>
     <w:tblStylePr w:type="lastCol">
       <w:rPr>
+        <w:rFonts w:eastAsia="黑体"/>
         <w:color w:themeColor="background1" w:val="FFFFFF"/>
       </w:rPr>
       <w:tblPr/>
@@ -14599,6 +15207,7 @@
       <w:spacing w:after="0" w:line="240" w:lineRule="auto"/>
     </w:pPr>
     <w:rPr>
+      <w:rFonts w:eastAsia="黑体"/>
       <w:color w:themeColor="text1" w:val="000000"/>
     </w:rPr>
     <w:tblPr>
@@ -14620,6 +15229,7 @@
     </w:tcPr>
     <w:tblStylePr w:type="firstRow">
       <w:rPr>
+        <w:rFonts w:eastAsia="黑体"/>
         <w:b/>
         <w:bCs/>
       </w:rPr>
@@ -14630,6 +15240,7 @@
     </w:tblStylePr>
     <w:tblStylePr w:type="lastRow">
       <w:rPr>
+        <w:rFonts w:eastAsia="黑体"/>
         <w:b/>
         <w:bCs/>
         <w:color w:themeColor="text1" w:val="000000"/>
@@ -14641,6 +15252,7 @@
     </w:tblStylePr>
     <w:tblStylePr w:type="firstCol">
       <w:rPr>
+        <w:rFonts w:eastAsia="黑体"/>
         <w:color w:themeColor="background1" w:val="FFFFFF"/>
       </w:rPr>
       <w:tblPr/>
@@ -14650,6 +15262,7 @@
     </w:tblStylePr>
     <w:tblStylePr w:type="lastCol">
       <w:rPr>
+        <w:rFonts w:eastAsia="黑体"/>
         <w:color w:themeColor="background1" w:val="FFFFFF"/>
       </w:rPr>
       <w:tblPr/>
@@ -14679,6 +15292,7 @@
       <w:spacing w:after="0" w:line="240" w:lineRule="auto"/>
     </w:pPr>
     <w:rPr>
+      <w:rFonts w:eastAsia="黑体"/>
       <w:color w:themeColor="text1" w:val="000000"/>
     </w:rPr>
     <w:tblPr>
@@ -14700,6 +15314,7 @@
     </w:tcPr>
     <w:tblStylePr w:type="firstRow">
       <w:rPr>
+        <w:rFonts w:eastAsia="黑体"/>
         <w:b/>
         <w:bCs/>
       </w:rPr>
@@ -14710,6 +15325,7 @@
     </w:tblStylePr>
     <w:tblStylePr w:type="lastRow">
       <w:rPr>
+        <w:rFonts w:eastAsia="黑体"/>
         <w:b/>
         <w:bCs/>
         <w:color w:themeColor="text1" w:val="000000"/>
@@ -14721,6 +15337,7 @@
     </w:tblStylePr>
     <w:tblStylePr w:type="firstCol">
       <w:rPr>
+        <w:rFonts w:eastAsia="黑体"/>
         <w:color w:themeColor="background1" w:val="FFFFFF"/>
       </w:rPr>
       <w:tblPr/>
@@ -14730,6 +15347,7 @@
     </w:tblStylePr>
     <w:tblStylePr w:type="lastCol">
       <w:rPr>
+        <w:rFonts w:eastAsia="黑体"/>
         <w:color w:themeColor="background1" w:val="FFFFFF"/>
       </w:rPr>
       <w:tblPr/>
@@ -14759,6 +15377,7 @@
       <w:spacing w:after="0" w:line="240" w:lineRule="auto"/>
     </w:pPr>
     <w:rPr>
+      <w:rFonts w:eastAsia="黑体"/>
       <w:color w:themeColor="text1" w:val="000000"/>
     </w:rPr>
     <w:tblPr>
@@ -14780,6 +15399,7 @@
     </w:tcPr>
     <w:tblStylePr w:type="firstRow">
       <w:rPr>
+        <w:rFonts w:eastAsia="黑体"/>
         <w:b/>
         <w:bCs/>
       </w:rPr>
@@ -14790,6 +15410,7 @@
     </w:tblStylePr>
     <w:tblStylePr w:type="lastRow">
       <w:rPr>
+        <w:rFonts w:eastAsia="黑体"/>
         <w:b/>
         <w:bCs/>
         <w:color w:themeColor="text1" w:val="000000"/>
@@ -14801,6 +15422,7 @@
     </w:tblStylePr>
     <w:tblStylePr w:type="firstCol">
       <w:rPr>
+        <w:rFonts w:eastAsia="黑体"/>
         <w:color w:themeColor="background1" w:val="FFFFFF"/>
       </w:rPr>
       <w:tblPr/>
@@ -14810,6 +15432,7 @@
     </w:tblStylePr>
     <w:tblStylePr w:type="lastCol">
       <w:rPr>
+        <w:rFonts w:eastAsia="黑体"/>
         <w:color w:themeColor="background1" w:val="FFFFFF"/>
       </w:rPr>
       <w:tblPr/>
@@ -14839,6 +15462,7 @@
       <w:spacing w:after="0" w:line="240" w:lineRule="auto"/>
     </w:pPr>
     <w:rPr>
+      <w:rFonts w:eastAsia="黑体"/>
       <w:color w:themeColor="text1" w:val="000000"/>
     </w:rPr>
     <w:tblPr>
@@ -14860,6 +15484,7 @@
     </w:tcPr>
     <w:tblStylePr w:type="firstRow">
       <w:rPr>
+        <w:rFonts w:eastAsia="黑体"/>
         <w:b/>
         <w:bCs/>
       </w:rPr>
@@ -14870,6 +15495,7 @@
     </w:tblStylePr>
     <w:tblStylePr w:type="lastRow">
       <w:rPr>
+        <w:rFonts w:eastAsia="黑体"/>
         <w:b/>
         <w:bCs/>
         <w:color w:themeColor="text1" w:val="000000"/>
@@ -14881,6 +15507,7 @@
     </w:tblStylePr>
     <w:tblStylePr w:type="firstCol">
       <w:rPr>
+        <w:rFonts w:eastAsia="黑体"/>
         <w:color w:themeColor="background1" w:val="FFFFFF"/>
       </w:rPr>
       <w:tblPr/>
@@ -14890,6 +15517,7 @@
     </w:tblStylePr>
     <w:tblStylePr w:type="lastCol">
       <w:rPr>
+        <w:rFonts w:eastAsia="黑体"/>
         <w:color w:themeColor="background1" w:val="FFFFFF"/>
       </w:rPr>
       <w:tblPr/>
@@ -14922,6 +15550,7 @@
     <w:name w:val="KeywordTok"/>
     <w:basedOn w:val="VerbatimChar"/>
     <w:rPr>
+      <w:rFonts w:eastAsia="黑体"/>
       <w:b/>
       <w:color w:val="007020"/>
     </w:rPr>
@@ -14930,6 +15559,7 @@
     <w:name w:val="DataTypeTok"/>
     <w:basedOn w:val="VerbatimChar"/>
     <w:rPr>
+      <w:rFonts w:eastAsia="黑体"/>
       <w:color w:val="902000"/>
     </w:rPr>
   </w:style>
@@ -14937,6 +15567,7 @@
     <w:name w:val="DecValTok"/>
     <w:basedOn w:val="VerbatimChar"/>
     <w:rPr>
+      <w:rFonts w:eastAsia="黑体"/>
       <w:color w:val="40a070"/>
     </w:rPr>
   </w:style>
@@ -14944,6 +15575,7 @@
     <w:name w:val="BaseNTok"/>
     <w:basedOn w:val="VerbatimChar"/>
     <w:rPr>
+      <w:rFonts w:eastAsia="黑体"/>
       <w:color w:val="40a070"/>
     </w:rPr>
   </w:style>
@@ -14951,6 +15583,7 @@
     <w:name w:val="FloatTok"/>
     <w:basedOn w:val="VerbatimChar"/>
     <w:rPr>
+      <w:rFonts w:eastAsia="黑体"/>
       <w:color w:val="40a070"/>
     </w:rPr>
   </w:style>
@@ -14958,6 +15591,7 @@
     <w:name w:val="ConstantTok"/>
     <w:basedOn w:val="VerbatimChar"/>
     <w:rPr>
+      <w:rFonts w:eastAsia="黑体"/>
       <w:color w:val="880000"/>
     </w:rPr>
   </w:style>
@@ -14965,6 +15599,7 @@
     <w:name w:val="CharTok"/>
     <w:basedOn w:val="VerbatimChar"/>
     <w:rPr>
+      <w:rFonts w:eastAsia="黑体"/>
       <w:color w:val="4070a0"/>
     </w:rPr>
   </w:style>
@@ -14972,6 +15607,7 @@
     <w:name w:val="SpecialCharTok"/>
     <w:basedOn w:val="VerbatimChar"/>
     <w:rPr>
+      <w:rFonts w:eastAsia="黑体"/>
       <w:color w:val="4070a0"/>
     </w:rPr>
   </w:style>
@@ -14979,6 +15615,7 @@
     <w:name w:val="StringTok"/>
     <w:basedOn w:val="VerbatimChar"/>
     <w:rPr>
+      <w:rFonts w:eastAsia="黑体"/>
       <w:color w:val="4070a0"/>
     </w:rPr>
   </w:style>
@@ -14986,6 +15623,7 @@
     <w:name w:val="VerbatimStringTok"/>
     <w:basedOn w:val="VerbatimChar"/>
     <w:rPr>
+      <w:rFonts w:eastAsia="黑体"/>
       <w:color w:val="4070a0"/>
     </w:rPr>
   </w:style>
@@ -14993,6 +15631,7 @@
     <w:name w:val="SpecialStringTok"/>
     <w:basedOn w:val="VerbatimChar"/>
     <w:rPr>
+      <w:rFonts w:eastAsia="黑体"/>
       <w:color w:val="bb6688"/>
     </w:rPr>
   </w:style>
@@ -15000,6 +15639,7 @@
     <w:name w:val="ImportTok"/>
     <w:basedOn w:val="VerbatimChar"/>
     <w:rPr>
+      <w:rFonts w:eastAsia="黑体"/>
       <w:b/>
       <w:color w:val="008000"/>
     </w:rPr>
@@ -15008,6 +15648,7 @@
     <w:name w:val="CommentTok"/>
     <w:basedOn w:val="VerbatimChar"/>
     <w:rPr>
+      <w:rFonts w:eastAsia="黑体"/>
       <w:i/>
       <w:color w:val="60a0b0"/>
     </w:rPr>
@@ -15016,6 +15657,7 @@
     <w:name w:val="DocumentationTok"/>
     <w:basedOn w:val="VerbatimChar"/>
     <w:rPr>
+      <w:rFonts w:eastAsia="黑体"/>
       <w:i/>
       <w:color w:val="ba2121"/>
     </w:rPr>
@@ -15024,6 +15666,7 @@
     <w:name w:val="AnnotationTok"/>
     <w:basedOn w:val="VerbatimChar"/>
     <w:rPr>
+      <w:rFonts w:eastAsia="黑体"/>
       <w:b/>
       <w:i/>
       <w:color w:val="60a0b0"/>
@@ -15033,6 +15676,7 @@
     <w:name w:val="CommentVarTok"/>
     <w:basedOn w:val="VerbatimChar"/>
     <w:rPr>
+      <w:rFonts w:eastAsia="黑体"/>
       <w:b/>
       <w:i/>
       <w:color w:val="60a0b0"/>
@@ -15042,6 +15686,7 @@
     <w:name w:val="OtherTok"/>
     <w:basedOn w:val="VerbatimChar"/>
     <w:rPr>
+      <w:rFonts w:eastAsia="黑体"/>
       <w:color w:val="007020"/>
     </w:rPr>
   </w:style>
@@ -15049,6 +15694,7 @@
     <w:name w:val="FunctionTok"/>
     <w:basedOn w:val="VerbatimChar"/>
     <w:rPr>
+      <w:rFonts w:eastAsia="黑体"/>
       <w:color w:val="06287e"/>
     </w:rPr>
   </w:style>
@@ -15056,6 +15702,7 @@
     <w:name w:val="VariableTok"/>
     <w:basedOn w:val="VerbatimChar"/>
     <w:rPr>
+      <w:rFonts w:eastAsia="黑体"/>
       <w:color w:val="19177c"/>
     </w:rPr>
   </w:style>
@@ -15063,6 +15710,7 @@
     <w:name w:val="ControlFlowTok"/>
     <w:basedOn w:val="VerbatimChar"/>
     <w:rPr>
+      <w:rFonts w:eastAsia="黑体"/>
       <w:b/>
       <w:color w:val="007020"/>
     </w:rPr>
@@ -15071,6 +15719,7 @@
     <w:name w:val="OperatorTok"/>
     <w:basedOn w:val="VerbatimChar"/>
     <w:rPr>
+      <w:rFonts w:eastAsia="黑体"/>
       <w:color w:val="666666"/>
     </w:rPr>
   </w:style>
@@ -15078,18 +15727,22 @@
     <w:name w:val="BuiltInTok"/>
     <w:basedOn w:val="VerbatimChar"/>
     <w:rPr>
+      <w:rFonts w:eastAsia="黑体"/>
       <w:color w:val="008000"/>
     </w:rPr>
   </w:style>
   <w:style w:type="character" w:customStyle="1" w:styleId="ExtensionTok">
     <w:name w:val="ExtensionTok"/>
     <w:basedOn w:val="VerbatimChar"/>
-    <w:rPr/>
+    <w:rPr>
+      <w:rFonts w:eastAsia="黑体"/>
+    </w:rPr>
   </w:style>
   <w:style w:type="character" w:customStyle="1" w:styleId="PreprocessorTok">
     <w:name w:val="PreprocessorTok"/>
     <w:basedOn w:val="VerbatimChar"/>
     <w:rPr>
+      <w:rFonts w:eastAsia="黑体"/>
       <w:color w:val="bc7a00"/>
     </w:rPr>
   </w:style>
@@ -15097,18 +15750,22 @@
     <w:name w:val="AttributeTok"/>
     <w:basedOn w:val="VerbatimChar"/>
     <w:rPr>
+      <w:rFonts w:eastAsia="黑体"/>
       <w:color w:val="7d9029"/>
     </w:rPr>
   </w:style>
   <w:style w:type="character" w:customStyle="1" w:styleId="RegionMarkerTok">
     <w:name w:val="RegionMarkerTok"/>
     <w:basedOn w:val="VerbatimChar"/>
-    <w:rPr/>
+    <w:rPr>
+      <w:rFonts w:eastAsia="黑体"/>
+    </w:rPr>
   </w:style>
   <w:style w:type="character" w:customStyle="1" w:styleId="InformationTok">
     <w:name w:val="InformationTok"/>
     <w:basedOn w:val="VerbatimChar"/>
     <w:rPr>
+      <w:rFonts w:eastAsia="黑体"/>
       <w:b/>
       <w:i/>
       <w:color w:val="60a0b0"/>
@@ -15118,6 +15775,7 @@
     <w:name w:val="WarningTok"/>
     <w:basedOn w:val="VerbatimChar"/>
     <w:rPr>
+      <w:rFonts w:eastAsia="黑体"/>
       <w:b/>
       <w:i/>
       <w:color w:val="60a0b0"/>
@@ -15127,6 +15785,7 @@
     <w:name w:val="AlertTok"/>
     <w:basedOn w:val="VerbatimChar"/>
     <w:rPr>
+      <w:rFonts w:eastAsia="黑体"/>
       <w:b/>
       <w:color w:val="ff0000"/>
     </w:rPr>
@@ -15135,6 +15794,7 @@
     <w:name w:val="ErrorTok"/>
     <w:basedOn w:val="VerbatimChar"/>
     <w:rPr>
+      <w:rFonts w:eastAsia="黑体"/>
       <w:b/>
       <w:color w:val="ff0000"/>
     </w:rPr>
@@ -15142,7 +15802,9 @@
   <w:style w:type="character" w:customStyle="1" w:styleId="NormalTok">
     <w:name w:val="NormalTok"/>
     <w:basedOn w:val="VerbatimChar"/>
-    <w:rPr/>
+    <w:rPr>
+      <w:rFonts w:eastAsia="黑体"/>
+    </w:rPr>
   </w:style>
 </w:styles>
 </file>
@@ -15191,12 +15853,12 @@
     <a:fontScheme name="Office">
       <a:majorFont>
         <a:latin typeface="Calibri"/>
-        <a:ea typeface=""/>
+        <a:ea typeface="黑体"/>
         <a:cs typeface=""/>
         <a:font script="Jpan" typeface="ＭＳ ゴシック"/>
         <a:font script="Hang" typeface="맑은 고딕"/>
-        <a:font script="Hans" typeface="宋体"/>
-        <a:font script="Hant" typeface="新細明體"/>
+        <a:font script="Hans" typeface="黑体"/>
+        <a:font script="Hant" typeface="黑体"/>
         <a:font script="Arab" typeface="Times New Roman"/>
         <a:font script="Hebr" typeface="Times New Roman"/>
         <a:font script="Thai" typeface="Angsana New"/>
@@ -15226,12 +15888,12 @@
       </a:majorFont>
       <a:minorFont>
         <a:latin typeface="Cambria"/>
-        <a:ea typeface=""/>
+        <a:ea typeface="黑体"/>
         <a:cs typeface=""/>
         <a:font script="Jpan" typeface="ＭＳ 明朝"/>
         <a:font script="Hang" typeface="맑은 고딕"/>
-        <a:font script="Hans" typeface="宋体"/>
-        <a:font script="Hant" typeface="新細明體"/>
+        <a:font script="Hans" typeface="黑体"/>
+        <a:font script="Hant" typeface="黑体"/>
         <a:font script="Arab" typeface="Arial"/>
         <a:font script="Hebr" typeface="Arial"/>
         <a:font script="Thai" typeface="Cordia New"/>

--- a/06-转换电路/03-电平转换/单向电平转换电路/单向电平转换电路.docx
+++ b/06-转换电路/03-电平转换/单向电平转换电路/单向电平转换电路.docx
@@ -2782,7 +2782,7 @@
           <w:color w:val="555555"/>
           <w:sz w:val="21"/>
         </w:rPr>
-        <w:t>材料收集者：杜文杰，WX手机：19519196569，QQ:3478827729</w:t>
+        <w:t>材料收集者：杜文杰，微信/手机：19519196569，QQ:3478827729</w:t>
       </w:r>
     </w:p>
     <w:sectPr>
